--- a/Contx - must Haves 100%.docx
+++ b/Contx - must Haves 100%.docx
@@ -1,149 +1,124 @@
 
 <file path=word/document.xml><?xml version="1.0" encoding="utf-8"?>
-<w:document xmlns:mc="http://schemas.openxmlformats.org/markup-compatibility/2006" xmlns:o="urn:schemas-microsoft-com:office:office" xmlns:r="http://schemas.openxmlformats.org/officeDocument/2006/relationships" xmlns:m="http://schemas.openxmlformats.org/officeDocument/2006/math" xmlns:v="urn:schemas-microsoft-com:vml" xmlns:wp="http://schemas.openxmlformats.org/drawingml/2006/wordprocessingDrawing" xmlns:w10="urn:schemas-microsoft-com:office:word" xmlns:w="http://schemas.openxmlformats.org/wordprocessingml/2006/main" xmlns:wne="http://schemas.microsoft.com/office/word/2006/wordml" xmlns:sl="http://schemas.openxmlformats.org/schemaLibrary/2006/main" xmlns:a="http://schemas.openxmlformats.org/drawingml/2006/main" xmlns:pic="http://schemas.openxmlformats.org/drawingml/2006/picture" xmlns:c="http://schemas.openxmlformats.org/drawingml/2006/chart" xmlns:lc="http://schemas.openxmlformats.org/drawingml/2006/lockedCanvas" xmlns:dgm="http://schemas.openxmlformats.org/drawingml/2006/diagram" xmlns:wps="http://schemas.microsoft.com/office/word/2010/wordprocessingShape" xmlns:wpg="http://schemas.microsoft.com/office/word/2010/wordprocessingGroup" xmlns:w14="http://schemas.microsoft.com/office/word/2010/wordml" xmlns:w15="http://schemas.microsoft.com/office/word/2012/wordml" xmlns:w16="http://schemas.microsoft.com/office/word/2018/wordml" xmlns:w16cex="http://schemas.microsoft.com/office/word/2018/wordml/cex" xmlns:w16cid="http://schemas.microsoft.com/office/word/2016/wordml/cid" xmlns="http://schemas.microsoft.com/office/tasks/2019/documenttasks" xmlns:cr="http://schemas.microsoft.com/office/comments/2020/reactions">
+<w:document xmlns:wpc="http://schemas.microsoft.com/office/word/2010/wordprocessingCanvas" xmlns:cx="http://schemas.microsoft.com/office/drawing/2014/chartex" xmlns:cx1="http://schemas.microsoft.com/office/drawing/2015/9/8/chartex" xmlns:cx2="http://schemas.microsoft.com/office/drawing/2015/10/21/chartex" xmlns:cx3="http://schemas.microsoft.com/office/drawing/2016/5/9/chartex" xmlns:cx4="http://schemas.microsoft.com/office/drawing/2016/5/10/chartex" xmlns:cx5="http://schemas.microsoft.com/office/drawing/2016/5/11/chartex" xmlns:cx6="http://schemas.microsoft.com/office/drawing/2016/5/12/chartex" xmlns:cx7="http://schemas.microsoft.com/office/drawing/2016/5/13/chartex" xmlns:cx8="http://schemas.microsoft.com/office/drawing/2016/5/14/chartex" xmlns:mc="http://schemas.openxmlformats.org/markup-compatibility/2006" xmlns:aink="http://schemas.microsoft.com/office/drawing/2016/ink" xmlns:am3d="http://schemas.microsoft.com/office/drawing/2017/model3d" xmlns:o="urn:schemas-microsoft-com:office:office" xmlns:r="http://schemas.openxmlformats.org/officeDocument/2006/relationships" xmlns:m="http://schemas.openxmlformats.org/officeDocument/2006/math" xmlns:v="urn:schemas-microsoft-com:vml" xmlns:wp14="http://schemas.microsoft.com/office/word/2010/wordprocessingDrawing" xmlns:wp="http://schemas.openxmlformats.org/drawingml/2006/wordprocessingDrawing" xmlns:w10="urn:schemas-microsoft-com:office:word" xmlns:w="http://schemas.openxmlformats.org/wordprocessingml/2006/main" xmlns:w14="http://schemas.microsoft.com/office/word/2010/wordml" xmlns:w15="http://schemas.microsoft.com/office/word/2012/wordml" xmlns:w16cid="http://schemas.microsoft.com/office/word/2016/wordml/cid" xmlns:w16se="http://schemas.microsoft.com/office/word/2015/wordml/symex" xmlns:wpg="http://schemas.microsoft.com/office/word/2010/wordprocessingGroup" xmlns:wpi="http://schemas.microsoft.com/office/word/2010/wordprocessingInk" xmlns:wne="http://schemas.microsoft.com/office/word/2006/wordml" xmlns:wps="http://schemas.microsoft.com/office/word/2010/wordprocessingShape" mc:Ignorable="w14 w15 w16se w16cid wp14">
   <w:body>
     <w:p>
       <w:pPr>
         <w:pStyle w:val="Heading1"/>
         <w:keepNext w:val="0"/>
         <w:keepLines w:val="0"/>
-        <w:spacing w:after="240" w:before="240" w:line="276" w:lineRule="auto"/>
+        <w:spacing w:before="240" w:after="240"/>
         <w:rPr>
           <w:sz w:val="50"/>
           <w:szCs w:val="50"/>
         </w:rPr>
       </w:pPr>
-      <w:r>
-        <w:rPr>
-          <w:b w:val="1"/>
-          <w:bCs w:val="1"/>
+      <w:proofErr w:type="spellStart"/>
+      <w:r>
+        <w:rPr>
+          <w:b/>
+          <w:bCs/>
           <w:sz w:val="50"/>
           <w:szCs w:val="50"/>
-          <w:rtl w:val="0"/>
-        </w:rPr>
-        <w:t xml:space="preserve">Cont/x</w:t>
-      </w:r>
-      <w:r>
-        <w:rPr>
-          <w:rtl w:val="0"/>
-        </w:rPr>
-      </w:r>
-    </w:p>
-    <w:p>
-      <w:pPr>
-        <w:spacing w:after="240" w:before="240" w:line="276" w:lineRule="auto"/>
-        <w:rPr/>
-      </w:pPr>
-      <w:bookmarkStart w:colFirst="0" w:colLast="0" w:name="_kzd6bhlxjvfv" w:id="0"/>
+        </w:rPr>
+        <w:t>Cont</w:t>
+      </w:r>
+      <w:proofErr w:type="spellEnd"/>
+      <w:r>
+        <w:rPr>
+          <w:b/>
+          <w:bCs/>
+          <w:sz w:val="50"/>
+          <w:szCs w:val="50"/>
+        </w:rPr>
+        <w:t>/x</w:t>
+      </w:r>
+    </w:p>
+    <w:p>
+      <w:pPr>
+        <w:spacing w:before="240" w:after="240"/>
+      </w:pPr>
+      <w:bookmarkStart w:id="0" w:name="_kzd6bhlxjvfv" w:colFirst="0" w:colLast="0"/>
       <w:bookmarkEnd w:id="0"/>
       <w:r>
-        <w:rPr>
-          <w:rtl w:val="0"/>
-        </w:rPr>
-        <w:t xml:space="preserve">A Low-Level Keyboard-Hook Lockdown and On-Device Compiler-Based Assessment Engine for Secure Programming Exams</w:t>
-      </w:r>
-      <w:r>
-        <w:rPr>
-          <w:rtl w:val="0"/>
-        </w:rPr>
-      </w:r>
-    </w:p>
-    <w:p>
-      <w:pPr>
-        <w:spacing w:after="240" w:before="240" w:line="276" w:lineRule="auto"/>
-        <w:rPr>
-          <w:b w:val="1"/>
-          <w:bCs w:val="1"/>
-        </w:rPr>
-      </w:pPr>
-      <w:r>
-        <w:rPr>
-          <w:b w:val="1"/>
-          <w:bCs w:val="1"/>
-          <w:rtl w:val="0"/>
-        </w:rPr>
-        <w:t xml:space="preserve">Proponents:</w:t>
-      </w:r>
-    </w:p>
-    <w:p>
-      <w:pPr>
-        <w:spacing w:before="240" w:line="276" w:lineRule="auto"/>
+        <w:t>A Low-Level Keyboard-Hook Lockdown and On-Device Compiler-Based Assessment Engine for Secure Programming Exams</w:t>
+      </w:r>
+    </w:p>
+    <w:p>
+      <w:pPr>
+        <w:spacing w:before="240" w:after="240"/>
+        <w:rPr>
+          <w:b/>
+          <w:bCs/>
+        </w:rPr>
+      </w:pPr>
+      <w:r>
+        <w:rPr>
+          <w:b/>
+          <w:bCs/>
+        </w:rPr>
+        <w:t>Proponents:</w:t>
+      </w:r>
+    </w:p>
+    <w:p>
+      <w:pPr>
+        <w:spacing w:before="240"/>
         <w:ind w:left="1080" w:hanging="360"/>
-        <w:rPr/>
-      </w:pPr>
-      <w:r>
-        <w:rPr>
-          <w:rtl w:val="0"/>
-        </w:rPr>
-        <w:t xml:space="preserve">●</w:t>
+      </w:pPr>
+      <w:r>
+        <w:t>●</w:t>
       </w:r>
       <w:r>
         <w:rPr>
           <w:sz w:val="14"/>
           <w:szCs w:val="14"/>
-          <w:rtl w:val="0"/>
         </w:rPr>
         <w:t xml:space="preserve">        </w:t>
       </w:r>
-      <w:r>
-        <w:rPr>
-          <w:rtl w:val="0"/>
-        </w:rPr>
-        <w:t xml:space="preserve">Aratia, Brian Joseph B.</w:t>
-      </w:r>
-    </w:p>
-    <w:p>
-      <w:pPr>
-        <w:spacing w:line="276" w:lineRule="auto"/>
+      <w:proofErr w:type="spellStart"/>
+      <w:r>
+        <w:t>Aratia</w:t>
+      </w:r>
+      <w:proofErr w:type="spellEnd"/>
+      <w:r>
+        <w:t>, Brian Joseph B.</w:t>
+      </w:r>
+    </w:p>
+    <w:p>
+      <w:pPr>
         <w:ind w:left="1080" w:hanging="360"/>
-        <w:rPr/>
-      </w:pPr>
-      <w:r>
-        <w:rPr>
-          <w:rtl w:val="0"/>
-        </w:rPr>
-        <w:t xml:space="preserve">●</w:t>
+      </w:pPr>
+      <w:r>
+        <w:t>●</w:t>
       </w:r>
       <w:r>
         <w:rPr>
           <w:sz w:val="14"/>
           <w:szCs w:val="14"/>
-          <w:rtl w:val="0"/>
         </w:rPr>
         <w:t xml:space="preserve">        </w:t>
       </w:r>
       <w:r>
-        <w:rPr>
-          <w:rtl w:val="0"/>
-        </w:rPr>
-        <w:t xml:space="preserve">Avelino, Robert Emmanuel C.</w:t>
-      </w:r>
-    </w:p>
-    <w:p>
-      <w:pPr>
-        <w:spacing w:after="240" w:line="276" w:lineRule="auto"/>
+        <w:t>Avelino, Robert Emmanuel C.</w:t>
+      </w:r>
+    </w:p>
+    <w:p>
+      <w:pPr>
+        <w:spacing w:after="240"/>
         <w:ind w:left="1080" w:hanging="360"/>
-        <w:rPr/>
-      </w:pPr>
-      <w:r>
-        <w:rPr>
-          <w:rtl w:val="0"/>
-        </w:rPr>
-        <w:t xml:space="preserve">●</w:t>
+      </w:pPr>
+      <w:r>
+        <w:t>●</w:t>
       </w:r>
       <w:r>
         <w:rPr>
           <w:sz w:val="14"/>
           <w:szCs w:val="14"/>
-          <w:rtl w:val="0"/>
         </w:rPr>
         <w:t xml:space="preserve">        </w:t>
       </w:r>
       <w:r>
-        <w:rPr>
-          <w:rtl w:val="0"/>
-        </w:rPr>
-        <w:t xml:space="preserve">Perez, Mel Stephen A.</w:t>
+        <w:t>Perez, Mel Stephen A.</w:t>
       </w:r>
     </w:p>
     <w:p>
@@ -151,95 +126,100 @@
         <w:pStyle w:val="Heading1"/>
         <w:keepNext w:val="0"/>
         <w:keepLines w:val="0"/>
-        <w:spacing w:after="240" w:before="240" w:line="276" w:lineRule="auto"/>
-        <w:rPr>
-          <w:b w:val="1"/>
-          <w:bCs w:val="1"/>
+        <w:spacing w:before="240" w:after="240"/>
+        <w:rPr>
+          <w:b/>
+          <w:bCs/>
           <w:sz w:val="46"/>
           <w:szCs w:val="46"/>
         </w:rPr>
       </w:pPr>
-      <w:bookmarkStart w:colFirst="0" w:colLast="0" w:name="_b643hm1mdlgm" w:id="1"/>
+      <w:bookmarkStart w:id="1" w:name="_b643hm1mdlgm" w:colFirst="0" w:colLast="0"/>
       <w:bookmarkEnd w:id="1"/>
       <w:r>
         <w:rPr>
-          <w:b w:val="1"/>
-          <w:bCs w:val="1"/>
+          <w:b/>
+          <w:bCs/>
           <w:sz w:val="46"/>
           <w:szCs w:val="46"/>
-          <w:rtl w:val="0"/>
-        </w:rPr>
-        <w:t xml:space="preserve">MUST-HAVES</w:t>
-      </w:r>
-    </w:p>
-    <w:p>
-      <w:pPr>
-        <w:spacing w:line="276" w:lineRule="auto"/>
-        <w:rPr>
-          <w:b w:val="1"/>
-          <w:bCs w:val="1"/>
+        </w:rPr>
+        <w:t>MUST-HAVES</w:t>
+      </w:r>
+    </w:p>
+    <w:p>
+      <w:pPr>
+        <w:rPr>
+          <w:b/>
+          <w:bCs/>
           <w:sz w:val="24"/>
           <w:szCs w:val="24"/>
         </w:rPr>
       </w:pPr>
       <w:r>
         <w:rPr>
-          <w:b w:val="1"/>
-          <w:bCs w:val="1"/>
+          <w:b/>
+          <w:bCs/>
           <w:sz w:val="24"/>
           <w:szCs w:val="24"/>
-          <w:rtl w:val="0"/>
-        </w:rPr>
-        <w:t xml:space="preserve">Software Application (Students)</w:t>
-      </w:r>
-    </w:p>
-    <w:p>
-      <w:pPr>
-        <w:spacing w:after="240" w:before="240" w:line="276" w:lineRule="auto"/>
-        <w:jc w:val="both"/>
-        <w:rPr>
-          <w:b w:val="1"/>
-          <w:bCs w:val="1"/>
-        </w:rPr>
-      </w:pPr>
-      <w:r>
-        <w:rPr>
-          <w:b w:val="1"/>
-          <w:bCs w:val="1"/>
-          <w:rtl w:val="0"/>
-        </w:rPr>
-        <w:t xml:space="preserve">1. System-Wide Exam Lockdown (Windows API Level)</w:t>
-      </w:r>
-      <w:r>
-        <w:rPr>
-          <w:rtl w:val="0"/>
-        </w:rPr>
-      </w:r>
-    </w:p>
-    <w:p>
-      <w:pPr>
-        <w:spacing w:after="240" w:before="240" w:line="276" w:lineRule="auto"/>
-        <w:jc w:val="both"/>
-        <w:rPr/>
-      </w:pPr>
-      <w:r>
-        <w:rPr>
-          <w:rtl w:val="0"/>
-        </w:rPr>
-        <w:t xml:space="preserve">When referring to OS-level lockdown in this project, the term describes system-wide input interception using low-level Windows API hooks, not kernel-driver programming. Specifically, the application uses SetWindowsHookEx with the WH_KEYBOARD_LL flag to intercept all keyboard input at the Windows message pipeline before any other application or shell component can act on it. This is the same technical approach used by commercial exam security browsers. It is implemented in userspace (Ring 3) and requires no kernel driver.</w:t>
-      </w:r>
-    </w:p>
-    <w:p>
-      <w:pPr>
-        <w:spacing w:after="240" w:before="240" w:line="276" w:lineRule="auto"/>
-        <w:jc w:val="both"/>
-        <w:rPr/>
-      </w:pPr>
-      <w:r>
-        <w:rPr>
-          <w:rtl w:val="0"/>
-        </w:rPr>
-        <w:t xml:space="preserve">What this lockdown covers:</w:t>
+        </w:rPr>
+        <w:t>Software Application (Students)</w:t>
+      </w:r>
+    </w:p>
+    <w:p>
+      <w:pPr>
+        <w:spacing w:before="240" w:after="240"/>
+        <w:jc w:val="both"/>
+        <w:rPr>
+          <w:b/>
+          <w:bCs/>
+        </w:rPr>
+      </w:pPr>
+      <w:r>
+        <w:rPr>
+          <w:b/>
+          <w:bCs/>
+        </w:rPr>
+        <w:t>1. System-Wide Exam Lockdown (Windows API Level)</w:t>
+      </w:r>
+    </w:p>
+    <w:p>
+      <w:pPr>
+        <w:spacing w:before="240" w:after="240"/>
+        <w:jc w:val="both"/>
+      </w:pPr>
+      <w:r>
+        <w:t>When referring to OS-level lockdown in this project, the term describes system-wide input interception using low-level Windows API hooks, not kernel-driver programming. Specif</w:t>
+      </w:r>
+      <w:r>
+        <w:t xml:space="preserve">ically, the application uses </w:t>
+      </w:r>
+      <w:proofErr w:type="spellStart"/>
+      <w:r>
+        <w:t>SetWindowsHookEx</w:t>
+      </w:r>
+      <w:proofErr w:type="spellEnd"/>
+      <w:r>
+        <w:t xml:space="preserve"> with the WH_KEYBOARD_LL flag to intercept all keyboard input at the Windows message pipeline before any other application or shell component can act on it. This is the same technical approach used by commercial</w:t>
+      </w:r>
+      <w:r>
+        <w:t xml:space="preserve"> exam security browsers. It is implemented in </w:t>
+      </w:r>
+      <w:proofErr w:type="spellStart"/>
+      <w:r>
+        <w:t>userspace</w:t>
+      </w:r>
+      <w:proofErr w:type="spellEnd"/>
+      <w:r>
+        <w:t xml:space="preserve"> (Ring 3) and requires no kernel driver.</w:t>
+      </w:r>
+    </w:p>
+    <w:p>
+      <w:pPr>
+        <w:spacing w:before="240" w:after="240"/>
+        <w:jc w:val="both"/>
+      </w:pPr>
+      <w:r>
+        <w:t>What this lockdown covers:</w:t>
       </w:r>
     </w:p>
     <w:p>
@@ -248,16 +228,11 @@
           <w:ilvl w:val="0"/>
           <w:numId w:val="5"/>
         </w:numPr>
-        <w:spacing w:before="240" w:line="276" w:lineRule="auto"/>
-        <w:ind w:left="720" w:hanging="360"/>
-        <w:jc w:val="both"/>
-        <w:rPr/>
-      </w:pPr>
-      <w:r>
-        <w:rPr>
-          <w:rtl w:val="0"/>
-        </w:rPr>
-        <w:t xml:space="preserve">When the teacher starts an exam, lockdown activates simultaneously across all connected student machines.</w:t>
+        <w:spacing w:before="240"/>
+        <w:jc w:val="both"/>
+      </w:pPr>
+      <w:r>
+        <w:t>When the teacher starts an exam, lockdown activates simultaneously across all connected student machines.</w:t>
       </w:r>
     </w:p>
     <w:p>
@@ -266,16 +241,13 @@
           <w:ilvl w:val="0"/>
           <w:numId w:val="5"/>
         </w:numPr>
-        <w:spacing w:line="276" w:lineRule="auto"/>
-        <w:ind w:left="720" w:hanging="360"/>
-        <w:jc w:val="both"/>
-        <w:rPr/>
-      </w:pPr>
-      <w:r>
-        <w:rPr>
-          <w:rtl w:val="0"/>
-        </w:rPr>
-        <w:t xml:space="preserve">The following are intercepted and suppressed via low-level keyboard hooks: </w:t>
+        <w:jc w:val="both"/>
+      </w:pPr>
+      <w:r>
+        <w:t>The following are intercept</w:t>
+      </w:r>
+      <w:r>
+        <w:t xml:space="preserve">ed and suppressed via low-level keyboard hooks: </w:t>
       </w:r>
     </w:p>
     <w:p>
@@ -284,16 +256,15 @@
           <w:ilvl w:val="1"/>
           <w:numId w:val="5"/>
         </w:numPr>
-        <w:spacing w:line="276" w:lineRule="auto"/>
-        <w:ind w:left="1440" w:hanging="360"/>
-        <w:jc w:val="both"/>
-        <w:rPr/>
-      </w:pPr>
-      <w:r>
-        <w:rPr>
-          <w:rtl w:val="0"/>
-        </w:rPr>
-        <w:t xml:space="preserve">Alt+Tab and all application-switching shortcuts</w:t>
+        <w:jc w:val="both"/>
+      </w:pPr>
+      <w:proofErr w:type="spellStart"/>
+      <w:r>
+        <w:t>Alt+Tab</w:t>
+      </w:r>
+      <w:proofErr w:type="spellEnd"/>
+      <w:r>
+        <w:t xml:space="preserve"> and all application-switching shortcuts</w:t>
       </w:r>
     </w:p>
     <w:p>
@@ -302,16 +273,10 @@
           <w:ilvl w:val="1"/>
           <w:numId w:val="5"/>
         </w:numPr>
-        <w:spacing w:line="276" w:lineRule="auto"/>
-        <w:ind w:left="1440" w:hanging="360"/>
-        <w:jc w:val="both"/>
-        <w:rPr/>
-      </w:pPr>
-      <w:r>
-        <w:rPr>
-          <w:rtl w:val="0"/>
-        </w:rPr>
-        <w:t xml:space="preserve">The Windows key and Start menu</w:t>
+        <w:jc w:val="both"/>
+      </w:pPr>
+      <w:r>
+        <w:t>The Windows key and Start menu</w:t>
       </w:r>
     </w:p>
     <w:p>
@@ -320,16 +285,26 @@
           <w:ilvl w:val="1"/>
           <w:numId w:val="5"/>
         </w:numPr>
-        <w:spacing w:line="276" w:lineRule="auto"/>
-        <w:ind w:left="1440" w:hanging="360"/>
-        <w:jc w:val="both"/>
-        <w:rPr/>
-      </w:pPr>
-      <w:r>
-        <w:rPr>
-          <w:rtl w:val="0"/>
-        </w:rPr>
-        <w:t xml:space="preserve">Task Manager (Ctrl+Shift+Esc and Ctrl+Alt+Del handling)</w:t>
+        <w:jc w:val="both"/>
+      </w:pPr>
+      <w:r>
+        <w:t>Task Manager (</w:t>
+      </w:r>
+      <w:proofErr w:type="spellStart"/>
+      <w:r>
+        <w:t>Ctrl+Shift+Esc</w:t>
+      </w:r>
+      <w:proofErr w:type="spellEnd"/>
+      <w:r>
+        <w:t xml:space="preserve"> and </w:t>
+      </w:r>
+      <w:proofErr w:type="spellStart"/>
+      <w:r>
+        <w:t>Ctrl+Alt+Del</w:t>
+      </w:r>
+      <w:proofErr w:type="spellEnd"/>
+      <w:r>
+        <w:t xml:space="preserve"> handling)</w:t>
       </w:r>
     </w:p>
     <w:p>
@@ -338,16 +313,34 @@
           <w:ilvl w:val="1"/>
           <w:numId w:val="5"/>
         </w:numPr>
-        <w:spacing w:line="276" w:lineRule="auto"/>
-        <w:ind w:left="1440" w:hanging="360"/>
-        <w:jc w:val="both"/>
-        <w:rPr/>
-      </w:pPr>
-      <w:r>
-        <w:rPr>
-          <w:rtl w:val="0"/>
-        </w:rPr>
-        <w:t xml:space="preserve">Copy-paste shortcuts (Ctrl+C, Ctrl+V, Ctrl+X)</w:t>
+        <w:jc w:val="both"/>
+      </w:pPr>
+      <w:r>
+        <w:t>Copy-paste shortcuts (</w:t>
+      </w:r>
+      <w:proofErr w:type="spellStart"/>
+      <w:r>
+        <w:t>Ctrl+C</w:t>
+      </w:r>
+      <w:proofErr w:type="spellEnd"/>
+      <w:r>
+        <w:t xml:space="preserve">, </w:t>
+      </w:r>
+      <w:proofErr w:type="spellStart"/>
+      <w:r>
+        <w:t>Ctrl+V</w:t>
+      </w:r>
+      <w:proofErr w:type="spellEnd"/>
+      <w:r>
+        <w:t xml:space="preserve">, </w:t>
+      </w:r>
+      <w:proofErr w:type="spellStart"/>
+      <w:r>
+        <w:t>Ctrl+X</w:t>
+      </w:r>
+      <w:proofErr w:type="spellEnd"/>
+      <w:r>
+        <w:t>)</w:t>
       </w:r>
     </w:p>
     <w:p>
@@ -356,16 +349,29 @@
           <w:ilvl w:val="1"/>
           <w:numId w:val="5"/>
         </w:numPr>
-        <w:spacing w:line="276" w:lineRule="auto"/>
-        <w:ind w:left="1440" w:hanging="360"/>
-        <w:jc w:val="both"/>
-        <w:rPr/>
-      </w:pPr>
-      <w:r>
-        <w:rPr>
-          <w:rtl w:val="0"/>
-        </w:rPr>
-        <w:t xml:space="preserve">Screenshot tools (PrintScreen, Win+Shift+S)</w:t>
+        <w:jc w:val="both"/>
+      </w:pPr>
+      <w:r>
+        <w:t>Screenshot tools (</w:t>
+      </w:r>
+      <w:proofErr w:type="spellStart"/>
+      <w:r>
+        <w:t>PrintScr</w:t>
+      </w:r>
+      <w:r>
+        <w:t>een</w:t>
+      </w:r>
+      <w:proofErr w:type="spellEnd"/>
+      <w:r>
+        <w:t xml:space="preserve">, </w:t>
+      </w:r>
+      <w:proofErr w:type="spellStart"/>
+      <w:r>
+        <w:t>Win+Shift+S</w:t>
+      </w:r>
+      <w:proofErr w:type="spellEnd"/>
+      <w:r>
+        <w:t>)</w:t>
       </w:r>
     </w:p>
     <w:p>
@@ -374,17 +380,24 @@
           <w:ilvl w:val="0"/>
           <w:numId w:val="5"/>
         </w:numPr>
-        <w:spacing w:line="276" w:lineRule="auto"/>
-        <w:ind w:left="720" w:hanging="360"/>
-        <w:jc w:val="both"/>
-        <w:rPr/>
-      </w:pPr>
-      <w:r>
-        <w:rPr>
-          <w:rtl w:val="0"/>
-        </w:rPr>
-        <w:t xml:space="preserve">A fullscreen, always-on-top kiosk window captures focus so no background application can receive input .</w:t>
-      </w:r>
+        <w:jc w:val="both"/>
+      </w:pPr>
+      <w:r>
+        <w:t xml:space="preserve">A </w:t>
+      </w:r>
+      <w:proofErr w:type="spellStart"/>
+      <w:r>
+        <w:t>fullscreen</w:t>
+      </w:r>
+      <w:proofErr w:type="spellEnd"/>
+      <w:r>
+        <w:t xml:space="preserve">, always-on-top kiosk window captures focus so no background application can receive </w:t>
+      </w:r>
+      <w:proofErr w:type="gramStart"/>
+      <w:r>
+        <w:t>input .</w:t>
+      </w:r>
+      <w:proofErr w:type="gramEnd"/>
     </w:p>
     <w:p>
       <w:pPr>
@@ -392,16 +405,10 @@
           <w:ilvl w:val="0"/>
           <w:numId w:val="5"/>
         </w:numPr>
-        <w:spacing w:line="276" w:lineRule="auto"/>
-        <w:ind w:left="720" w:hanging="360"/>
-        <w:jc w:val="both"/>
-        <w:rPr/>
-      </w:pPr>
-      <w:r>
-        <w:rPr>
-          <w:rtl w:val="0"/>
-        </w:rPr>
-        <w:t xml:space="preserve">Active process monitoring detects and flags any attempt to open disallowed applications</w:t>
+        <w:jc w:val="both"/>
+      </w:pPr>
+      <w:r>
+        <w:t>Active process monitoring detects and flags any attempt to open disallowed applications</w:t>
       </w:r>
     </w:p>
     <w:p>
@@ -410,16 +417,10 @@
           <w:ilvl w:val="0"/>
           <w:numId w:val="5"/>
         </w:numPr>
-        <w:spacing w:line="276" w:lineRule="auto"/>
-        <w:ind w:left="720" w:hanging="360"/>
-        <w:jc w:val="both"/>
-        <w:rPr/>
-      </w:pPr>
-      <w:r>
-        <w:rPr>
-          <w:rtl w:val="0"/>
-        </w:rPr>
-        <w:t xml:space="preserve">Any bypass attempt is silently logged with a timestamp and flagged immediately on the teacher dashboard.</w:t>
+        <w:jc w:val="both"/>
+      </w:pPr>
+      <w:r>
+        <w:t>Any bypass attempt is silently logged with a timestamp and flagged immediately on the teacher dashboard.</w:t>
       </w:r>
     </w:p>
     <w:p>
@@ -428,15 +429,9 @@
           <w:ilvl w:val="0"/>
           <w:numId w:val="9"/>
         </w:numPr>
-        <w:spacing w:line="276" w:lineRule="auto"/>
-        <w:ind w:left="720" w:hanging="360"/>
-        <w:rPr/>
-      </w:pPr>
-      <w:r>
-        <w:rPr>
-          <w:rtl w:val="0"/>
-        </w:rPr>
-        <w:t xml:space="preserve">The system records and monitors student keystroke activity during the examination session for audit and behavioral review.</w:t>
+      </w:pPr>
+      <w:r>
+        <w:t>The system records and monitors student keystroke activity during the examination session for audit and behavioral review.</w:t>
       </w:r>
     </w:p>
     <w:p>
@@ -445,15 +440,12 @@
           <w:ilvl w:val="0"/>
           <w:numId w:val="9"/>
         </w:numPr>
-        <w:spacing w:line="276" w:lineRule="auto"/>
-        <w:ind w:left="720" w:hanging="360"/>
-        <w:rPr/>
-      </w:pPr>
-      <w:r>
-        <w:rPr>
-          <w:rtl w:val="0"/>
-        </w:rPr>
-        <w:t xml:space="preserve">Keystroke logs are timestamped and associated with specific question interactions.</w:t>
+      </w:pPr>
+      <w:r>
+        <w:t>Keystroke logs are timestamp</w:t>
+      </w:r>
+      <w:r>
+        <w:t>ed and associated with specific question interactions.</w:t>
       </w:r>
     </w:p>
     <w:p>
@@ -462,15 +454,18 @@
           <w:ilvl w:val="0"/>
           <w:numId w:val="9"/>
         </w:numPr>
-        <w:spacing w:line="276" w:lineRule="auto"/>
-        <w:ind w:left="720" w:hanging="360"/>
-        <w:rPr/>
-      </w:pPr>
-      <w:r>
-        <w:rPr>
-          <w:rtl w:val="0"/>
-        </w:rPr>
-        <w:t xml:space="preserve">Keystroke monitoring applies only during an exam session inside the CodeLit application and is used for academic integrity investigation and incident reporting.</w:t>
+      </w:pPr>
+      <w:r>
+        <w:lastRenderedPageBreak/>
+        <w:t xml:space="preserve">Keystroke monitoring applies only during an exam session inside the </w:t>
+      </w:r>
+      <w:proofErr w:type="spellStart"/>
+      <w:r>
+        <w:t>CodeLit</w:t>
+      </w:r>
+      <w:proofErr w:type="spellEnd"/>
+      <w:r>
+        <w:t xml:space="preserve"> application and is used for academic integrity investigation and incident reporting.</w:t>
       </w:r>
     </w:p>
     <w:p>
@@ -479,16 +474,13 @@
           <w:ilvl w:val="0"/>
           <w:numId w:val="5"/>
         </w:numPr>
-        <w:spacing w:line="276" w:lineRule="auto"/>
-        <w:ind w:left="720" w:hanging="360"/>
-        <w:jc w:val="both"/>
-        <w:rPr/>
-      </w:pPr>
-      <w:r>
-        <w:rPr>
-          <w:rtl w:val="0"/>
-        </w:rPr>
-        <w:t xml:space="preserve">Lockdown is lifted when the teacher explicitly ends the exam session or code exit.</w:t>
+        <w:jc w:val="both"/>
+      </w:pPr>
+      <w:r>
+        <w:t>Lockdown is lifted when the teacher expl</w:t>
+      </w:r>
+      <w:r>
+        <w:t>icitly ends the exam session or code exit.</w:t>
       </w:r>
     </w:p>
     <w:p>
@@ -497,55 +489,52 @@
           <w:ilvl w:val="0"/>
           <w:numId w:val="5"/>
         </w:numPr>
-        <w:spacing w:after="240" w:line="276" w:lineRule="auto"/>
-        <w:ind w:left="720" w:hanging="360"/>
-        <w:jc w:val="both"/>
-        <w:rPr/>
-      </w:pPr>
-      <w:r>
-        <w:rPr>
-          <w:rtl w:val="0"/>
-        </w:rPr>
-        <w:t xml:space="preserve">Upon launching the application, the system automatically closes all non-essential applications and mutes system audio before the student can access any exam, activity, or assignment.</w:t>
-      </w:r>
-    </w:p>
-    <w:p>
-      <w:pPr>
-        <w:spacing w:after="240" w:before="240" w:line="276" w:lineRule="auto"/>
-        <w:jc w:val="both"/>
-        <w:rPr>
-          <w:b w:val="1"/>
-          <w:bCs w:val="1"/>
-        </w:rPr>
-      </w:pPr>
-      <w:r>
-        <w:rPr>
-          <w:b w:val="1"/>
-          <w:bCs w:val="1"/>
-          <w:rtl w:val="0"/>
-        </w:rPr>
-        <w:t xml:space="preserve">2</w:t>
-      </w:r>
-      <w:r>
-        <w:rPr>
-          <w:b w:val="1"/>
-          <w:bCs w:val="1"/>
-          <w:rtl w:val="0"/>
-        </w:rPr>
-        <w:t xml:space="preserve">. Local Code Compiler and Automated Assessment Engine </w:t>
-      </w:r>
-    </w:p>
-    <w:p>
-      <w:pPr>
-        <w:spacing w:after="240" w:before="240" w:line="276" w:lineRule="auto"/>
-        <w:jc w:val="both"/>
-        <w:rPr/>
-      </w:pPr>
-      <w:r>
-        <w:rPr>
-          <w:rtl w:val="0"/>
-        </w:rPr>
-        <w:t xml:space="preserve">The platform runs its own code execution engine locally. No external grading API or internet connection is involved.</w:t>
+        <w:spacing w:after="240"/>
+        <w:jc w:val="both"/>
+      </w:pPr>
+      <w:r>
+        <w:t xml:space="preserve">Upon launching the application, the system automatically closes all non-essential applications and </w:t>
+      </w:r>
+      <w:proofErr w:type="gramStart"/>
+      <w:r>
+        <w:t>mutes</w:t>
+      </w:r>
+      <w:proofErr w:type="gramEnd"/>
+      <w:r>
+        <w:t xml:space="preserve"> system audio before the student can access any exam, activity, or assignment.</w:t>
+      </w:r>
+    </w:p>
+    <w:p>
+      <w:pPr>
+        <w:spacing w:before="240" w:after="240"/>
+        <w:jc w:val="both"/>
+        <w:rPr>
+          <w:b/>
+          <w:bCs/>
+        </w:rPr>
+      </w:pPr>
+      <w:r>
+        <w:rPr>
+          <w:b/>
+          <w:bCs/>
+        </w:rPr>
+        <w:t>2. Local Code Compiler and Aut</w:t>
+      </w:r>
+      <w:r>
+        <w:rPr>
+          <w:b/>
+          <w:bCs/>
+        </w:rPr>
+        <w:t xml:space="preserve">omated Assessment Engine </w:t>
+      </w:r>
+    </w:p>
+    <w:p>
+      <w:pPr>
+        <w:spacing w:before="240" w:after="240"/>
+        <w:jc w:val="both"/>
+      </w:pPr>
+      <w:r>
+        <w:t>The platform runs its own code execution engine locally. No external grading API or internet connection is involved.</w:t>
       </w:r>
     </w:p>
     <w:p>
@@ -554,16 +543,11 @@
           <w:ilvl w:val="0"/>
           <w:numId w:val="8"/>
         </w:numPr>
-        <w:spacing w:before="240" w:line="276" w:lineRule="auto"/>
-        <w:ind w:left="720" w:hanging="360"/>
-        <w:jc w:val="both"/>
-        <w:rPr/>
-      </w:pPr>
-      <w:r>
-        <w:rPr>
-          <w:rtl w:val="0"/>
-        </w:rPr>
-        <w:t xml:space="preserve">Supports C using compiler and runtime tools pre-installed on the host machine (GCC for C).</w:t>
+        <w:spacing w:before="240"/>
+        <w:jc w:val="both"/>
+      </w:pPr>
+      <w:r>
+        <w:t>Supports C using compiler and runtime tools pre-installed on the host machine (GCC for C).</w:t>
       </w:r>
     </w:p>
     <w:p>
@@ -572,16 +556,13 @@
           <w:ilvl w:val="0"/>
           <w:numId w:val="8"/>
         </w:numPr>
-        <w:spacing w:line="276" w:lineRule="auto"/>
-        <w:ind w:left="720" w:hanging="360"/>
-        <w:jc w:val="both"/>
-        <w:rPr/>
-      </w:pPr>
-      <w:r>
-        <w:rPr>
-          <w:rtl w:val="0"/>
-        </w:rPr>
-        <w:t xml:space="preserve">Students may check their code against the assessment engine before final submission.</w:t>
+        <w:jc w:val="both"/>
+      </w:pPr>
+      <w:r>
+        <w:t>Students may check the</w:t>
+      </w:r>
+      <w:r>
+        <w:t>ir code against the assessment engine before final submission.</w:t>
       </w:r>
     </w:p>
     <w:p>
@@ -590,15 +571,9 @@
           <w:ilvl w:val="0"/>
           <w:numId w:val="8"/>
         </w:numPr>
-        <w:spacing w:line="276" w:lineRule="auto"/>
-        <w:ind w:left="720" w:hanging="360"/>
-        <w:jc w:val="both"/>
-        <w:rPr/>
-      </w:pPr>
-      <w:r>
-        <w:rPr>
-          <w:rtl w:val="0"/>
-        </w:rPr>
+        <w:jc w:val="both"/>
+      </w:pPr>
+      <w:r>
         <w:t xml:space="preserve">Each code check attempt incurs a teacher-configurable point deduction to discourage excessive trial-and-error submissions and encourage problem-solving before verification. </w:t>
       </w:r>
     </w:p>
@@ -608,16 +583,13 @@
           <w:ilvl w:val="0"/>
           <w:numId w:val="8"/>
         </w:numPr>
-        <w:spacing w:line="276" w:lineRule="auto"/>
-        <w:ind w:left="720" w:hanging="360"/>
-        <w:jc w:val="both"/>
-        <w:rPr/>
-      </w:pPr>
-      <w:r>
-        <w:rPr>
-          <w:rtl w:val="0"/>
-        </w:rPr>
-        <w:t xml:space="preserve">The system records the number of code check attempts made by each student during the examination. </w:t>
+        <w:jc w:val="both"/>
+      </w:pPr>
+      <w:r>
+        <w:t xml:space="preserve">The system records </w:t>
+      </w:r>
+      <w:r>
+        <w:t xml:space="preserve">the number of code check attempts made by each student during the examination. </w:t>
       </w:r>
     </w:p>
     <w:p>
@@ -626,15 +598,9 @@
           <w:ilvl w:val="0"/>
           <w:numId w:val="8"/>
         </w:numPr>
-        <w:spacing w:line="276" w:lineRule="auto"/>
-        <w:ind w:left="720" w:hanging="360"/>
-        <w:jc w:val="both"/>
-        <w:rPr/>
-      </w:pPr>
-      <w:r>
-        <w:rPr>
-          <w:rtl w:val="0"/>
-        </w:rPr>
+        <w:jc w:val="both"/>
+      </w:pPr>
+      <w:r>
         <w:t xml:space="preserve">Final scores for coding questions are automatically adjusted based on the configured deduction rules and the student's total number of code check attempts. </w:t>
       </w:r>
     </w:p>
@@ -644,16 +610,10 @@
           <w:ilvl w:val="0"/>
           <w:numId w:val="8"/>
         </w:numPr>
-        <w:spacing w:line="276" w:lineRule="auto"/>
-        <w:ind w:left="720" w:hanging="360"/>
-        <w:jc w:val="both"/>
-        <w:rPr/>
-      </w:pPr>
-      <w:r>
-        <w:rPr>
-          <w:rtl w:val="0"/>
-        </w:rPr>
-        <w:t xml:space="preserve">On submission, the engine compiles the student's code, runs it against hidden teacher-defined test cases, compares output, and returns a pass/fail result with partial credit scoring.</w:t>
+        <w:jc w:val="both"/>
+      </w:pPr>
+      <w:r>
+        <w:t>On submission, the engine compiles the student's code, runs it against hidden teacher-defined test cases, compares output, and returns a pass/fail result with partial credit scoring.</w:t>
       </w:r>
     </w:p>
     <w:p>
@@ -662,16 +622,13 @@
           <w:ilvl w:val="0"/>
           <w:numId w:val="8"/>
         </w:numPr>
-        <w:spacing w:line="276" w:lineRule="auto"/>
-        <w:ind w:left="720" w:hanging="360"/>
-        <w:jc w:val="both"/>
-        <w:rPr/>
-      </w:pPr>
-      <w:r>
-        <w:rPr>
-          <w:rtl w:val="0"/>
-        </w:rPr>
-        <w:t xml:space="preserve">Each execution runs in process isolation with a configurable time limit and automatic temporary file cleanup.</w:t>
+        <w:jc w:val="both"/>
+      </w:pPr>
+      <w:r>
+        <w:t>Each execution runs in process isolation with a configurable time limit a</w:t>
+      </w:r>
+      <w:r>
+        <w:t>nd automatic temporary file cleanup.</w:t>
       </w:r>
     </w:p>
     <w:p>
@@ -680,34 +637,27 @@
           <w:ilvl w:val="0"/>
           <w:numId w:val="8"/>
         </w:numPr>
-        <w:spacing w:line="276" w:lineRule="auto"/>
-        <w:ind w:left="720" w:hanging="360"/>
-        <w:jc w:val="both"/>
-        <w:rPr/>
-      </w:pPr>
-      <w:r>
-        <w:rPr>
-          <w:rtl w:val="0"/>
-        </w:rPr>
-        <w:t xml:space="preserve">One student's submission cannot affect another's execution environment.</w:t>
-      </w:r>
-    </w:p>
-    <w:p>
-      <w:pPr>
-        <w:spacing w:after="240" w:before="240" w:line="276" w:lineRule="auto"/>
-        <w:jc w:val="both"/>
-        <w:rPr>
-          <w:b w:val="1"/>
-          <w:bCs w:val="1"/>
-        </w:rPr>
-      </w:pPr>
-      <w:r>
-        <w:rPr>
-          <w:b w:val="1"/>
-          <w:bCs w:val="1"/>
-          <w:rtl w:val="0"/>
-        </w:rPr>
-        <w:t xml:space="preserve">3. In-App Code Editor for Students</w:t>
+        <w:jc w:val="both"/>
+      </w:pPr>
+      <w:r>
+        <w:t>One student's submission cannot affect another's execution environment.</w:t>
+      </w:r>
+    </w:p>
+    <w:p>
+      <w:pPr>
+        <w:spacing w:before="240" w:after="240"/>
+        <w:jc w:val="both"/>
+        <w:rPr>
+          <w:b/>
+          <w:bCs/>
+        </w:rPr>
+      </w:pPr>
+      <w:r>
+        <w:rPr>
+          <w:b/>
+          <w:bCs/>
+        </w:rPr>
+        <w:t>3. In-App Code Editor for Students</w:t>
       </w:r>
     </w:p>
     <w:p>
@@ -716,16 +666,14 @@
           <w:ilvl w:val="0"/>
           <w:numId w:val="12"/>
         </w:numPr>
-        <w:spacing w:before="240" w:line="276" w:lineRule="auto"/>
-        <w:ind w:left="720" w:hanging="360"/>
-        <w:jc w:val="both"/>
-        <w:rPr/>
-      </w:pPr>
-      <w:r>
-        <w:rPr>
-          <w:rtl w:val="0"/>
-        </w:rPr>
-        <w:t xml:space="preserve">Students write and run code inside a built-in Monaco editor (the same engine powering Visual Studio Code) rendered within the locked application window.</w:t>
+        <w:spacing w:before="240"/>
+        <w:jc w:val="both"/>
+      </w:pPr>
+      <w:r>
+        <w:t>Students write and run code inside a built-in Monaco editor (the same engine powering Visual Studio Code) render</w:t>
+      </w:r>
+      <w:r>
+        <w:t>ed within the locked application window.</w:t>
       </w:r>
     </w:p>
     <w:p>
@@ -734,16 +682,10 @@
           <w:ilvl w:val="0"/>
           <w:numId w:val="12"/>
         </w:numPr>
-        <w:spacing w:line="276" w:lineRule="auto"/>
-        <w:ind w:left="720" w:hanging="360"/>
-        <w:jc w:val="both"/>
-        <w:rPr/>
-      </w:pPr>
-      <w:r>
-        <w:rPr>
-          <w:rtl w:val="0"/>
-        </w:rPr>
-        <w:t xml:space="preserve">Students can run their code against visible sample test cases before final submission.</w:t>
+        <w:jc w:val="both"/>
+      </w:pPr>
+      <w:r>
+        <w:t>Students can run their code against visible sample test cases before final submission.</w:t>
       </w:r>
     </w:p>
     <w:p>
@@ -752,42 +694,28 @@
           <w:ilvl w:val="0"/>
           <w:numId w:val="12"/>
         </w:numPr>
-        <w:spacing w:after="240" w:line="276" w:lineRule="auto"/>
-        <w:ind w:left="720" w:hanging="360"/>
-        <w:jc w:val="both"/>
-        <w:rPr/>
-      </w:pPr>
-      <w:r>
-        <w:rPr>
-          <w:rtl w:val="0"/>
-        </w:rPr>
-        <w:t xml:space="preserve">The editor is fully self-contained with no file system access, no external tools, and no browser access.</w:t>
-      </w:r>
-    </w:p>
-    <w:p>
-      <w:pPr>
-        <w:spacing w:after="240" w:before="240" w:line="276" w:lineRule="auto"/>
-        <w:jc w:val="both"/>
-        <w:rPr>
-          <w:b w:val="1"/>
-          <w:bCs w:val="1"/>
-        </w:rPr>
-      </w:pPr>
-      <w:r>
-        <w:rPr>
-          <w:b w:val="1"/>
-          <w:bCs w:val="1"/>
-          <w:rtl w:val="0"/>
-        </w:rPr>
-        <w:t xml:space="preserve">4. </w:t>
-      </w:r>
-      <w:r>
-        <w:rPr>
-          <w:b w:val="1"/>
-          <w:bCs w:val="1"/>
-          <w:rtl w:val="0"/>
-        </w:rPr>
-        <w:t xml:space="preserve">Join by Exam Code</w:t>
+        <w:spacing w:after="240"/>
+        <w:jc w:val="both"/>
+      </w:pPr>
+      <w:r>
+        <w:t>The editor is fully self-contained with no file system access, no external tools, and no browser access.</w:t>
+      </w:r>
+    </w:p>
+    <w:p>
+      <w:pPr>
+        <w:spacing w:before="240" w:after="240"/>
+        <w:jc w:val="both"/>
+        <w:rPr>
+          <w:b/>
+          <w:bCs/>
+        </w:rPr>
+      </w:pPr>
+      <w:r>
+        <w:rPr>
+          <w:b/>
+          <w:bCs/>
+        </w:rPr>
+        <w:t>4. Join by Exam Code</w:t>
       </w:r>
     </w:p>
     <w:p>
@@ -796,15 +724,10 @@
           <w:ilvl w:val="0"/>
           <w:numId w:val="6"/>
         </w:numPr>
-        <w:spacing w:before="240" w:line="276" w:lineRule="auto"/>
-        <w:ind w:left="720" w:hanging="360"/>
-        <w:jc w:val="both"/>
-        <w:rPr/>
-      </w:pPr>
-      <w:r>
-        <w:rPr>
-          <w:rtl w:val="0"/>
-        </w:rPr>
+        <w:spacing w:before="240"/>
+        <w:jc w:val="both"/>
+      </w:pPr>
+      <w:r>
         <w:t xml:space="preserve">Students join an exam by entering a single-use class code generated by the teacher through the cloud-based exam management system. </w:t>
       </w:r>
     </w:p>
@@ -814,34 +737,35 @@
           <w:ilvl w:val="0"/>
           <w:numId w:val="6"/>
         </w:numPr>
-        <w:spacing w:after="240" w:line="276" w:lineRule="auto"/>
-        <w:ind w:left="720" w:hanging="360"/>
-        <w:jc w:val="both"/>
-        <w:rPr/>
-      </w:pPr>
-      <w:r>
-        <w:rPr>
-          <w:rtl w:val="0"/>
-        </w:rPr>
-        <w:t xml:space="preserve">Once the exam ends, the session closes and the class code is invalidated automatically.</w:t>
-      </w:r>
-    </w:p>
-    <w:p>
-      <w:pPr>
-        <w:spacing w:after="240" w:before="240" w:line="276" w:lineRule="auto"/>
-        <w:jc w:val="both"/>
-        <w:rPr>
-          <w:b w:val="1"/>
-          <w:bCs w:val="1"/>
-        </w:rPr>
-      </w:pPr>
-      <w:r>
-        <w:rPr>
-          <w:b w:val="1"/>
-          <w:bCs w:val="1"/>
-          <w:rtl w:val="0"/>
-        </w:rPr>
-        <w:t xml:space="preserve">5. Cloud-Based Data Storage and Centralized Management</w:t>
+        <w:spacing w:after="240"/>
+        <w:jc w:val="both"/>
+      </w:pPr>
+      <w:r>
+        <w:t>Once the exam ends, the session closes and the class code is invalidated automatically.</w:t>
+      </w:r>
+    </w:p>
+    <w:p>
+      <w:pPr>
+        <w:spacing w:before="240" w:after="240"/>
+        <w:jc w:val="both"/>
+        <w:rPr>
+          <w:b/>
+          <w:bCs/>
+        </w:rPr>
+      </w:pPr>
+      <w:r>
+        <w:rPr>
+          <w:b/>
+          <w:bCs/>
+        </w:rPr>
+        <w:t>5. Cloud-Based Data Storage and Cent</w:t>
+      </w:r>
+      <w:r>
+        <w:rPr>
+          <w:b/>
+          <w:bCs/>
+        </w:rPr>
+        <w:t>ralized Management</w:t>
       </w:r>
     </w:p>
     <w:p>
@@ -850,16 +774,11 @@
           <w:ilvl w:val="0"/>
           <w:numId w:val="3"/>
         </w:numPr>
-        <w:spacing w:before="240" w:line="276" w:lineRule="auto"/>
-        <w:ind w:left="720" w:hanging="360"/>
-        <w:jc w:val="both"/>
-        <w:rPr/>
-      </w:pPr>
-      <w:r>
-        <w:rPr>
-          <w:rtl w:val="0"/>
-        </w:rPr>
-        <w:t xml:space="preserve">All exam data, including questions, student answers, scores, violation logs, and exam configurations, is stored in a secure cloud database.</w:t>
+        <w:spacing w:before="240"/>
+        <w:jc w:val="both"/>
+      </w:pPr>
+      <w:r>
+        <w:t>All exam data, including questions, student answers, scores, violation logs, and exam configurations, is stored in a secure cloud database.</w:t>
       </w:r>
     </w:p>
     <w:p>
@@ -868,16 +787,11 @@
           <w:ilvl w:val="0"/>
           <w:numId w:val="3"/>
         </w:numPr>
-        <w:spacing w:line="276" w:lineRule="auto"/>
-        <w:ind w:left="720" w:hanging="360"/>
-        <w:jc w:val="both"/>
-        <w:rPr/>
-      </w:pPr>
-      <w:r>
-        <w:rPr>
-          <w:rtl w:val="0"/>
-        </w:rPr>
-        <w:t xml:space="preserve">Student responses, progress updates, and assessment results are synchronized.</w:t>
+        <w:jc w:val="both"/>
+      </w:pPr>
+      <w:r>
+        <w:lastRenderedPageBreak/>
+        <w:t>Student responses, progress updates, and assessment results are synchronized.</w:t>
       </w:r>
     </w:p>
     <w:p>
@@ -886,16 +800,13 @@
           <w:ilvl w:val="0"/>
           <w:numId w:val="3"/>
         </w:numPr>
-        <w:spacing w:line="276" w:lineRule="auto"/>
-        <w:ind w:left="720" w:hanging="360"/>
-        <w:jc w:val="both"/>
-        <w:rPr/>
-      </w:pPr>
-      <w:r>
-        <w:rPr>
-          <w:rtl w:val="0"/>
-        </w:rPr>
-        <w:t xml:space="preserve">Data remains available after the exam ends and can be reviewed, exported, or reused for future assessments.</w:t>
+        <w:jc w:val="both"/>
+      </w:pPr>
+      <w:r>
+        <w:t>Data remains availa</w:t>
+      </w:r>
+      <w:r>
+        <w:t>ble after the exam ends and can be reviewed, exported, or reused for future assessments.</w:t>
       </w:r>
     </w:p>
     <w:p>
@@ -904,16 +815,10 @@
           <w:ilvl w:val="0"/>
           <w:numId w:val="3"/>
         </w:numPr>
-        <w:spacing w:line="276" w:lineRule="auto"/>
-        <w:ind w:left="720" w:hanging="360"/>
-        <w:jc w:val="both"/>
-        <w:rPr/>
-      </w:pPr>
-      <w:r>
-        <w:rPr>
-          <w:rtl w:val="0"/>
-        </w:rPr>
-        <w:t xml:space="preserve">The platform maintains centralized ownership and management of examination records while reducing dependence on local machine storage.</w:t>
+        <w:jc w:val="both"/>
+      </w:pPr>
+      <w:r>
+        <w:t>The platform maintains centralized ownership and management of examination records while reducing dependence on local machine storage.</w:t>
       </w:r>
     </w:p>
     <w:p>
@@ -922,15 +827,12 @@
           <w:ilvl w:val="0"/>
           <w:numId w:val="15"/>
         </w:numPr>
-        <w:spacing w:line="276" w:lineRule="auto"/>
-        <w:ind w:left="720" w:hanging="360"/>
-        <w:rPr/>
-      </w:pPr>
-      <w:r>
-        <w:rPr>
-          <w:rtl w:val="0"/>
-        </w:rPr>
-        <w:t xml:space="preserve">If the student's internet connection is temporarily interrupted during an active examination, the system automatically stores in-progress answers, code drafts, and unsynchronized actions locally using SQLite as a fallback mechanism.</w:t>
+      </w:pPr>
+      <w:r>
+        <w:t>If the student's internet connec</w:t>
+      </w:r>
+      <w:r>
+        <w:t>tion is temporarily interrupted during an active examination, the system automatically stores in-progress answers, code drafts, and unsynchronized actions locally using SQLite as a fallback mechanism.</w:t>
       </w:r>
     </w:p>
     <w:p>
@@ -939,15 +841,12 @@
           <w:ilvl w:val="0"/>
           <w:numId w:val="15"/>
         </w:numPr>
-        <w:spacing w:line="276" w:lineRule="auto"/>
-        <w:ind w:left="720" w:hanging="360"/>
-        <w:rPr/>
-      </w:pPr>
-      <w:r>
-        <w:rPr>
-          <w:rtl w:val="0"/>
-        </w:rPr>
-        <w:t xml:space="preserve">Once connectivity is restored, locally stored data is automatically synchronized with the cloud database to maintain data consistency.</w:t>
+      </w:pPr>
+      <w:r>
+        <w:t>Once connectivity is restored, locally stored data is a</w:t>
+      </w:r>
+      <w:r>
+        <w:t>utomatically synchronized with the cloud database to maintain data consistency.</w:t>
       </w:r>
     </w:p>
     <w:p>
@@ -956,41 +855,27 @@
           <w:ilvl w:val="0"/>
           <w:numId w:val="15"/>
         </w:numPr>
-        <w:spacing w:after="240" w:line="276" w:lineRule="auto"/>
-        <w:ind w:left="720" w:hanging="360"/>
-        <w:rPr/>
-      </w:pPr>
-      <w:r>
-        <w:rPr>
-          <w:rtl w:val="0"/>
-        </w:rPr>
-        <w:t xml:space="preserve">This fallback ensures that temporary connection loss does not result in data loss or interrupted exam progress.</w:t>
-      </w:r>
-    </w:p>
-    <w:p>
-      <w:pPr>
-        <w:spacing w:after="240" w:before="240" w:line="276" w:lineRule="auto"/>
-        <w:jc w:val="both"/>
-        <w:rPr>
-          <w:b w:val="1"/>
-          <w:bCs w:val="1"/>
-        </w:rPr>
-      </w:pPr>
-      <w:r>
-        <w:rPr>
-          <w:b w:val="1"/>
-          <w:bCs w:val="1"/>
-          <w:rtl w:val="0"/>
-        </w:rPr>
-        <w:t xml:space="preserve">6. </w:t>
-      </w:r>
-      <w:r>
-        <w:rPr>
-          <w:b w:val="1"/>
-          <w:bCs w:val="1"/>
-          <w:rtl w:val="0"/>
-        </w:rPr>
-        <w:t xml:space="preserve">Cloud-Based Synchronization </w:t>
+        <w:spacing w:after="240"/>
+      </w:pPr>
+      <w:r>
+        <w:t>This fallback ensures that temporary connection loss does not result in data loss or interrupted exam progress.</w:t>
+      </w:r>
+    </w:p>
+    <w:p>
+      <w:pPr>
+        <w:spacing w:before="240" w:after="240"/>
+        <w:jc w:val="both"/>
+        <w:rPr>
+          <w:b/>
+          <w:bCs/>
+        </w:rPr>
+      </w:pPr>
+      <w:r>
+        <w:rPr>
+          <w:b/>
+          <w:bCs/>
+        </w:rPr>
+        <w:t xml:space="preserve">6. Cloud-Based Synchronization </w:t>
       </w:r>
     </w:p>
     <w:p>
@@ -999,16 +884,14 @@
           <w:ilvl w:val="0"/>
           <w:numId w:val="10"/>
         </w:numPr>
-        <w:spacing w:before="240" w:line="276" w:lineRule="auto"/>
-        <w:ind w:left="720" w:hanging="360"/>
-        <w:jc w:val="both"/>
-        <w:rPr/>
-      </w:pPr>
-      <w:r>
-        <w:rPr>
-          <w:rtl w:val="0"/>
-        </w:rPr>
-        <w:t xml:space="preserve">The platform uses cloud-hosted communication services to synchronize exam activities across all connected devices.</w:t>
+        <w:spacing w:before="240"/>
+        <w:jc w:val="both"/>
+      </w:pPr>
+      <w:r>
+        <w:t>The platform uses cloud-hosted c</w:t>
+      </w:r>
+      <w:r>
+        <w:t>ommunication services to synchronize exam activities across all connected devices.</w:t>
       </w:r>
     </w:p>
     <w:p>
@@ -1017,34 +900,34 @@
           <w:ilvl w:val="0"/>
           <w:numId w:val="10"/>
         </w:numPr>
-        <w:spacing w:line="276" w:lineRule="auto"/>
-        <w:ind w:left="720" w:hanging="360"/>
-        <w:jc w:val="both"/>
-        <w:rPr/>
-      </w:pPr>
-      <w:r>
-        <w:rPr>
-          <w:rtl w:val="0"/>
-        </w:rPr>
+        <w:jc w:val="both"/>
+      </w:pPr>
+      <w:r>
         <w:t xml:space="preserve">Local code compilation and assessment occur on the student machine, while synchronization and result reporting are handled through the cloud. </w:t>
       </w:r>
     </w:p>
     <w:p>
       <w:pPr>
-        <w:spacing w:after="240" w:before="240" w:line="276" w:lineRule="auto"/>
-        <w:jc w:val="both"/>
-        <w:rPr>
-          <w:b w:val="1"/>
-          <w:bCs w:val="1"/>
-        </w:rPr>
-      </w:pPr>
-      <w:r>
-        <w:rPr>
-          <w:b w:val="1"/>
-          <w:bCs w:val="1"/>
-          <w:rtl w:val="0"/>
-        </w:rPr>
-        <w:t xml:space="preserve">7. Guided Installation and Deployment Package </w:t>
+        <w:spacing w:before="240" w:after="240"/>
+        <w:jc w:val="both"/>
+        <w:rPr>
+          <w:b/>
+          <w:bCs/>
+        </w:rPr>
+      </w:pPr>
+      <w:r>
+        <w:rPr>
+          <w:b/>
+          <w:bCs/>
+        </w:rPr>
+        <w:t>7. Guided Installation and Dep</w:t>
+      </w:r>
+      <w:r>
+        <w:rPr>
+          <w:b/>
+          <w:bCs/>
+        </w:rPr>
+        <w:t xml:space="preserve">loyment Package </w:t>
       </w:r>
     </w:p>
     <w:p>
@@ -1053,16 +936,11 @@
           <w:ilvl w:val="0"/>
           <w:numId w:val="2"/>
         </w:numPr>
-        <w:spacing w:before="240" w:line="276" w:lineRule="auto"/>
-        <w:ind w:left="720" w:hanging="360"/>
-        <w:jc w:val="both"/>
-        <w:rPr/>
-      </w:pPr>
-      <w:r>
-        <w:rPr>
-          <w:rtl w:val="0"/>
-        </w:rPr>
-        <w:t xml:space="preserve">The platform is distributed as an installer package with a guided setup wizard for both teachers and students.</w:t>
+        <w:spacing w:before="240"/>
+        <w:jc w:val="both"/>
+      </w:pPr>
+      <w:r>
+        <w:t>The platform is distributed as an installer package with a guided setup wizard for both teachers and students.</w:t>
       </w:r>
     </w:p>
     <w:p>
@@ -1071,16 +949,10 @@
           <w:ilvl w:val="0"/>
           <w:numId w:val="2"/>
         </w:numPr>
-        <w:spacing w:line="276" w:lineRule="auto"/>
-        <w:ind w:left="720" w:hanging="360"/>
-        <w:jc w:val="both"/>
-        <w:rPr/>
-      </w:pPr>
-      <w:r>
-        <w:rPr>
-          <w:rtl w:val="0"/>
-        </w:rPr>
-        <w:t xml:space="preserve">The installer automatically configures required application components and dependencies.</w:t>
+        <w:jc w:val="both"/>
+      </w:pPr>
+      <w:r>
+        <w:t>The installer automatically configures required application components and dependencies.</w:t>
       </w:r>
     </w:p>
     <w:p>
@@ -1089,16 +961,10 @@
           <w:ilvl w:val="0"/>
           <w:numId w:val="2"/>
         </w:numPr>
-        <w:spacing w:line="276" w:lineRule="auto"/>
-        <w:ind w:left="720" w:hanging="360"/>
-        <w:jc w:val="both"/>
-        <w:rPr/>
-      </w:pPr>
-      <w:r>
-        <w:rPr>
-          <w:rtl w:val="0"/>
-        </w:rPr>
-        <w:t xml:space="preserve">Teachers can install the desktop application and access the web-based management portal after setup.</w:t>
+        <w:jc w:val="both"/>
+      </w:pPr>
+      <w:r>
+        <w:t>Teachers can install the desktop application and access the web-based management portal after setup.</w:t>
       </w:r>
     </w:p>
     <w:p>
@@ -1107,16 +973,10 @@
           <w:ilvl w:val="0"/>
           <w:numId w:val="2"/>
         </w:numPr>
-        <w:spacing w:line="276" w:lineRule="auto"/>
-        <w:ind w:left="720" w:hanging="360"/>
-        <w:jc w:val="both"/>
-        <w:rPr/>
-      </w:pPr>
-      <w:r>
-        <w:rPr>
-          <w:rtl w:val="0"/>
-        </w:rPr>
-        <w:t xml:space="preserve">Students can install the application through a standard installation process without manual configuration.</w:t>
+        <w:jc w:val="both"/>
+      </w:pPr>
+      <w:r>
+        <w:t>Students can install the application through a standard installation process without manual configuration.</w:t>
       </w:r>
     </w:p>
     <w:p>
@@ -1125,16 +985,13 @@
           <w:ilvl w:val="0"/>
           <w:numId w:val="2"/>
         </w:numPr>
-        <w:spacing w:line="276" w:lineRule="auto"/>
-        <w:ind w:left="720" w:hanging="360"/>
-        <w:jc w:val="both"/>
-        <w:rPr/>
-      </w:pPr>
-      <w:r>
-        <w:rPr>
-          <w:rtl w:val="0"/>
-        </w:rPr>
-        <w:t xml:space="preserve">The installation package verifies required software components for supported programming languages and provides setup instructions when dependencies are missing.</w:t>
+        <w:jc w:val="both"/>
+      </w:pPr>
+      <w:r>
+        <w:t>The installation package verifies required softw</w:t>
+      </w:r>
+      <w:r>
+        <w:t>are components for supported programming languages and provides setup instructions when dependencies are missing.</w:t>
       </w:r>
     </w:p>
     <w:p>
@@ -1143,76 +1000,63 @@
           <w:ilvl w:val="0"/>
           <w:numId w:val="2"/>
         </w:numPr>
-        <w:spacing w:after="240" w:line="276" w:lineRule="auto"/>
-        <w:ind w:left="720" w:hanging="360"/>
-        <w:jc w:val="both"/>
-        <w:rPr/>
-      </w:pPr>
-      <w:r>
-        <w:rPr>
-          <w:rtl w:val="0"/>
-        </w:rPr>
-        <w:t xml:space="preserve">Application updates can be deployed through future installer releases without requiring manual reconfiguration.</w:t>
-      </w:r>
-    </w:p>
-    <w:p>
-      <w:pPr>
-        <w:spacing w:line="276" w:lineRule="auto"/>
-        <w:rPr>
-          <w:b w:val="1"/>
-          <w:bCs w:val="1"/>
+        <w:spacing w:after="240"/>
+        <w:jc w:val="both"/>
+      </w:pPr>
+      <w:r>
+        <w:t>Application updates can be deployed through future installer releases without requiring manual reconfiguration.</w:t>
+      </w:r>
+    </w:p>
+    <w:p>
+      <w:pPr>
+        <w:rPr>
+          <w:b/>
+          <w:bCs/>
           <w:sz w:val="24"/>
           <w:szCs w:val="24"/>
         </w:rPr>
       </w:pPr>
       <w:r>
         <w:rPr>
-          <w:b w:val="1"/>
-          <w:bCs w:val="1"/>
+          <w:b/>
+          <w:bCs/>
           <w:sz w:val="24"/>
           <w:szCs w:val="24"/>
-          <w:rtl w:val="0"/>
-        </w:rPr>
-        <w:t xml:space="preserve">Web Application (Teachers)</w:t>
-      </w:r>
-    </w:p>
-    <w:p>
-      <w:pPr>
-        <w:spacing w:after="240" w:before="240" w:line="276" w:lineRule="auto"/>
-        <w:jc w:val="both"/>
-        <w:rPr>
-          <w:b w:val="1"/>
-          <w:bCs w:val="1"/>
-        </w:rPr>
-      </w:pPr>
-      <w:r>
-        <w:rPr>
-          <w:b w:val="1"/>
-          <w:bCs w:val="1"/>
-          <w:rtl w:val="0"/>
-        </w:rPr>
-        <w:t xml:space="preserve">1. Teacher Monitoring Dashboard</w:t>
-      </w:r>
-      <w:r>
-        <w:rPr>
-          <w:b w:val="1"/>
-          <w:bCs w:val="1"/>
-          <w:rtl w:val="0"/>
-        </w:rPr>
-        <w:t xml:space="preserve"> </w:t>
-      </w:r>
-    </w:p>
-    <w:p>
-      <w:pPr>
-        <w:spacing w:after="240" w:before="240" w:line="276" w:lineRule="auto"/>
-        <w:jc w:val="both"/>
-        <w:rPr/>
-      </w:pPr>
-      <w:r>
-        <w:rPr>
-          <w:rtl w:val="0"/>
-        </w:rPr>
-        <w:t xml:space="preserve">The teacher dashboard runs in a web browser and is accessible through the cloud-based platform, providing visibility into the entire exam session.</w:t>
+        </w:rPr>
+        <w:t>Web Application (Teachers)</w:t>
+      </w:r>
+    </w:p>
+    <w:p>
+      <w:pPr>
+        <w:spacing w:before="240" w:after="240"/>
+        <w:jc w:val="both"/>
+        <w:rPr>
+          <w:b/>
+          <w:bCs/>
+        </w:rPr>
+      </w:pPr>
+      <w:r>
+        <w:rPr>
+          <w:b/>
+          <w:bCs/>
+        </w:rPr>
+        <w:t xml:space="preserve">1. </w:t>
+      </w:r>
+      <w:r>
+        <w:rPr>
+          <w:b/>
+          <w:bCs/>
+        </w:rPr>
+        <w:t xml:space="preserve">Teacher Monitoring Dashboard </w:t>
+      </w:r>
+    </w:p>
+    <w:p>
+      <w:pPr>
+        <w:spacing w:before="240" w:after="240"/>
+        <w:jc w:val="both"/>
+      </w:pPr>
+      <w:r>
+        <w:t>The teacher dashboard runs in a web browser and is accessible through the cloud-based platform, providing visibility into the entire exam session.</w:t>
       </w:r>
     </w:p>
     <w:p>
@@ -1221,16 +1065,14 @@
           <w:ilvl w:val="0"/>
           <w:numId w:val="4"/>
         </w:numPr>
-        <w:spacing w:before="240" w:line="276" w:lineRule="auto"/>
-        <w:ind w:left="720" w:hanging="360"/>
-        <w:jc w:val="both"/>
-        <w:rPr/>
-      </w:pPr>
-      <w:r>
-        <w:rPr>
-          <w:rtl w:val="0"/>
-        </w:rPr>
-        <w:t xml:space="preserve">Displays all connected students, their current question, and their progress status.</w:t>
+        <w:spacing w:before="240"/>
+        <w:jc w:val="both"/>
+      </w:pPr>
+      <w:r>
+        <w:t>Displays all connected students, their current question, and their progress sta</w:t>
+      </w:r>
+      <w:r>
+        <w:t>tus.</w:t>
       </w:r>
     </w:p>
     <w:p>
@@ -1239,16 +1081,10 @@
           <w:ilvl w:val="0"/>
           <w:numId w:val="4"/>
         </w:numPr>
-        <w:spacing w:line="276" w:lineRule="auto"/>
-        <w:ind w:left="720" w:hanging="360"/>
-        <w:jc w:val="both"/>
-        <w:rPr/>
-      </w:pPr>
-      <w:r>
-        <w:rPr>
-          <w:rtl w:val="0"/>
-        </w:rPr>
-        <w:t xml:space="preserve">Violation alerts appear instantly showing the student name, violation type, and exact timestamp.</w:t>
+        <w:jc w:val="both"/>
+      </w:pPr>
+      <w:r>
+        <w:t>Violation alerts appear instantly showing the student name, violation type, and exact timestamp.</w:t>
       </w:r>
     </w:p>
     <w:p>
@@ -1257,16 +1093,11 @@
           <w:ilvl w:val="0"/>
           <w:numId w:val="4"/>
         </w:numPr>
-        <w:spacing w:line="276" w:lineRule="auto"/>
-        <w:ind w:left="720" w:hanging="360"/>
-        <w:jc w:val="both"/>
-        <w:rPr/>
-      </w:pPr>
-      <w:r>
-        <w:rPr>
-          <w:rtl w:val="0"/>
-        </w:rPr>
-        <w:t xml:space="preserve">Teachers can end the entire exam session or remove a specific student directly from the dashboard.</w:t>
+        <w:jc w:val="both"/>
+      </w:pPr>
+      <w:r>
+        <w:lastRenderedPageBreak/>
+        <w:t>Teachers can end the entire exam session or remove a specific student directly from the dashboard.</w:t>
       </w:r>
     </w:p>
     <w:p>
@@ -1275,16 +1106,13 @@
           <w:ilvl w:val="0"/>
           <w:numId w:val="4"/>
         </w:numPr>
-        <w:spacing w:line="276" w:lineRule="auto"/>
-        <w:ind w:left="720" w:hanging="360"/>
-        <w:jc w:val="both"/>
-        <w:rPr/>
-      </w:pPr>
-      <w:r>
-        <w:rPr>
-          <w:rtl w:val="0"/>
-        </w:rPr>
-        <w:t xml:space="preserve">Student movement tracker logs every action taken during the exam, including question navigation, focus changes, and submission events.</w:t>
+        <w:jc w:val="both"/>
+      </w:pPr>
+      <w:r>
+        <w:t>Student movement tracker logs every action taken during</w:t>
+      </w:r>
+      <w:r>
+        <w:t xml:space="preserve"> the exam, including question navigation, focus changes, and submission events.</w:t>
       </w:r>
     </w:p>
     <w:p>
@@ -1293,16 +1121,10 @@
           <w:ilvl w:val="0"/>
           <w:numId w:val="4"/>
         </w:numPr>
-        <w:spacing w:line="276" w:lineRule="auto"/>
-        <w:ind w:left="720" w:hanging="360"/>
-        <w:jc w:val="both"/>
-        <w:rPr/>
-      </w:pPr>
-      <w:r>
-        <w:rPr>
-          <w:rtl w:val="0"/>
-        </w:rPr>
-        <w:t xml:space="preserve">Score analytics are displayed after the exam, including per-student breakdowns and question-level performance.</w:t>
+        <w:jc w:val="both"/>
+      </w:pPr>
+      <w:r>
+        <w:t>Score analytics are displayed after the exam, including per-student breakdowns and question-level performance.</w:t>
       </w:r>
     </w:p>
     <w:p>
@@ -1311,55 +1133,39 @@
           <w:ilvl w:val="0"/>
           <w:numId w:val="4"/>
         </w:numPr>
-        <w:spacing w:line="276" w:lineRule="auto"/>
-        <w:ind w:left="720" w:hanging="360"/>
-        <w:jc w:val="both"/>
-        <w:rPr/>
-      </w:pPr>
-      <w:r>
-        <w:rPr>
-          <w:rtl w:val="0"/>
-        </w:rPr>
-        <w:t xml:space="preserve">Teachers can access and manage exams through their accounts from any authorized device with an internet connection.</w:t>
-      </w:r>
-    </w:p>
-    <w:p>
-      <w:pPr>
-        <w:spacing w:after="240" w:before="240" w:line="276" w:lineRule="auto"/>
-        <w:jc w:val="both"/>
-        <w:rPr>
-          <w:b w:val="1"/>
-          <w:bCs w:val="1"/>
-        </w:rPr>
-      </w:pPr>
-      <w:r>
-        <w:rPr>
-          <w:b w:val="1"/>
-          <w:bCs w:val="1"/>
-          <w:rtl w:val="0"/>
-        </w:rPr>
-        <w:t xml:space="preserve">2. Multi-Type Exam Builder</w:t>
-      </w:r>
-      <w:r>
-        <w:rPr>
-          <w:b w:val="1"/>
-          <w:bCs w:val="1"/>
-          <w:rtl w:val="0"/>
-        </w:rPr>
-        <w:t xml:space="preserve"> </w:t>
-      </w:r>
-    </w:p>
-    <w:p>
-      <w:pPr>
-        <w:spacing w:after="240" w:before="240" w:line="276" w:lineRule="auto"/>
-        <w:jc w:val="both"/>
-        <w:rPr/>
-      </w:pPr>
-      <w:r>
-        <w:rPr>
-          <w:rtl w:val="0"/>
-        </w:rPr>
-        <w:t xml:space="preserve">Teachers build exams entirely through the web-based teacher portal. A single exam can combine any mix of the following question types:</w:t>
+        <w:jc w:val="both"/>
+      </w:pPr>
+      <w:r>
+        <w:t xml:space="preserve">Teachers can access and manage exams through their accounts from </w:t>
+      </w:r>
+      <w:r>
+        <w:t>any authorized device with an internet connection.</w:t>
+      </w:r>
+    </w:p>
+    <w:p>
+      <w:pPr>
+        <w:spacing w:before="240" w:after="240"/>
+        <w:jc w:val="both"/>
+        <w:rPr>
+          <w:b/>
+          <w:bCs/>
+        </w:rPr>
+      </w:pPr>
+      <w:r>
+        <w:rPr>
+          <w:b/>
+          <w:bCs/>
+        </w:rPr>
+        <w:t xml:space="preserve">2. Multi-Type Exam Builder </w:t>
+      </w:r>
+    </w:p>
+    <w:p>
+      <w:pPr>
+        <w:spacing w:before="240" w:after="240"/>
+        <w:jc w:val="both"/>
+      </w:pPr>
+      <w:r>
+        <w:t>Teachers build exams entirely through the web-based teacher portal. A single exam can combine any mix of the following question types:</w:t>
       </w:r>
     </w:p>
     <w:p>
@@ -1368,16 +1174,11 @@
           <w:ilvl w:val="0"/>
           <w:numId w:val="14"/>
         </w:numPr>
-        <w:spacing w:before="240" w:line="276" w:lineRule="auto"/>
-        <w:ind w:left="720" w:hanging="360"/>
-        <w:jc w:val="both"/>
-        <w:rPr/>
-      </w:pPr>
-      <w:r>
-        <w:rPr>
-          <w:rtl w:val="0"/>
-        </w:rPr>
-        <w:t xml:space="preserve">Fill in the Blanks</w:t>
+        <w:spacing w:before="240"/>
+        <w:jc w:val="both"/>
+      </w:pPr>
+      <w:r>
+        <w:t>Fill in the Blanks</w:t>
       </w:r>
     </w:p>
     <w:p>
@@ -1386,16 +1187,10 @@
           <w:ilvl w:val="0"/>
           <w:numId w:val="14"/>
         </w:numPr>
-        <w:spacing w:line="276" w:lineRule="auto"/>
-        <w:ind w:left="720" w:hanging="360"/>
-        <w:jc w:val="both"/>
-        <w:rPr/>
-      </w:pPr>
-      <w:r>
-        <w:rPr>
-          <w:rtl w:val="0"/>
-        </w:rPr>
-        <w:t xml:space="preserve">Multiple Choice</w:t>
+        <w:jc w:val="both"/>
+      </w:pPr>
+      <w:r>
+        <w:t>Multiple Choice</w:t>
       </w:r>
     </w:p>
     <w:p>
@@ -1404,29 +1199,20 @@
           <w:ilvl w:val="0"/>
           <w:numId w:val="14"/>
         </w:numPr>
-        <w:spacing w:after="240" w:line="276" w:lineRule="auto"/>
-        <w:ind w:left="720" w:hanging="360"/>
-        <w:jc w:val="both"/>
-        <w:rPr/>
-      </w:pPr>
-      <w:r>
-        <w:rPr>
-          <w:rtl w:val="0"/>
-        </w:rPr>
-        <w:t xml:space="preserve">Coding</w:t>
-      </w:r>
-    </w:p>
-    <w:p>
-      <w:pPr>
-        <w:spacing w:after="240" w:before="240" w:line="276" w:lineRule="auto"/>
-        <w:jc w:val="both"/>
-        <w:rPr/>
-      </w:pPr>
-      <w:r>
-        <w:rPr>
-          <w:rtl w:val="0"/>
-        </w:rPr>
-        <w:t xml:space="preserve">Additional exam builder features:</w:t>
+        <w:spacing w:after="240"/>
+        <w:jc w:val="both"/>
+      </w:pPr>
+      <w:r>
+        <w:t>Coding</w:t>
+      </w:r>
+    </w:p>
+    <w:p>
+      <w:pPr>
+        <w:spacing w:before="240" w:after="240"/>
+        <w:jc w:val="both"/>
+      </w:pPr>
+      <w:r>
+        <w:t>Additional exam builder features:</w:t>
       </w:r>
     </w:p>
     <w:p>
@@ -1435,15 +1221,9 @@
           <w:ilvl w:val="0"/>
           <w:numId w:val="13"/>
         </w:numPr>
-        <w:spacing w:line="276" w:lineRule="auto"/>
-        <w:ind w:left="720" w:hanging="360"/>
-        <w:jc w:val="both"/>
-        <w:rPr/>
-      </w:pPr>
-      <w:r>
-        <w:rPr>
-          <w:rtl w:val="0"/>
-        </w:rPr>
+        <w:jc w:val="both"/>
+      </w:pPr>
+      <w:r>
         <w:t xml:space="preserve">Fill-in-the-Blank Question Builder </w:t>
       </w:r>
     </w:p>
@@ -1453,15 +1233,9 @@
           <w:ilvl w:val="1"/>
           <w:numId w:val="13"/>
         </w:numPr>
-        <w:spacing w:line="276" w:lineRule="auto"/>
-        <w:ind w:left="1440" w:hanging="360"/>
-        <w:jc w:val="both"/>
-        <w:rPr/>
-      </w:pPr>
-      <w:r>
-        <w:rPr>
-          <w:rtl w:val="0"/>
-        </w:rPr>
+        <w:jc w:val="both"/>
+      </w:pPr>
+      <w:r>
         <w:t xml:space="preserve">Create questions with one or more acceptable answers </w:t>
       </w:r>
     </w:p>
@@ -1471,15 +1245,9 @@
           <w:ilvl w:val="1"/>
           <w:numId w:val="13"/>
         </w:numPr>
-        <w:spacing w:line="276" w:lineRule="auto"/>
-        <w:ind w:left="1440" w:hanging="360"/>
-        <w:jc w:val="both"/>
-        <w:rPr/>
-      </w:pPr>
-      <w:r>
-        <w:rPr>
-          <w:rtl w:val="0"/>
-        </w:rPr>
+        <w:jc w:val="both"/>
+      </w:pPr>
+      <w:r>
         <w:t xml:space="preserve">Configure case sensitivity and answer matching rules </w:t>
       </w:r>
     </w:p>
@@ -1489,15 +1257,9 @@
           <w:ilvl w:val="1"/>
           <w:numId w:val="13"/>
         </w:numPr>
-        <w:spacing w:line="276" w:lineRule="auto"/>
-        <w:ind w:left="1440" w:hanging="360"/>
-        <w:jc w:val="both"/>
-        <w:rPr/>
-      </w:pPr>
-      <w:r>
-        <w:rPr>
-          <w:rtl w:val="0"/>
-        </w:rPr>
+        <w:jc w:val="both"/>
+      </w:pPr>
+      <w:r>
         <w:t xml:space="preserve">Configure point values for each question </w:t>
       </w:r>
     </w:p>
@@ -1507,15 +1269,9 @@
           <w:ilvl w:val="0"/>
           <w:numId w:val="13"/>
         </w:numPr>
-        <w:spacing w:line="276" w:lineRule="auto"/>
-        <w:ind w:left="720" w:hanging="360"/>
-        <w:jc w:val="both"/>
-        <w:rPr/>
-      </w:pPr>
-      <w:r>
-        <w:rPr>
-          <w:rtl w:val="0"/>
-        </w:rPr>
+        <w:jc w:val="both"/>
+      </w:pPr>
+      <w:r>
         <w:t xml:space="preserve">Multiple Choice Question Builder </w:t>
       </w:r>
     </w:p>
@@ -1525,15 +1281,9 @@
           <w:ilvl w:val="1"/>
           <w:numId w:val="13"/>
         </w:numPr>
-        <w:spacing w:line="276" w:lineRule="auto"/>
-        <w:ind w:left="1440" w:hanging="360"/>
-        <w:jc w:val="both"/>
-        <w:rPr/>
-      </w:pPr>
-      <w:r>
-        <w:rPr>
-          <w:rtl w:val="0"/>
-        </w:rPr>
+        <w:jc w:val="both"/>
+      </w:pPr>
+      <w:r>
         <w:t xml:space="preserve">Create questions, answer choices, and correct answers </w:t>
       </w:r>
     </w:p>
@@ -1543,15 +1293,9 @@
           <w:ilvl w:val="1"/>
           <w:numId w:val="13"/>
         </w:numPr>
-        <w:spacing w:line="276" w:lineRule="auto"/>
-        <w:ind w:left="1440" w:hanging="360"/>
-        <w:jc w:val="both"/>
-        <w:rPr/>
-      </w:pPr>
-      <w:r>
-        <w:rPr>
-          <w:rtl w:val="0"/>
-        </w:rPr>
+        <w:jc w:val="both"/>
+      </w:pPr>
+      <w:r>
         <w:t xml:space="preserve">Configure point values for each question </w:t>
       </w:r>
     </w:p>
@@ -1561,15 +1305,9 @@
           <w:ilvl w:val="0"/>
           <w:numId w:val="13"/>
         </w:numPr>
-        <w:spacing w:line="276" w:lineRule="auto"/>
-        <w:ind w:left="720" w:hanging="360"/>
-        <w:jc w:val="both"/>
-        <w:rPr/>
-      </w:pPr>
-      <w:r>
-        <w:rPr>
-          <w:rtl w:val="0"/>
-        </w:rPr>
+        <w:jc w:val="both"/>
+      </w:pPr>
+      <w:r>
         <w:t xml:space="preserve">Coding Question Builder </w:t>
       </w:r>
     </w:p>
@@ -1579,15 +1317,9 @@
           <w:ilvl w:val="1"/>
           <w:numId w:val="13"/>
         </w:numPr>
-        <w:spacing w:line="276" w:lineRule="auto"/>
-        <w:ind w:left="1440" w:hanging="360"/>
-        <w:jc w:val="both"/>
-        <w:rPr/>
-      </w:pPr>
-      <w:r>
-        <w:rPr>
-          <w:rtl w:val="0"/>
-        </w:rPr>
+        <w:jc w:val="both"/>
+      </w:pPr>
+      <w:r>
         <w:t xml:space="preserve">Create programming problems with custom problem statements, input specifications, output specifications, and constraints </w:t>
       </w:r>
     </w:p>
@@ -1597,16 +1329,13 @@
           <w:ilvl w:val="1"/>
           <w:numId w:val="13"/>
         </w:numPr>
-        <w:spacing w:line="276" w:lineRule="auto"/>
-        <w:ind w:left="1440" w:hanging="360"/>
-        <w:jc w:val="both"/>
-        <w:rPr/>
-      </w:pPr>
-      <w:r>
-        <w:rPr>
-          <w:rtl w:val="0"/>
-        </w:rPr>
-        <w:t xml:space="preserve">Define visible sample test cases for student practice </w:t>
+        <w:jc w:val="both"/>
+      </w:pPr>
+      <w:r>
+        <w:t>Define visib</w:t>
+      </w:r>
+      <w:r>
+        <w:t xml:space="preserve">le sample test cases for student practice </w:t>
       </w:r>
     </w:p>
     <w:p>
@@ -1615,16 +1344,10 @@
           <w:ilvl w:val="1"/>
           <w:numId w:val="13"/>
         </w:numPr>
-        <w:spacing w:line="276" w:lineRule="auto"/>
-        <w:ind w:left="1440" w:hanging="360"/>
-        <w:jc w:val="both"/>
-        <w:rPr/>
-      </w:pPr>
-      <w:r>
-        <w:rPr>
-          <w:rtl w:val="0"/>
-        </w:rPr>
-        <w:t xml:space="preserve">Define hidden test cases used for automated grading</w:t>
+        <w:jc w:val="both"/>
+      </w:pPr>
+      <w:r>
+        <w:t>Define hidden test cases used for automated grading</w:t>
       </w:r>
     </w:p>
     <w:p>
@@ -1633,15 +1356,9 @@
           <w:ilvl w:val="1"/>
           <w:numId w:val="13"/>
         </w:numPr>
-        <w:spacing w:line="276" w:lineRule="auto"/>
-        <w:ind w:left="1440" w:hanging="360"/>
-        <w:jc w:val="both"/>
-        <w:rPr/>
-      </w:pPr>
-      <w:r>
-        <w:rPr>
-          <w:rtl w:val="0"/>
-        </w:rPr>
+        <w:jc w:val="both"/>
+      </w:pPr>
+      <w:r>
         <w:t xml:space="preserve">Specify expected outputs for each test case </w:t>
       </w:r>
     </w:p>
@@ -1651,15 +1368,9 @@
           <w:ilvl w:val="1"/>
           <w:numId w:val="13"/>
         </w:numPr>
-        <w:spacing w:line="276" w:lineRule="auto"/>
-        <w:ind w:left="1440" w:hanging="360"/>
-        <w:jc w:val="both"/>
-        <w:rPr/>
-      </w:pPr>
-      <w:r>
-        <w:rPr>
-          <w:rtl w:val="0"/>
-        </w:rPr>
+        <w:jc w:val="both"/>
+      </w:pPr>
+      <w:r>
         <w:t xml:space="preserve">Configure time limits and scoring criteria for submissions </w:t>
       </w:r>
     </w:p>
@@ -1669,16 +1380,10 @@
           <w:ilvl w:val="1"/>
           <w:numId w:val="13"/>
         </w:numPr>
-        <w:spacing w:line="276" w:lineRule="auto"/>
-        <w:ind w:left="1440" w:hanging="360"/>
-        <w:jc w:val="both"/>
-        <w:rPr/>
-      </w:pPr>
-      <w:r>
-        <w:rPr>
-          <w:rtl w:val="0"/>
-        </w:rPr>
-        <w:t xml:space="preserve">Teachers can give out “check” penalties.</w:t>
+        <w:jc w:val="both"/>
+      </w:pPr>
+      <w:r>
+        <w:t>Teachers can give out “check” penalties.</w:t>
       </w:r>
     </w:p>
     <w:p>
@@ -1687,16 +1392,13 @@
           <w:ilvl w:val="1"/>
           <w:numId w:val="13"/>
         </w:numPr>
-        <w:spacing w:line="276" w:lineRule="auto"/>
-        <w:ind w:left="1440" w:hanging="360"/>
-        <w:jc w:val="both"/>
-        <w:rPr/>
-      </w:pPr>
-      <w:r>
-        <w:rPr>
-          <w:rtl w:val="0"/>
-        </w:rPr>
-        <w:t xml:space="preserve">Preview and validate test cases before publishing the exam </w:t>
+        <w:jc w:val="both"/>
+      </w:pPr>
+      <w:r>
+        <w:t>Preview and val</w:t>
+      </w:r>
+      <w:r>
+        <w:t xml:space="preserve">idate test cases before publishing the exam </w:t>
       </w:r>
     </w:p>
     <w:p>
@@ -1705,15 +1407,10 @@
           <w:ilvl w:val="0"/>
           <w:numId w:val="13"/>
         </w:numPr>
-        <w:spacing w:before="240" w:line="276" w:lineRule="auto"/>
-        <w:ind w:left="720" w:hanging="360"/>
-        <w:jc w:val="both"/>
-        <w:rPr/>
-      </w:pPr>
-      <w:r>
-        <w:rPr>
-          <w:rtl w:val="0"/>
-        </w:rPr>
+        <w:spacing w:before="240"/>
+        <w:jc w:val="both"/>
+      </w:pPr>
+      <w:r>
         <w:t xml:space="preserve">Hidden test cases are used exclusively for automated grading and are never visible to students during the examination. </w:t>
       </w:r>
     </w:p>
@@ -1723,16 +1420,10 @@
           <w:ilvl w:val="0"/>
           <w:numId w:val="13"/>
         </w:numPr>
-        <w:spacing w:line="276" w:lineRule="auto"/>
-        <w:ind w:left="720" w:hanging="360"/>
-        <w:jc w:val="both"/>
-        <w:rPr/>
-      </w:pPr>
-      <w:r>
-        <w:rPr>
-          <w:rtl w:val="0"/>
-        </w:rPr>
-        <w:t xml:space="preserve">Question order can be randomized per student to reduce answer sharing.</w:t>
+        <w:jc w:val="both"/>
+      </w:pPr>
+      <w:r>
+        <w:t>Question order can be randomized per student to reduce answer sharing.</w:t>
       </w:r>
     </w:p>
     <w:p>
@@ -1741,16 +1432,14 @@
           <w:ilvl w:val="0"/>
           <w:numId w:val="13"/>
         </w:numPr>
-        <w:spacing w:after="240" w:line="276" w:lineRule="auto"/>
-        <w:ind w:left="720" w:hanging="360"/>
-        <w:jc w:val="both"/>
-        <w:rPr/>
-      </w:pPr>
-      <w:r>
-        <w:rPr>
-          <w:rtl w:val="0"/>
-        </w:rPr>
-        <w:t xml:space="preserve">The teacher portal is web-based and accessible through the cloud-based platform from any authorized device.</w:t>
+        <w:spacing w:after="240"/>
+        <w:jc w:val="both"/>
+      </w:pPr>
+      <w:r>
+        <w:t>The teacher portal i</w:t>
+      </w:r>
+      <w:r>
+        <w:t>s web-based and accessible through the cloud-based platform from any authorized device.</w:t>
       </w:r>
     </w:p>
     <w:p>
@@ -1759,47 +1448,34 @@
           <w:ilvl w:val="0"/>
           <w:numId w:val="13"/>
         </w:numPr>
-        <w:spacing w:after="240" w:line="276" w:lineRule="auto"/>
-        <w:ind w:left="720" w:hanging="360"/>
-        <w:jc w:val="both"/>
-        <w:rPr/>
-      </w:pPr>
-      <w:r>
-        <w:rPr>
-          <w:rtl w:val="0"/>
-        </w:rPr>
-        <w:t xml:space="preserve">Teacher can update scores</w:t>
-      </w:r>
-    </w:p>
-    <w:p>
-      <w:pPr>
-        <w:spacing w:after="240" w:before="240" w:line="276" w:lineRule="auto"/>
-        <w:jc w:val="both"/>
-        <w:rPr>
-          <w:b w:val="1"/>
-          <w:bCs w:val="1"/>
-        </w:rPr>
-      </w:pPr>
-      <w:r>
-        <w:rPr>
-          <w:b w:val="1"/>
-          <w:bCs w:val="1"/>
-          <w:rtl w:val="0"/>
-        </w:rPr>
-        <w:t xml:space="preserve">3. </w:t>
-      </w:r>
-      <w:r>
-        <w:rPr>
-          <w:b w:val="1"/>
-          <w:bCs w:val="1"/>
-          <w:rtl w:val="0"/>
-        </w:rPr>
-        <w:t xml:space="preserve">Result and Incident Report Export</w:t>
-      </w:r>
-      <w:r>
-        <w:rPr>
-          <w:rtl w:val="0"/>
-        </w:rPr>
+        <w:spacing w:after="240"/>
+        <w:jc w:val="both"/>
+      </w:pPr>
+      <w:r>
+        <w:t>Teacher can update scores</w:t>
+      </w:r>
+    </w:p>
+    <w:p>
+      <w:r>
+        <w:br w:type="page"/>
+      </w:r>
+    </w:p>
+    <w:p>
+      <w:pPr>
+        <w:spacing w:before="240" w:after="240"/>
+        <w:jc w:val="both"/>
+        <w:rPr>
+          <w:b/>
+          <w:bCs/>
+        </w:rPr>
+      </w:pPr>
+      <w:r>
+        <w:rPr>
+          <w:b/>
+          <w:bCs/>
+        </w:rPr>
+        <w:lastRenderedPageBreak/>
+        <w:t>3. Result and Incident Report Export</w:t>
       </w:r>
     </w:p>
     <w:p>
@@ -1808,16 +1484,11 @@
           <w:ilvl w:val="0"/>
           <w:numId w:val="1"/>
         </w:numPr>
-        <w:spacing w:before="240" w:line="276" w:lineRule="auto"/>
-        <w:ind w:left="720" w:hanging="360"/>
-        <w:jc w:val="both"/>
-        <w:rPr/>
-      </w:pPr>
-      <w:r>
-        <w:rPr>
-          <w:rtl w:val="0"/>
-        </w:rPr>
-        <w:t xml:space="preserve">After the exam, the teacher can export a full results sheet as a CSV file.</w:t>
+        <w:spacing w:before="240"/>
+        <w:jc w:val="both"/>
+      </w:pPr>
+      <w:r>
+        <w:t>After the exam, the teacher can export a full results sheet as a CSV file.</w:t>
       </w:r>
     </w:p>
     <w:p>
@@ -1826,16 +1497,13 @@
           <w:ilvl w:val="0"/>
           <w:numId w:val="1"/>
         </w:numPr>
-        <w:spacing w:line="276" w:lineRule="auto"/>
-        <w:ind w:left="720" w:hanging="360"/>
-        <w:jc w:val="both"/>
-        <w:rPr/>
-      </w:pPr>
-      <w:r>
-        <w:rPr>
-          <w:rtl w:val="0"/>
-        </w:rPr>
-        <w:t xml:space="preserve">Results include per-student scores broken down by question.</w:t>
+        <w:jc w:val="both"/>
+      </w:pPr>
+      <w:r>
+        <w:t>Results include per-student sc</w:t>
+      </w:r>
+      <w:r>
+        <w:t>ores broken down by question.</w:t>
       </w:r>
     </w:p>
     <w:p>
@@ -1844,16 +1512,10 @@
           <w:ilvl w:val="0"/>
           <w:numId w:val="1"/>
         </w:numPr>
-        <w:spacing w:line="276" w:lineRule="auto"/>
-        <w:ind w:left="720" w:hanging="360"/>
-        <w:jc w:val="both"/>
-        <w:rPr/>
-      </w:pPr>
-      <w:r>
-        <w:rPr>
-          <w:rtl w:val="0"/>
-        </w:rPr>
-        <w:t xml:space="preserve">The incident report lists all logged violations with timestamps.</w:t>
+        <w:jc w:val="both"/>
+      </w:pPr>
+      <w:r>
+        <w:t>The incident report lists all logged violations with timestamps.</w:t>
       </w:r>
     </w:p>
     <w:p>
@@ -1862,32 +1524,26 @@
           <w:ilvl w:val="0"/>
           <w:numId w:val="1"/>
         </w:numPr>
-        <w:spacing w:after="240" w:line="276" w:lineRule="auto"/>
-        <w:ind w:left="720" w:hanging="360"/>
-        <w:jc w:val="both"/>
-        <w:rPr/>
-      </w:pPr>
-      <w:r>
-        <w:rPr>
-          <w:rtl w:val="0"/>
-        </w:rPr>
-        <w:t xml:space="preserve">Exports are generated immediately after the exam ends with no additional configuration.</w:t>
-      </w:r>
-    </w:p>
-    <w:p>
-      <w:pPr>
-        <w:spacing w:after="240" w:before="240" w:line="276" w:lineRule="auto"/>
-        <w:jc w:val="both"/>
-        <w:rPr>
-          <w:b w:val="1"/>
-          <w:bCs w:val="1"/>
-        </w:rPr>
-      </w:pPr>
-      <w:r>
-        <w:rPr>
-          <w:b w:val="1"/>
-          <w:bCs w:val="1"/>
-          <w:rtl w:val="0"/>
+        <w:spacing w:after="240"/>
+        <w:jc w:val="both"/>
+      </w:pPr>
+      <w:r>
+        <w:t>Exports are generated immediately after the exam ends with no additional configuration.</w:t>
+      </w:r>
+    </w:p>
+    <w:p>
+      <w:pPr>
+        <w:spacing w:before="240" w:after="240"/>
+        <w:jc w:val="both"/>
+        <w:rPr>
+          <w:b/>
+          <w:bCs/>
+        </w:rPr>
+      </w:pPr>
+      <w:r>
+        <w:rPr>
+          <w:b/>
+          <w:bCs/>
         </w:rPr>
         <w:t xml:space="preserve">4. Cloud-Based Synchronization </w:t>
       </w:r>
@@ -1898,15 +1554,9 @@
           <w:ilvl w:val="0"/>
           <w:numId w:val="4"/>
         </w:numPr>
-        <w:spacing w:line="276" w:lineRule="auto"/>
-        <w:ind w:left="720" w:hanging="360"/>
-        <w:jc w:val="both"/>
-        <w:rPr/>
-      </w:pPr>
-      <w:r>
-        <w:rPr>
-          <w:rtl w:val="0"/>
-        </w:rPr>
+        <w:jc w:val="both"/>
+      </w:pPr>
+      <w:r>
         <w:t xml:space="preserve">Exam delivery, </w:t>
       </w:r>
     </w:p>
@@ -1916,16 +1566,10 @@
           <w:ilvl w:val="0"/>
           <w:numId w:val="4"/>
         </w:numPr>
-        <w:spacing w:line="276" w:lineRule="auto"/>
-        <w:ind w:left="720" w:hanging="360"/>
-        <w:jc w:val="both"/>
-        <w:rPr/>
-      </w:pPr>
-      <w:r>
-        <w:rPr>
-          <w:rtl w:val="0"/>
-        </w:rPr>
-        <w:t xml:space="preserve">Student progress updates</w:t>
+        <w:jc w:val="both"/>
+      </w:pPr>
+      <w:r>
+        <w:t>Student progress updates</w:t>
       </w:r>
     </w:p>
     <w:p>
@@ -1934,22 +1578,10 @@
           <w:ilvl w:val="0"/>
           <w:numId w:val="4"/>
         </w:numPr>
-        <w:spacing w:line="276" w:lineRule="auto"/>
-        <w:ind w:left="720" w:hanging="360"/>
-        <w:jc w:val="both"/>
-        <w:rPr/>
-      </w:pPr>
-      <w:r>
-        <w:rPr>
-          <w:rtl w:val="0"/>
-        </w:rPr>
-        <w:t xml:space="preserve">V</w:t>
-      </w:r>
-      <w:r>
-        <w:rPr>
-          <w:rtl w:val="0"/>
-        </w:rPr>
-        <w:t xml:space="preserve">iolation alerts</w:t>
+        <w:jc w:val="both"/>
+      </w:pPr>
+      <w:r>
+        <w:t>Violation alerts</w:t>
       </w:r>
     </w:p>
     <w:p>
@@ -1958,16 +1590,10 @@
           <w:ilvl w:val="0"/>
           <w:numId w:val="4"/>
         </w:numPr>
-        <w:spacing w:line="276" w:lineRule="auto"/>
-        <w:ind w:left="720" w:hanging="360"/>
-        <w:jc w:val="both"/>
-        <w:rPr/>
-      </w:pPr>
-      <w:r>
-        <w:rPr>
-          <w:rtl w:val="0"/>
-        </w:rPr>
-        <w:t xml:space="preserve">Submission results.</w:t>
+        <w:jc w:val="both"/>
+      </w:pPr>
+      <w:r>
+        <w:t>Submission results.</w:t>
       </w:r>
     </w:p>
     <w:p>
@@ -1976,60 +1602,48 @@
           <w:ilvl w:val="0"/>
           <w:numId w:val="4"/>
         </w:numPr>
-        <w:spacing w:line="276" w:lineRule="auto"/>
-        <w:ind w:left="720" w:hanging="360"/>
-        <w:jc w:val="both"/>
-        <w:rPr/>
-      </w:pPr>
-      <w:r>
-        <w:rPr>
-          <w:rtl w:val="0"/>
-        </w:rPr>
+        <w:jc w:val="both"/>
+      </w:pPr>
+      <w:r>
         <w:t xml:space="preserve">Teachers receive live updates through the monitoring dashboard regardless of device location. </w:t>
       </w:r>
     </w:p>
     <w:p>
       <w:pPr>
-        <w:spacing w:after="240" w:before="240" w:line="276" w:lineRule="auto"/>
-        <w:jc w:val="both"/>
-        <w:rPr>
-          <w:b w:val="1"/>
-          <w:bCs w:val="1"/>
-        </w:rPr>
-      </w:pPr>
-      <w:r>
-        <w:rPr>
-          <w:b w:val="1"/>
-          <w:bCs w:val="1"/>
-          <w:rtl w:val="0"/>
+        <w:spacing w:before="240" w:after="240"/>
+        <w:jc w:val="both"/>
+        <w:rPr>
+          <w:b/>
+          <w:bCs/>
+        </w:rPr>
+      </w:pPr>
+      <w:r>
+        <w:rPr>
+          <w:b/>
+          <w:bCs/>
         </w:rPr>
         <w:t xml:space="preserve">5. Admin Dashboard </w:t>
       </w:r>
     </w:p>
     <w:p>
       <w:pPr>
-        <w:spacing w:after="240" w:before="240" w:line="276" w:lineRule="auto"/>
-        <w:jc w:val="both"/>
-        <w:rPr/>
-      </w:pPr>
-      <w:r>
-        <w:rPr>
-          <w:rtl w:val="0"/>
-        </w:rPr>
-        <w:t xml:space="preserve">The admin dashboard provides centralized administrative control over teacher accounts and system access management through the web-based platform.</w:t>
-      </w:r>
-    </w:p>
-    <w:p>
-      <w:pPr>
-        <w:spacing w:after="240" w:before="240" w:line="276" w:lineRule="auto"/>
-        <w:jc w:val="both"/>
-        <w:rPr/>
-      </w:pPr>
-      <w:r>
-        <w:rPr>
-          <w:rtl w:val="0"/>
-        </w:rPr>
-        <w:t xml:space="preserve">Account Management Features (CRUD):</w:t>
+        <w:spacing w:before="240" w:after="240"/>
+        <w:jc w:val="both"/>
+      </w:pPr>
+      <w:r>
+        <w:t xml:space="preserve">The admin dashboard provides centralized administrative control over teacher accounts and system access </w:t>
+      </w:r>
+      <w:r>
+        <w:t>management through the web-based platform.</w:t>
+      </w:r>
+    </w:p>
+    <w:p>
+      <w:pPr>
+        <w:spacing w:before="240" w:after="240"/>
+        <w:jc w:val="both"/>
+      </w:pPr>
+      <w:r>
+        <w:t>Account Management Features (CRUD):</w:t>
       </w:r>
     </w:p>
     <w:p>
@@ -2038,15 +1652,10 @@
           <w:ilvl w:val="0"/>
           <w:numId w:val="7"/>
         </w:numPr>
-        <w:spacing w:after="0" w:afterAutospacing="0" w:before="240" w:line="276" w:lineRule="auto"/>
-        <w:ind w:left="720" w:hanging="360"/>
-        <w:rPr/>
-      </w:pPr>
-      <w:r>
-        <w:rPr>
-          <w:rtl w:val="0"/>
-        </w:rPr>
-        <w:t xml:space="preserve">Create new teacher accounts and assign system access credentials</w:t>
+        <w:spacing w:before="240"/>
+      </w:pPr>
+      <w:r>
+        <w:t>Create new teacher accounts and assign system access credentials</w:t>
       </w:r>
     </w:p>
     <w:p>
@@ -2055,15 +1664,9 @@
           <w:ilvl w:val="0"/>
           <w:numId w:val="7"/>
         </w:numPr>
-        <w:spacing w:after="0" w:afterAutospacing="0" w:before="0" w:beforeAutospacing="0" w:line="276" w:lineRule="auto"/>
-        <w:ind w:left="720" w:hanging="360"/>
-        <w:rPr/>
-      </w:pPr>
-      <w:r>
-        <w:rPr>
-          <w:rtl w:val="0"/>
-        </w:rPr>
-        <w:t xml:space="preserve">View and search all registered teacher accounts</w:t>
+      </w:pPr>
+      <w:r>
+        <w:t>View and search all registered teacher accounts</w:t>
       </w:r>
     </w:p>
     <w:p>
@@ -2072,15 +1675,12 @@
           <w:ilvl w:val="0"/>
           <w:numId w:val="7"/>
         </w:numPr>
-        <w:spacing w:after="0" w:afterAutospacing="0" w:before="0" w:beforeAutospacing="0" w:line="276" w:lineRule="auto"/>
-        <w:ind w:left="720" w:hanging="360"/>
-        <w:rPr/>
-      </w:pPr>
-      <w:r>
-        <w:rPr>
-          <w:rtl w:val="0"/>
-        </w:rPr>
-        <w:t xml:space="preserve">Update teacher account details such as name, email, and access credentials</w:t>
+      </w:pPr>
+      <w:r>
+        <w:t>Update teacher account details such as name, email, and access c</w:t>
+      </w:r>
+      <w:r>
+        <w:t>redentials</w:t>
       </w:r>
     </w:p>
     <w:p>
@@ -2089,15 +1689,9 @@
           <w:ilvl w:val="0"/>
           <w:numId w:val="7"/>
         </w:numPr>
-        <w:spacing w:after="0" w:afterAutospacing="0" w:before="0" w:beforeAutospacing="0" w:line="276" w:lineRule="auto"/>
-        <w:ind w:left="720" w:hanging="360"/>
-        <w:rPr/>
-      </w:pPr>
-      <w:r>
-        <w:rPr>
-          <w:rtl w:val="0"/>
-        </w:rPr>
-        <w:t xml:space="preserve">Deactivate or delete teacher accounts when necessary</w:t>
+      </w:pPr>
+      <w:r>
+        <w:t>Deactivate or delete teacher accounts when necessary</w:t>
       </w:r>
     </w:p>
     <w:p>
@@ -2106,28 +1700,19 @@
           <w:ilvl w:val="0"/>
           <w:numId w:val="7"/>
         </w:numPr>
-        <w:spacing w:after="240" w:before="0" w:beforeAutospacing="0" w:line="276" w:lineRule="auto"/>
-        <w:ind w:left="720" w:hanging="360"/>
-        <w:rPr/>
-      </w:pPr>
-      <w:r>
-        <w:rPr>
-          <w:rtl w:val="0"/>
-        </w:rPr>
-        <w:t xml:space="preserve">Reset teacher passwords when requested or required</w:t>
-      </w:r>
-    </w:p>
-    <w:p>
-      <w:pPr>
-        <w:spacing w:after="240" w:before="240" w:line="276" w:lineRule="auto"/>
-        <w:jc w:val="both"/>
-        <w:rPr/>
-      </w:pPr>
-      <w:r>
-        <w:rPr>
-          <w:rtl w:val="0"/>
-        </w:rPr>
-        <w:t xml:space="preserve">Audit Logging Features:</w:t>
+        <w:spacing w:after="240"/>
+      </w:pPr>
+      <w:r>
+        <w:t>Reset teacher passwords when requested or required</w:t>
+      </w:r>
+    </w:p>
+    <w:p>
+      <w:pPr>
+        <w:spacing w:before="240" w:after="240"/>
+        <w:jc w:val="both"/>
+      </w:pPr>
+      <w:r>
+        <w:t>Audit Logging Features:</w:t>
       </w:r>
     </w:p>
     <w:p>
@@ -2136,15 +1721,10 @@
           <w:ilvl w:val="0"/>
           <w:numId w:val="11"/>
         </w:numPr>
-        <w:spacing w:after="0" w:afterAutospacing="0" w:before="240" w:line="276" w:lineRule="auto"/>
-        <w:ind w:left="720" w:hanging="360"/>
-        <w:rPr/>
-      </w:pPr>
-      <w:r>
-        <w:rPr>
-          <w:rtl w:val="0"/>
-        </w:rPr>
-        <w:t xml:space="preserve">All administrative actions are automatically recorded in an audit log</w:t>
+        <w:spacing w:before="240"/>
+      </w:pPr>
+      <w:r>
+        <w:t>All administrative actions are automatically recorded in an audit log</w:t>
       </w:r>
     </w:p>
     <w:p>
@@ -2153,15 +1733,12 @@
           <w:ilvl w:val="0"/>
           <w:numId w:val="11"/>
         </w:numPr>
-        <w:spacing w:after="0" w:afterAutospacing="0" w:before="0" w:beforeAutospacing="0" w:line="276" w:lineRule="auto"/>
-        <w:ind w:left="720" w:hanging="360"/>
-        <w:rPr/>
-      </w:pPr>
-      <w:r>
-        <w:rPr>
-          <w:rtl w:val="0"/>
-        </w:rPr>
-        <w:t xml:space="preserve">Logs include account creation, updates, deletions, password resets, and access changes</w:t>
+      </w:pPr>
+      <w:r>
+        <w:t>Logs include account creation, updates, deletio</w:t>
+      </w:r>
+      <w:r>
+        <w:t>ns, password resets, and access changes</w:t>
       </w:r>
     </w:p>
     <w:p>
@@ -2170,15 +1747,9 @@
           <w:ilvl w:val="0"/>
           <w:numId w:val="11"/>
         </w:numPr>
-        <w:spacing w:after="0" w:afterAutospacing="0" w:before="0" w:beforeAutospacing="0" w:line="276" w:lineRule="auto"/>
-        <w:ind w:left="720" w:hanging="360"/>
-        <w:rPr/>
-      </w:pPr>
-      <w:r>
-        <w:rPr>
-          <w:rtl w:val="0"/>
-        </w:rPr>
-        <w:t xml:space="preserve">Each audit record contains the action performed, affected account, timestamp, and administrator responsible</w:t>
+      </w:pPr>
+      <w:r>
+        <w:t>Each audit record contains the action performed, affected account, timestamp, and administrator responsible</w:t>
       </w:r>
     </w:p>
     <w:p>
@@ -2187,60 +1758,45 @@
           <w:ilvl w:val="0"/>
           <w:numId w:val="11"/>
         </w:numPr>
-        <w:spacing w:after="240" w:before="0" w:beforeAutospacing="0" w:line="276" w:lineRule="auto"/>
-        <w:ind w:left="720" w:hanging="360"/>
-        <w:rPr/>
-      </w:pPr>
-      <w:r>
-        <w:rPr>
-          <w:rtl w:val="0"/>
-        </w:rPr>
-        <w:t xml:space="preserve">Audit logs can be reviewed for accountability, monitoring, and system security investigation</w:t>
-      </w:r>
-    </w:p>
-    <w:p>
-      <w:pPr>
-        <w:spacing w:after="240" w:before="240" w:line="276" w:lineRule="auto"/>
-        <w:jc w:val="both"/>
-        <w:rPr>
-          <w:b w:val="1"/>
-          <w:bCs w:val="1"/>
-        </w:rPr>
-      </w:pPr>
-      <w:r>
-        <w:rPr>
-          <w:rtl w:val="0"/>
-        </w:rPr>
-      </w:r>
-    </w:p>
-    <w:p>
-      <w:pPr>
-        <w:spacing w:after="240" w:before="240" w:line="276" w:lineRule="auto"/>
-        <w:jc w:val="both"/>
-        <w:rPr>
-          <w:b w:val="1"/>
-          <w:bCs w:val="1"/>
-        </w:rPr>
-      </w:pPr>
-      <w:r>
-        <w:rPr>
-          <w:rtl w:val="0"/>
-        </w:rPr>
-      </w:r>
-    </w:p>
-    <w:p>
-      <w:pPr>
-        <w:spacing w:after="240" w:before="240" w:line="276" w:lineRule="auto"/>
-        <w:jc w:val="both"/>
-        <w:rPr>
-          <w:b w:val="1"/>
-          <w:bCs w:val="1"/>
-        </w:rPr>
-      </w:pPr>
-      <w:r>
-        <w:rPr>
-          <w:rtl w:val="0"/>
-        </w:rPr>
+        <w:spacing w:after="240"/>
+      </w:pPr>
+      <w:r>
+        <w:t>Audit logs can be reviewed for accountability, monitoring, and system security investigation</w:t>
+      </w:r>
+    </w:p>
+    <w:p>
+      <w:pPr>
+        <w:spacing w:before="240" w:after="240"/>
+        <w:jc w:val="both"/>
+        <w:rPr>
+          <w:b/>
+          <w:bCs/>
+        </w:rPr>
+      </w:pPr>
+    </w:p>
+    <w:p>
+      <w:pPr>
+        <w:spacing w:before="240" w:after="240"/>
+        <w:jc w:val="both"/>
+        <w:rPr>
+          <w:b/>
+          <w:bCs/>
+        </w:rPr>
+      </w:pPr>
+    </w:p>
+    <w:p>
+      <w:pPr>
+        <w:rPr>
+          <w:b/>
+          <w:bCs/>
+        </w:rPr>
+      </w:pPr>
+      <w:r>
+        <w:rPr>
+          <w:b/>
+          <w:bCs/>
+        </w:rPr>
+        <w:br w:type="page"/>
       </w:r>
     </w:p>
     <w:p>
@@ -2248,41 +1804,40 @@
         <w:pStyle w:val="Heading1"/>
         <w:keepNext w:val="0"/>
         <w:keepLines w:val="0"/>
-        <w:spacing w:after="240" w:before="240" w:line="276" w:lineRule="auto"/>
-        <w:rPr>
-          <w:b w:val="1"/>
-          <w:bCs w:val="1"/>
+        <w:spacing w:before="240" w:after="240"/>
+        <w:rPr>
+          <w:b/>
+          <w:bCs/>
           <w:sz w:val="46"/>
           <w:szCs w:val="46"/>
         </w:rPr>
       </w:pPr>
-      <w:bookmarkStart w:colFirst="0" w:colLast="0" w:name="_8fbe56bvnrxc" w:id="2"/>
+      <w:bookmarkStart w:id="2" w:name="_8fbe56bvnrxc" w:colFirst="0" w:colLast="0"/>
       <w:bookmarkEnd w:id="2"/>
       <w:r>
         <w:rPr>
-          <w:b w:val="1"/>
-          <w:bCs w:val="1"/>
+          <w:b/>
+          <w:bCs/>
           <w:sz w:val="46"/>
           <w:szCs w:val="46"/>
-          <w:rtl w:val="0"/>
-        </w:rPr>
-        <w:t xml:space="preserve">NICE-TO-HAVE</w:t>
-      </w:r>
-    </w:p>
-    <w:p>
-      <w:pPr>
-        <w:spacing w:after="240" w:before="240" w:line="276" w:lineRule="auto"/>
-        <w:jc w:val="both"/>
-        <w:rPr>
-          <w:b w:val="1"/>
-          <w:bCs w:val="1"/>
-        </w:rPr>
-      </w:pPr>
-      <w:r>
-        <w:rPr>
-          <w:b w:val="1"/>
-          <w:bCs w:val="1"/>
-          <w:rtl w:val="0"/>
+        </w:rPr>
+        <w:lastRenderedPageBreak/>
+        <w:t>NICE-TO-HAVE</w:t>
+      </w:r>
+    </w:p>
+    <w:p>
+      <w:pPr>
+        <w:spacing w:before="240" w:after="240"/>
+        <w:jc w:val="both"/>
+        <w:rPr>
+          <w:b/>
+          <w:bCs/>
+        </w:rPr>
+      </w:pPr>
+      <w:r>
+        <w:rPr>
+          <w:b/>
+          <w:bCs/>
         </w:rPr>
         <w:t xml:space="preserve">1. USB and External Port Restriction </w:t>
       </w:r>
@@ -2293,16 +1848,10 @@
           <w:ilvl w:val="0"/>
           <w:numId w:val="4"/>
         </w:numPr>
-        <w:spacing w:line="276" w:lineRule="auto"/>
-        <w:ind w:left="720" w:hanging="360"/>
-        <w:jc w:val="both"/>
-        <w:rPr/>
-      </w:pPr>
-      <w:r>
-        <w:rPr>
-          <w:rtl w:val="0"/>
-        </w:rPr>
-        <w:t xml:space="preserve">The system can disable or restrict selected external ports (such as USB storage devices) during an active examination to prevent file-based cheating or unauthorized material access.</w:t>
+        <w:jc w:val="both"/>
+      </w:pPr>
+      <w:r>
+        <w:t>The system can disable or restrict selected external ports (such as USB storage devices) during an active examination to prevent file-based cheating or unauthorized material access.</w:t>
       </w:r>
     </w:p>
     <w:p>
@@ -2311,32 +1860,28 @@
           <w:ilvl w:val="0"/>
           <w:numId w:val="4"/>
         </w:numPr>
-        <w:spacing w:line="276" w:lineRule="auto"/>
-        <w:ind w:left="720" w:hanging="360"/>
-        <w:jc w:val="both"/>
-        <w:rPr/>
-      </w:pPr>
-      <w:r>
-        <w:rPr>
-          <w:rtl w:val="0"/>
-        </w:rPr>
-        <w:t xml:space="preserve">Port access is restored automatically when the examination session ends.</w:t>
-      </w:r>
-    </w:p>
-    <w:p>
-      <w:pPr>
-        <w:spacing w:after="240" w:before="240" w:line="276" w:lineRule="auto"/>
-        <w:jc w:val="both"/>
-        <w:rPr>
-          <w:b w:val="1"/>
-          <w:bCs w:val="1"/>
-        </w:rPr>
-      </w:pPr>
-      <w:r>
-        <w:rPr>
-          <w:b w:val="1"/>
-          <w:bCs w:val="1"/>
-          <w:rtl w:val="0"/>
+        <w:jc w:val="both"/>
+      </w:pPr>
+      <w:r>
+        <w:t>Port access is restored automatical</w:t>
+      </w:r>
+      <w:r>
+        <w:t>ly when the examination session ends.</w:t>
+      </w:r>
+    </w:p>
+    <w:p>
+      <w:pPr>
+        <w:spacing w:before="240" w:after="240"/>
+        <w:jc w:val="both"/>
+        <w:rPr>
+          <w:b/>
+          <w:bCs/>
+        </w:rPr>
+      </w:pPr>
+      <w:r>
+        <w:rPr>
+          <w:b/>
+          <w:bCs/>
         </w:rPr>
         <w:t xml:space="preserve">2. Hidden Process Detection  </w:t>
       </w:r>
@@ -2347,16 +1892,10 @@
           <w:ilvl w:val="0"/>
           <w:numId w:val="4"/>
         </w:numPr>
-        <w:spacing w:line="276" w:lineRule="auto"/>
-        <w:ind w:left="720" w:hanging="360"/>
-        <w:jc w:val="both"/>
-        <w:rPr/>
-      </w:pPr>
-      <w:r>
-        <w:rPr>
-          <w:rtl w:val="0"/>
-        </w:rPr>
-        <w:t xml:space="preserve">The system can detect and flag suspicious hidden background applications or disguised processes running during an examination.</w:t>
+        <w:jc w:val="both"/>
+      </w:pPr>
+      <w:r>
+        <w:t>The system can detect and flag suspicious hidden background applications or disguised processes running during an examination.</w:t>
       </w:r>
     </w:p>
     <w:p>
@@ -2365,369 +1904,236 @@
           <w:ilvl w:val="0"/>
           <w:numId w:val="4"/>
         </w:numPr>
-        <w:spacing w:line="276" w:lineRule="auto"/>
-        <w:ind w:left="720" w:hanging="360"/>
-        <w:jc w:val="both"/>
-        <w:rPr/>
-      </w:pPr>
-      <w:r>
-        <w:rPr>
-          <w:rtl w:val="0"/>
-        </w:rPr>
-        <w:t xml:space="preserve">This includes applications attempting to conceal themselves from normal process lists or imitate legitimate system processes.</w:t>
-      </w:r>
-    </w:p>
-    <w:p>
-      <w:pPr>
-        <w:spacing w:line="276" w:lineRule="auto"/>
-        <w:rPr>
-          <w:b w:val="1"/>
-          <w:bCs w:val="1"/>
-        </w:rPr>
-      </w:pPr>
-      <w:r>
-        <w:rPr>
-          <w:rtl w:val="0"/>
-        </w:rPr>
-      </w:r>
-    </w:p>
-    <w:p>
-      <w:pPr>
-        <w:spacing w:line="276" w:lineRule="auto"/>
-        <w:rPr>
-          <w:b w:val="1"/>
-          <w:bCs w:val="1"/>
-        </w:rPr>
-      </w:pPr>
-      <w:r>
-        <w:rPr>
-          <w:rtl w:val="0"/>
-        </w:rPr>
-      </w:r>
-    </w:p>
-    <w:p>
-      <w:pPr>
-        <w:spacing w:line="276" w:lineRule="auto"/>
-        <w:rPr>
-          <w:b w:val="1"/>
-          <w:bCs w:val="1"/>
-        </w:rPr>
-      </w:pPr>
-      <w:r>
-        <w:rPr>
-          <w:rtl w:val="0"/>
-        </w:rPr>
-      </w:r>
-    </w:p>
-    <w:p>
-      <w:pPr>
-        <w:spacing w:line="276" w:lineRule="auto"/>
-        <w:rPr>
-          <w:b w:val="1"/>
-          <w:bCs w:val="1"/>
-        </w:rPr>
-      </w:pPr>
-      <w:r>
-        <w:rPr>
-          <w:rtl w:val="0"/>
-        </w:rPr>
-      </w:r>
-    </w:p>
-    <w:p>
-      <w:pPr>
-        <w:spacing w:line="276" w:lineRule="auto"/>
-        <w:rPr>
-          <w:b w:val="1"/>
-          <w:bCs w:val="1"/>
-        </w:rPr>
-      </w:pPr>
-      <w:r>
-        <w:rPr>
-          <w:rtl w:val="0"/>
-        </w:rPr>
-      </w:r>
-    </w:p>
-    <w:p>
-      <w:pPr>
-        <w:spacing w:line="276" w:lineRule="auto"/>
-        <w:rPr>
-          <w:b w:val="1"/>
-          <w:bCs w:val="1"/>
-        </w:rPr>
-      </w:pPr>
-      <w:r>
-        <w:rPr>
-          <w:rtl w:val="0"/>
-        </w:rPr>
-      </w:r>
-    </w:p>
-    <w:p>
-      <w:pPr>
-        <w:spacing w:line="276" w:lineRule="auto"/>
-        <w:rPr>
-          <w:b w:val="1"/>
-          <w:bCs w:val="1"/>
-        </w:rPr>
-      </w:pPr>
-      <w:r>
-        <w:rPr>
-          <w:rtl w:val="0"/>
-        </w:rPr>
-      </w:r>
-    </w:p>
-    <w:p>
-      <w:pPr>
-        <w:spacing w:line="276" w:lineRule="auto"/>
-        <w:rPr>
-          <w:b w:val="1"/>
-          <w:bCs w:val="1"/>
-        </w:rPr>
-      </w:pPr>
-      <w:r>
-        <w:rPr>
-          <w:rtl w:val="0"/>
-        </w:rPr>
-      </w:r>
-    </w:p>
-    <w:p>
-      <w:pPr>
-        <w:spacing w:line="276" w:lineRule="auto"/>
-        <w:rPr>
-          <w:b w:val="1"/>
-          <w:bCs w:val="1"/>
-        </w:rPr>
-      </w:pPr>
-      <w:r>
-        <w:rPr>
-          <w:rtl w:val="0"/>
-        </w:rPr>
-      </w:r>
-    </w:p>
-    <w:p>
-      <w:pPr>
-        <w:spacing w:line="276" w:lineRule="auto"/>
-        <w:rPr>
-          <w:b w:val="1"/>
-          <w:bCs w:val="1"/>
-        </w:rPr>
-      </w:pPr>
-      <w:r>
-        <w:rPr>
-          <w:b w:val="1"/>
-          <w:bCs w:val="1"/>
-          <w:rtl w:val="0"/>
-        </w:rPr>
-        <w:t xml:space="preserve">PROJECT ADVISOR</w:t>
-      </w:r>
-    </w:p>
-    <w:p>
-      <w:pPr>
-        <w:spacing w:line="276" w:lineRule="auto"/>
-        <w:rPr/>
-      </w:pPr>
-      <w:r>
-        <w:rPr>
-          <w:rtl w:val="0"/>
-        </w:rPr>
-        <w:t xml:space="preserve">Engr. Violdan Bayocot</w:t>
-      </w:r>
-    </w:p>
-    <w:p>
-      <w:pPr>
-        <w:spacing w:line="276" w:lineRule="auto"/>
-        <w:rPr/>
-      </w:pPr>
-      <w:r>
-        <w:rPr>
-          <w:rtl w:val="0"/>
-        </w:rPr>
-      </w:r>
-    </w:p>
-    <w:p>
-      <w:pPr>
-        <w:spacing w:line="276" w:lineRule="auto"/>
-        <w:rPr/>
-      </w:pPr>
-      <w:r>
-        <w:rPr>
-          <w:rtl w:val="0"/>
-        </w:rPr>
-      </w:r>
-    </w:p>
-    <w:p>
-      <w:pPr>
-        <w:spacing w:line="276" w:lineRule="auto"/>
-        <w:rPr>
-          <w:b w:val="1"/>
-          <w:bCs w:val="1"/>
-        </w:rPr>
-      </w:pPr>
-      <w:r>
-        <w:rPr>
-          <w:b w:val="1"/>
-          <w:bCs w:val="1"/>
-          <w:rtl w:val="0"/>
-        </w:rPr>
-        <w:t xml:space="preserve">PROJECT COORDINATOR</w:t>
-      </w:r>
-    </w:p>
-    <w:p>
-      <w:pPr>
-        <w:spacing w:line="276" w:lineRule="auto"/>
-        <w:rPr/>
-      </w:pPr>
-      <w:r>
-        <w:rPr>
-          <w:rtl w:val="0"/>
-        </w:rPr>
-        <w:t xml:space="preserve">Engr. Alyssa Joyce Tan</w:t>
-      </w:r>
-    </w:p>
-    <w:p>
-      <w:pPr>
-        <w:spacing w:line="276" w:lineRule="auto"/>
-        <w:rPr/>
-      </w:pPr>
-      <w:r>
-        <w:rPr>
-          <w:rtl w:val="0"/>
-        </w:rPr>
-      </w:r>
-    </w:p>
-    <w:p>
-      <w:pPr>
-        <w:spacing w:line="276" w:lineRule="auto"/>
-        <w:rPr/>
-      </w:pPr>
-      <w:r>
-        <w:rPr>
-          <w:rtl w:val="0"/>
-        </w:rPr>
-      </w:r>
-    </w:p>
-    <w:p>
-      <w:pPr>
-        <w:spacing w:line="276" w:lineRule="auto"/>
-        <w:rPr/>
-      </w:pPr>
-      <w:r>
-        <w:rPr>
-          <w:b w:val="1"/>
-          <w:bCs w:val="1"/>
-          <w:rtl w:val="0"/>
-        </w:rPr>
-        <w:t xml:space="preserve">CHAIRMAN OF THE PANEL</w:t>
-      </w:r>
-      <w:r>
-        <w:rPr>
-          <w:rtl w:val="0"/>
-        </w:rPr>
-      </w:r>
-    </w:p>
-    <w:p>
-      <w:pPr>
-        <w:spacing w:line="276" w:lineRule="auto"/>
-        <w:rPr/>
-      </w:pPr>
-      <w:r>
-        <w:rPr>
-          <w:rtl w:val="0"/>
-        </w:rPr>
-      </w:r>
-    </w:p>
-    <w:p>
-      <w:pPr>
-        <w:spacing w:line="276" w:lineRule="auto"/>
-        <w:rPr/>
-      </w:pPr>
-      <w:r>
-        <w:rPr>
-          <w:rtl w:val="0"/>
-        </w:rPr>
-      </w:r>
-    </w:p>
-    <w:p>
-      <w:pPr>
-        <w:spacing w:line="276" w:lineRule="auto"/>
-        <w:rPr/>
-      </w:pPr>
-      <w:r>
-        <w:rPr>
-          <w:rtl w:val="0"/>
-        </w:rPr>
-      </w:r>
-    </w:p>
-    <w:p>
-      <w:pPr>
-        <w:spacing w:line="276" w:lineRule="auto"/>
-        <w:rPr>
-          <w:b w:val="1"/>
-          <w:bCs w:val="1"/>
-        </w:rPr>
-      </w:pPr>
-      <w:r>
-        <w:rPr>
-          <w:b w:val="1"/>
-          <w:bCs w:val="1"/>
-          <w:rtl w:val="0"/>
-        </w:rPr>
-        <w:t xml:space="preserve">PANELIST</w:t>
-      </w:r>
-    </w:p>
-    <w:p>
-      <w:pPr>
-        <w:spacing w:line="276" w:lineRule="auto"/>
-        <w:rPr>
-          <w:b w:val="1"/>
-          <w:bCs w:val="1"/>
-        </w:rPr>
-      </w:pPr>
-      <w:r>
-        <w:rPr>
-          <w:rtl w:val="0"/>
-        </w:rPr>
-      </w:r>
-    </w:p>
-    <w:p>
-      <w:pPr>
-        <w:spacing w:line="276" w:lineRule="auto"/>
-        <w:rPr>
-          <w:b w:val="1"/>
-          <w:bCs w:val="1"/>
-        </w:rPr>
-      </w:pPr>
-      <w:r>
-        <w:rPr>
-          <w:rtl w:val="0"/>
-        </w:rPr>
-      </w:r>
-    </w:p>
-    <w:p>
-      <w:pPr>
-        <w:spacing w:after="0" w:before="0" w:line="276" w:lineRule="auto"/>
-        <w:rPr>
-          <w:b w:val="1"/>
-          <w:bCs w:val="1"/>
-        </w:rPr>
-      </w:pPr>
-      <w:r>
-        <w:rPr>
-          <w:rtl w:val="0"/>
-        </w:rPr>
-      </w:r>
+        <w:jc w:val="both"/>
+      </w:pPr>
+      <w:r>
+        <w:t>This includes applications attempting to conceal themselves f</w:t>
+      </w:r>
+      <w:r>
+        <w:t>rom normal process lists or imitate legitimate system processes.</w:t>
+      </w:r>
+    </w:p>
+    <w:p>
+      <w:pPr>
+        <w:rPr>
+          <w:b/>
+          <w:bCs/>
+        </w:rPr>
+      </w:pPr>
+    </w:p>
+    <w:p>
+      <w:pPr>
+        <w:rPr>
+          <w:b/>
+          <w:bCs/>
+        </w:rPr>
+      </w:pPr>
+    </w:p>
+    <w:p>
+      <w:pPr>
+        <w:rPr>
+          <w:b/>
+          <w:bCs/>
+        </w:rPr>
+      </w:pPr>
+    </w:p>
+    <w:p>
+      <w:pPr>
+        <w:rPr>
+          <w:b/>
+          <w:bCs/>
+        </w:rPr>
+      </w:pPr>
+    </w:p>
+    <w:p>
+      <w:pPr>
+        <w:rPr>
+          <w:b/>
+          <w:bCs/>
+        </w:rPr>
+      </w:pPr>
+      <w:bookmarkStart w:id="3" w:name="_GoBack"/>
+      <w:bookmarkEnd w:id="3"/>
+    </w:p>
+    <w:p>
+      <w:pPr>
+        <w:rPr>
+          <w:b/>
+          <w:bCs/>
+        </w:rPr>
+      </w:pPr>
+    </w:p>
+    <w:p>
+      <w:pPr>
+        <w:rPr>
+          <w:b/>
+          <w:bCs/>
+        </w:rPr>
+      </w:pPr>
+      <w:r>
+        <w:rPr>
+          <w:b/>
+          <w:bCs/>
+        </w:rPr>
+        <w:t>PROJECT ADVISOR</w:t>
+      </w:r>
+    </w:p>
+    <w:p/>
+    <w:p>
+      <w:r>
+        <w:t xml:space="preserve">Engr. </w:t>
+      </w:r>
+      <w:proofErr w:type="spellStart"/>
+      <w:r>
+        <w:t>Violdan</w:t>
+      </w:r>
+      <w:proofErr w:type="spellEnd"/>
+      <w:r>
+        <w:t xml:space="preserve"> </w:t>
+      </w:r>
+      <w:proofErr w:type="spellStart"/>
+      <w:r>
+        <w:t>Bayocot</w:t>
+      </w:r>
+      <w:proofErr w:type="spellEnd"/>
+    </w:p>
+    <w:p/>
+    <w:p/>
+    <w:p/>
+    <w:p>
+      <w:pPr>
+        <w:rPr>
+          <w:b/>
+          <w:bCs/>
+        </w:rPr>
+      </w:pPr>
+      <w:r>
+        <w:rPr>
+          <w:b/>
+          <w:bCs/>
+        </w:rPr>
+        <w:t>PROJECT COORDINATOR</w:t>
+      </w:r>
+    </w:p>
+    <w:p/>
+    <w:p>
+      <w:r>
+        <w:t>Engr. Alyssa Joyce Tan</w:t>
+      </w:r>
+    </w:p>
+    <w:p/>
+    <w:p/>
+    <w:p/>
+    <w:p>
+      <w:r>
+        <w:rPr>
+          <w:b/>
+          <w:bCs/>
+        </w:rPr>
+        <w:t>CHAIRMAN OF THE PANEL</w:t>
+      </w:r>
+    </w:p>
+    <w:p/>
+    <w:p>
+      <w:r>
+        <w:t xml:space="preserve">Mr. Eric </w:t>
+      </w:r>
+      <w:proofErr w:type="spellStart"/>
+      <w:r>
+        <w:t>Magto</w:t>
+      </w:r>
+      <w:proofErr w:type="spellEnd"/>
+    </w:p>
+    <w:p/>
+    <w:p/>
+    <w:p/>
+    <w:p>
+      <w:pPr>
+        <w:rPr>
+          <w:b/>
+          <w:bCs/>
+        </w:rPr>
+      </w:pPr>
+      <w:r>
+        <w:rPr>
+          <w:b/>
+          <w:bCs/>
+        </w:rPr>
+        <w:t>PANELIST</w:t>
+      </w:r>
+    </w:p>
+    <w:p>
+      <w:pPr>
+        <w:rPr>
+          <w:bCs/>
+        </w:rPr>
+      </w:pPr>
+    </w:p>
+    <w:p>
+      <w:pPr>
+        <w:rPr>
+          <w:bCs/>
+        </w:rPr>
+      </w:pPr>
+      <w:r>
+        <w:rPr>
+          <w:bCs/>
+        </w:rPr>
+        <w:t xml:space="preserve">Engr. Vicente </w:t>
+      </w:r>
+      <w:proofErr w:type="spellStart"/>
+      <w:r>
+        <w:rPr>
+          <w:bCs/>
+        </w:rPr>
+        <w:t>Patalita</w:t>
+      </w:r>
+      <w:proofErr w:type="spellEnd"/>
+      <w:r>
+        <w:rPr>
+          <w:bCs/>
+        </w:rPr>
+        <w:t xml:space="preserve"> </w:t>
+      </w:r>
+      <w:r>
+        <w:rPr>
+          <w:bCs/>
+        </w:rPr>
+        <w:t>III</w:t>
+      </w:r>
+    </w:p>
+    <w:p>
+      <w:pPr>
+        <w:rPr>
+          <w:b/>
+          <w:bCs/>
+        </w:rPr>
+      </w:pPr>
+    </w:p>
+    <w:p>
+      <w:pPr>
+        <w:rPr>
+          <w:b/>
+          <w:bCs/>
+        </w:rPr>
+      </w:pPr>
     </w:p>
     <w:sectPr>
-      <w:pgSz w:h="15840" w:w="12240" w:orient="portrait"/>
-      <w:pgMar w:bottom="1440" w:top="1440" w:left="1440" w:right="1440" w:header="720" w:footer="720"/>
+      <w:pgSz w:w="12240" w:h="15840"/>
+      <w:pgMar w:top="1440" w:right="1440" w:bottom="1440" w:left="1440" w:header="720" w:footer="720" w:gutter="0"/>
       <w:pgNumType w:start="1"/>
+      <w:cols w:space="720"/>
     </w:sectPr>
   </w:body>
 </w:document>
 </file>
 
 <file path=word/numbering.xml><?xml version="1.0" encoding="utf-8"?>
-<w:numbering xmlns:mc="http://schemas.openxmlformats.org/markup-compatibility/2006" xmlns:o="urn:schemas-microsoft-com:office:office" xmlns:r="http://schemas.openxmlformats.org/officeDocument/2006/relationships" xmlns:m="http://schemas.openxmlformats.org/officeDocument/2006/math" xmlns:v="urn:schemas-microsoft-com:vml" xmlns:wp="http://schemas.openxmlformats.org/drawingml/2006/wordprocessingDrawing" xmlns:w10="urn:schemas-microsoft-com:office:word" xmlns:w="http://schemas.openxmlformats.org/wordprocessingml/2006/main" xmlns:wne="http://schemas.microsoft.com/office/word/2006/wordml" xmlns:sl="http://schemas.openxmlformats.org/schemaLibrary/2006/main" xmlns:a="http://schemas.openxmlformats.org/drawingml/2006/main" xmlns:pic="http://schemas.openxmlformats.org/drawingml/2006/picture" xmlns:c="http://schemas.openxmlformats.org/drawingml/2006/chart" xmlns:lc="http://schemas.openxmlformats.org/drawingml/2006/lockedCanvas" xmlns:dgm="http://schemas.openxmlformats.org/drawingml/2006/diagram" xmlns:wps="http://schemas.microsoft.com/office/word/2010/wordprocessingShape" xmlns:wpg="http://schemas.microsoft.com/office/word/2010/wordprocessingGroup" xmlns:w14="http://schemas.microsoft.com/office/word/2010/wordml" xmlns:w15="http://schemas.microsoft.com/office/word/2012/wordml" xmlns:w16="http://schemas.microsoft.com/office/word/2018/wordml" xmlns:w16cex="http://schemas.microsoft.com/office/word/2018/wordml/cex" xmlns:w16cid="http://schemas.microsoft.com/office/word/2016/wordml/cid" xmlns="http://schemas.microsoft.com/office/tasks/2019/documenttasks" xmlns:cr="http://schemas.microsoft.com/office/comments/2020/reactions">
-  <w:abstractNum w:abstractNumId="1">
+<w:numbering xmlns:wpc="http://schemas.microsoft.com/office/word/2010/wordprocessingCanvas" xmlns:cx="http://schemas.microsoft.com/office/drawing/2014/chartex" xmlns:cx1="http://schemas.microsoft.com/office/drawing/2015/9/8/chartex" xmlns:cx2="http://schemas.microsoft.com/office/drawing/2015/10/21/chartex" xmlns:cx3="http://schemas.microsoft.com/office/drawing/2016/5/9/chartex" xmlns:cx4="http://schemas.microsoft.com/office/drawing/2016/5/10/chartex" xmlns:cx5="http://schemas.microsoft.com/office/drawing/2016/5/11/chartex" xmlns:cx6="http://schemas.microsoft.com/office/drawing/2016/5/12/chartex" xmlns:cx7="http://schemas.microsoft.com/office/drawing/2016/5/13/chartex" xmlns:cx8="http://schemas.microsoft.com/office/drawing/2016/5/14/chartex" xmlns:mc="http://schemas.openxmlformats.org/markup-compatibility/2006" xmlns:aink="http://schemas.microsoft.com/office/drawing/2016/ink" xmlns:am3d="http://schemas.microsoft.com/office/drawing/2017/model3d" xmlns:o="urn:schemas-microsoft-com:office:office" xmlns:r="http://schemas.openxmlformats.org/officeDocument/2006/relationships" xmlns:m="http://schemas.openxmlformats.org/officeDocument/2006/math" xmlns:v="urn:schemas-microsoft-com:vml" xmlns:wp14="http://schemas.microsoft.com/office/word/2010/wordprocessingDrawing" xmlns:wp="http://schemas.openxmlformats.org/drawingml/2006/wordprocessingDrawing" xmlns:w10="urn:schemas-microsoft-com:office:word" xmlns:w="http://schemas.openxmlformats.org/wordprocessingml/2006/main" xmlns:w14="http://schemas.microsoft.com/office/word/2010/wordml" xmlns:w15="http://schemas.microsoft.com/office/word/2012/wordml" xmlns:w16cid="http://schemas.microsoft.com/office/word/2016/wordml/cid" xmlns:w16se="http://schemas.microsoft.com/office/word/2015/wordml/symex" xmlns:wpg="http://schemas.microsoft.com/office/word/2010/wordprocessingGroup" xmlns:wpi="http://schemas.microsoft.com/office/word/2010/wordprocessingInk" xmlns:wne="http://schemas.microsoft.com/office/word/2006/wordml" xmlns:wps="http://schemas.microsoft.com/office/word/2010/wordprocessingShape" mc:Ignorable="w14 w15 w16se w16cid wp14">
+  <w:abstractNum w:abstractNumId="0" w15:restartNumberingAfterBreak="0">
+    <w:nsid w:val="062856AA"/>
+    <w:multiLevelType w:val="multilevel"/>
+    <w:tmpl w:val="2410D278"/>
     <w:lvl w:ilvl="0">
       <w:start w:val="1"/>
       <w:numFmt w:val="bullet"/>
@@ -2837,7 +2243,10 @@
       </w:rPr>
     </w:lvl>
   </w:abstractNum>
-  <w:abstractNum w:abstractNumId="2">
+  <w:abstractNum w:abstractNumId="1" w15:restartNumberingAfterBreak="0">
+    <w:nsid w:val="12FA3B08"/>
+    <w:multiLevelType w:val="multilevel"/>
+    <w:tmpl w:val="C5F8606A"/>
     <w:lvl w:ilvl="0">
       <w:start w:val="1"/>
       <w:numFmt w:val="bullet"/>
@@ -2947,7 +2356,10 @@
       </w:rPr>
     </w:lvl>
   </w:abstractNum>
-  <w:abstractNum w:abstractNumId="3">
+  <w:abstractNum w:abstractNumId="2" w15:restartNumberingAfterBreak="0">
+    <w:nsid w:val="16FC6976"/>
+    <w:multiLevelType w:val="multilevel"/>
+    <w:tmpl w:val="2EE46A4E"/>
     <w:lvl w:ilvl="0">
       <w:start w:val="1"/>
       <w:numFmt w:val="bullet"/>
@@ -3057,7 +2469,10 @@
       </w:rPr>
     </w:lvl>
   </w:abstractNum>
-  <w:abstractNum w:abstractNumId="4">
+  <w:abstractNum w:abstractNumId="3" w15:restartNumberingAfterBreak="0">
+    <w:nsid w:val="1874501F"/>
+    <w:multiLevelType w:val="multilevel"/>
+    <w:tmpl w:val="D0E09BCE"/>
     <w:lvl w:ilvl="0">
       <w:start w:val="1"/>
       <w:numFmt w:val="bullet"/>
@@ -3167,7 +2582,10 @@
       </w:rPr>
     </w:lvl>
   </w:abstractNum>
-  <w:abstractNum w:abstractNumId="5">
+  <w:abstractNum w:abstractNumId="4" w15:restartNumberingAfterBreak="0">
+    <w:nsid w:val="1F8E309D"/>
+    <w:multiLevelType w:val="multilevel"/>
+    <w:tmpl w:val="43E4EFBA"/>
     <w:lvl w:ilvl="0">
       <w:start w:val="1"/>
       <w:numFmt w:val="bullet"/>
@@ -3277,7 +2695,10 @@
       </w:rPr>
     </w:lvl>
   </w:abstractNum>
-  <w:abstractNum w:abstractNumId="6">
+  <w:abstractNum w:abstractNumId="5" w15:restartNumberingAfterBreak="0">
+    <w:nsid w:val="2149277B"/>
+    <w:multiLevelType w:val="multilevel"/>
+    <w:tmpl w:val="8B828094"/>
     <w:lvl w:ilvl="0">
       <w:start w:val="1"/>
       <w:numFmt w:val="bullet"/>
@@ -3387,7 +2808,10 @@
       </w:rPr>
     </w:lvl>
   </w:abstractNum>
-  <w:abstractNum w:abstractNumId="7">
+  <w:abstractNum w:abstractNumId="6" w15:restartNumberingAfterBreak="0">
+    <w:nsid w:val="22AF4B39"/>
+    <w:multiLevelType w:val="multilevel"/>
+    <w:tmpl w:val="2BAE2CCE"/>
     <w:lvl w:ilvl="0">
       <w:start w:val="1"/>
       <w:numFmt w:val="bullet"/>
@@ -3497,7 +2921,10 @@
       </w:rPr>
     </w:lvl>
   </w:abstractNum>
-  <w:abstractNum w:abstractNumId="8">
+  <w:abstractNum w:abstractNumId="7" w15:restartNumberingAfterBreak="0">
+    <w:nsid w:val="2A07027E"/>
+    <w:multiLevelType w:val="multilevel"/>
+    <w:tmpl w:val="836C661C"/>
     <w:lvl w:ilvl="0">
       <w:start w:val="1"/>
       <w:numFmt w:val="bullet"/>
@@ -3607,7 +3034,10 @@
       </w:rPr>
     </w:lvl>
   </w:abstractNum>
-  <w:abstractNum w:abstractNumId="9">
+  <w:abstractNum w:abstractNumId="8" w15:restartNumberingAfterBreak="0">
+    <w:nsid w:val="315A13A3"/>
+    <w:multiLevelType w:val="multilevel"/>
+    <w:tmpl w:val="33C6AA0A"/>
     <w:lvl w:ilvl="0">
       <w:start w:val="1"/>
       <w:numFmt w:val="bullet"/>
@@ -3717,7 +3147,10 @@
       </w:rPr>
     </w:lvl>
   </w:abstractNum>
-  <w:abstractNum w:abstractNumId="10">
+  <w:abstractNum w:abstractNumId="9" w15:restartNumberingAfterBreak="0">
+    <w:nsid w:val="3A046E8F"/>
+    <w:multiLevelType w:val="multilevel"/>
+    <w:tmpl w:val="5E64BF1C"/>
     <w:lvl w:ilvl="0">
       <w:start w:val="1"/>
       <w:numFmt w:val="bullet"/>
@@ -3827,7 +3260,10 @@
       </w:rPr>
     </w:lvl>
   </w:abstractNum>
-  <w:abstractNum w:abstractNumId="11">
+  <w:abstractNum w:abstractNumId="10" w15:restartNumberingAfterBreak="0">
+    <w:nsid w:val="51C1110A"/>
+    <w:multiLevelType w:val="multilevel"/>
+    <w:tmpl w:val="9A18F5AE"/>
     <w:lvl w:ilvl="0">
       <w:start w:val="1"/>
       <w:numFmt w:val="bullet"/>
@@ -3937,7 +3373,10 @@
       </w:rPr>
     </w:lvl>
   </w:abstractNum>
-  <w:abstractNum w:abstractNumId="12">
+  <w:abstractNum w:abstractNumId="11" w15:restartNumberingAfterBreak="0">
+    <w:nsid w:val="60BE2F0E"/>
+    <w:multiLevelType w:val="multilevel"/>
+    <w:tmpl w:val="AFFE505C"/>
     <w:lvl w:ilvl="0">
       <w:start w:val="1"/>
       <w:numFmt w:val="bullet"/>
@@ -4047,7 +3486,10 @@
       </w:rPr>
     </w:lvl>
   </w:abstractNum>
-  <w:abstractNum w:abstractNumId="13">
+  <w:abstractNum w:abstractNumId="12" w15:restartNumberingAfterBreak="0">
+    <w:nsid w:val="634B031C"/>
+    <w:multiLevelType w:val="multilevel"/>
+    <w:tmpl w:val="165C2484"/>
     <w:lvl w:ilvl="0">
       <w:start w:val="1"/>
       <w:numFmt w:val="bullet"/>
@@ -4157,7 +3599,10 @@
       </w:rPr>
     </w:lvl>
   </w:abstractNum>
-  <w:abstractNum w:abstractNumId="14">
+  <w:abstractNum w:abstractNumId="13" w15:restartNumberingAfterBreak="0">
+    <w:nsid w:val="63C257CF"/>
+    <w:multiLevelType w:val="multilevel"/>
+    <w:tmpl w:val="D6C4DFBE"/>
     <w:lvl w:ilvl="0">
       <w:start w:val="1"/>
       <w:numFmt w:val="bullet"/>
@@ -4267,7 +3712,10 @@
       </w:rPr>
     </w:lvl>
   </w:abstractNum>
-  <w:abstractNum w:abstractNumId="15">
+  <w:abstractNum w:abstractNumId="14" w15:restartNumberingAfterBreak="0">
+    <w:nsid w:val="6B712D55"/>
+    <w:multiLevelType w:val="multilevel"/>
+    <w:tmpl w:val="929268A0"/>
     <w:lvl w:ilvl="0">
       <w:start w:val="1"/>
       <w:numFmt w:val="bullet"/>
@@ -4378,62 +3826,62 @@
     </w:lvl>
   </w:abstractNum>
   <w:num w:numId="1">
+    <w:abstractNumId w:val="7"/>
+  </w:num>
+  <w:num w:numId="2">
+    <w:abstractNumId w:val="14"/>
+  </w:num>
+  <w:num w:numId="3">
+    <w:abstractNumId w:val="4"/>
+  </w:num>
+  <w:num w:numId="4">
+    <w:abstractNumId w:val="9"/>
+  </w:num>
+  <w:num w:numId="5">
+    <w:abstractNumId w:val="0"/>
+  </w:num>
+  <w:num w:numId="6">
+    <w:abstractNumId w:val="12"/>
+  </w:num>
+  <w:num w:numId="7">
     <w:abstractNumId w:val="1"/>
   </w:num>
-  <w:num w:numId="2">
+  <w:num w:numId="8">
+    <w:abstractNumId w:val="3"/>
+  </w:num>
+  <w:num w:numId="9">
+    <w:abstractNumId w:val="10"/>
+  </w:num>
+  <w:num w:numId="10">
+    <w:abstractNumId w:val="13"/>
+  </w:num>
+  <w:num w:numId="11">
     <w:abstractNumId w:val="2"/>
   </w:num>
-  <w:num w:numId="3">
-    <w:abstractNumId w:val="3"/>
+  <w:num w:numId="12">
+    <w:abstractNumId w:val="11"/>
   </w:num>
-  <w:num w:numId="4">
-    <w:abstractNumId w:val="4"/>
-  </w:num>
-  <w:num w:numId="5">
+  <w:num w:numId="13">
     <w:abstractNumId w:val="5"/>
   </w:num>
-  <w:num w:numId="6">
+  <w:num w:numId="14">
     <w:abstractNumId w:val="6"/>
   </w:num>
-  <w:num w:numId="7">
-    <w:abstractNumId w:val="7"/>
-  </w:num>
-  <w:num w:numId="8">
+  <w:num w:numId="15">
     <w:abstractNumId w:val="8"/>
-  </w:num>
-  <w:num w:numId="9">
-    <w:abstractNumId w:val="9"/>
-  </w:num>
-  <w:num w:numId="10">
-    <w:abstractNumId w:val="10"/>
-  </w:num>
-  <w:num w:numId="11">
-    <w:abstractNumId w:val="11"/>
-  </w:num>
-  <w:num w:numId="12">
-    <w:abstractNumId w:val="12"/>
-  </w:num>
-  <w:num w:numId="13">
-    <w:abstractNumId w:val="13"/>
-  </w:num>
-  <w:num w:numId="14">
-    <w:abstractNumId w:val="14"/>
-  </w:num>
-  <w:num w:numId="15">
-    <w:abstractNumId w:val="15"/>
   </w:num>
 </w:numbering>
 </file>
 
 <file path=word/styles.xml><?xml version="1.0" encoding="utf-8"?>
-<w:styles xmlns:mc="http://schemas.openxmlformats.org/markup-compatibility/2006" xmlns:o="urn:schemas-microsoft-com:office:office" xmlns:r="http://schemas.openxmlformats.org/officeDocument/2006/relationships" xmlns:m="http://schemas.openxmlformats.org/officeDocument/2006/math" xmlns:v="urn:schemas-microsoft-com:vml" xmlns:wp="http://schemas.openxmlformats.org/drawingml/2006/wordprocessingDrawing" xmlns:w10="urn:schemas-microsoft-com:office:word" xmlns:w="http://schemas.openxmlformats.org/wordprocessingml/2006/main" xmlns:wne="http://schemas.microsoft.com/office/word/2006/wordml" xmlns:sl="http://schemas.openxmlformats.org/schemaLibrary/2006/main" xmlns:a="http://schemas.openxmlformats.org/drawingml/2006/main" xmlns:pic="http://schemas.openxmlformats.org/drawingml/2006/picture" xmlns:c="http://schemas.openxmlformats.org/drawingml/2006/chart" xmlns:lc="http://schemas.openxmlformats.org/drawingml/2006/lockedCanvas" xmlns:dgm="http://schemas.openxmlformats.org/drawingml/2006/diagram" xmlns:wps="http://schemas.microsoft.com/office/word/2010/wordprocessingShape" xmlns:wpg="http://schemas.microsoft.com/office/word/2010/wordprocessingGroup" xmlns:w14="http://schemas.microsoft.com/office/word/2010/wordml" xmlns:w15="http://schemas.microsoft.com/office/word/2012/wordml" xmlns:w16="http://schemas.microsoft.com/office/word/2018/wordml" xmlns:w16cex="http://schemas.microsoft.com/office/word/2018/wordml/cex" xmlns:w16cid="http://schemas.microsoft.com/office/word/2016/wordml/cid" xmlns="http://schemas.microsoft.com/office/tasks/2019/documenttasks" xmlns:cr="http://schemas.microsoft.com/office/comments/2020/reactions">
+<w:styles xmlns:mc="http://schemas.openxmlformats.org/markup-compatibility/2006" xmlns:r="http://schemas.openxmlformats.org/officeDocument/2006/relationships" xmlns:w="http://schemas.openxmlformats.org/wordprocessingml/2006/main" xmlns:w14="http://schemas.microsoft.com/office/word/2010/wordml" xmlns:w15="http://schemas.microsoft.com/office/word/2012/wordml" xmlns:w16cid="http://schemas.microsoft.com/office/word/2016/wordml/cid" xmlns:w16se="http://schemas.microsoft.com/office/word/2015/wordml/symex" mc:Ignorable="w14 w15 w16se w16cid">
   <w:docDefaults>
     <w:rPrDefault>
       <w:rPr>
-        <w:rFonts w:ascii="Arial" w:cs="Arial" w:eastAsia="Arial" w:hAnsi="Arial"/>
+        <w:rFonts w:ascii="Arial" w:eastAsia="Arial" w:hAnsi="Arial" w:cs="Arial"/>
         <w:sz w:val="22"/>
         <w:szCs w:val="22"/>
-        <w:lang w:val="en"/>
+        <w:lang w:val="en" w:eastAsia="en-PH" w:bidi="ar-SA"/>
       </w:rPr>
     </w:rPrDefault>
     <w:pPrDefault>
@@ -4442,29 +3890,398 @@
       </w:pPr>
     </w:pPrDefault>
   </w:docDefaults>
-  <w:style w:type="table" w:styleId="TableNormal" w:default="1">
-    <w:name w:val="TableNormal"/>
-    <w:tblPr>
-      <w:tblCellMar>
-        <w:top w:w="100.0" w:type="dxa"/>
-        <w:left w:w="100.0" w:type="dxa"/>
-        <w:bottom w:w="100.0" w:type="dxa"/>
-        <w:right w:w="100.0" w:type="dxa"/>
-      </w:tblCellMar>
-    </w:tblPr>
-  </w:style>
-  <w:style w:type="paragraph" w:styleId="Normal" w:default="1">
-    <w:name w:val="normal"/>
+  <w:latentStyles w:defLockedState="0" w:defUIPriority="99" w:defSemiHidden="0" w:defUnhideWhenUsed="0" w:defQFormat="0" w:count="375">
+    <w:lsdException w:name="Normal" w:uiPriority="0" w:qFormat="1"/>
+    <w:lsdException w:name="heading 1" w:uiPriority="9" w:qFormat="1"/>
+    <w:lsdException w:name="heading 2" w:semiHidden="1" w:uiPriority="9" w:unhideWhenUsed="1" w:qFormat="1"/>
+    <w:lsdException w:name="heading 3" w:semiHidden="1" w:uiPriority="9" w:unhideWhenUsed="1" w:qFormat="1"/>
+    <w:lsdException w:name="heading 4" w:semiHidden="1" w:uiPriority="9" w:unhideWhenUsed="1" w:qFormat="1"/>
+    <w:lsdException w:name="heading 5" w:semiHidden="1" w:uiPriority="9" w:unhideWhenUsed="1" w:qFormat="1"/>
+    <w:lsdException w:name="heading 6" w:semiHidden="1" w:uiPriority="9" w:unhideWhenUsed="1" w:qFormat="1"/>
+    <w:lsdException w:name="heading 7" w:semiHidden="1" w:uiPriority="9" w:unhideWhenUsed="1" w:qFormat="1"/>
+    <w:lsdException w:name="heading 8" w:semiHidden="1" w:uiPriority="9" w:unhideWhenUsed="1" w:qFormat="1"/>
+    <w:lsdException w:name="heading 9" w:semiHidden="1" w:uiPriority="9" w:unhideWhenUsed="1" w:qFormat="1"/>
+    <w:lsdException w:name="index 1" w:semiHidden="1" w:unhideWhenUsed="1"/>
+    <w:lsdException w:name="index 2" w:semiHidden="1" w:unhideWhenUsed="1"/>
+    <w:lsdException w:name="index 3" w:semiHidden="1" w:unhideWhenUsed="1"/>
+    <w:lsdException w:name="index 4" w:semiHidden="1" w:unhideWhenUsed="1"/>
+    <w:lsdException w:name="index 5" w:semiHidden="1" w:unhideWhenUsed="1"/>
+    <w:lsdException w:name="index 6" w:semiHidden="1" w:unhideWhenUsed="1"/>
+    <w:lsdException w:name="index 7" w:semiHidden="1" w:unhideWhenUsed="1"/>
+    <w:lsdException w:name="index 8" w:semiHidden="1" w:unhideWhenUsed="1"/>
+    <w:lsdException w:name="index 9" w:semiHidden="1" w:unhideWhenUsed="1"/>
+    <w:lsdException w:name="toc 1" w:semiHidden="1" w:uiPriority="39" w:unhideWhenUsed="1"/>
+    <w:lsdException w:name="toc 2" w:semiHidden="1" w:uiPriority="39" w:unhideWhenUsed="1"/>
+    <w:lsdException w:name="toc 3" w:semiHidden="1" w:uiPriority="39" w:unhideWhenUsed="1"/>
+    <w:lsdException w:name="toc 4" w:semiHidden="1" w:uiPriority="39" w:unhideWhenUsed="1"/>
+    <w:lsdException w:name="toc 5" w:semiHidden="1" w:uiPriority="39" w:unhideWhenUsed="1"/>
+    <w:lsdException w:name="toc 6" w:semiHidden="1" w:uiPriority="39" w:unhideWhenUsed="1"/>
+    <w:lsdException w:name="toc 7" w:semiHidden="1" w:uiPriority="39" w:unhideWhenUsed="1"/>
+    <w:lsdException w:name="toc 8" w:semiHidden="1" w:uiPriority="39" w:unhideWhenUsed="1"/>
+    <w:lsdException w:name="toc 9" w:semiHidden="1" w:uiPriority="39" w:unhideWhenUsed="1"/>
+    <w:lsdException w:name="Normal Indent" w:semiHidden="1" w:unhideWhenUsed="1"/>
+    <w:lsdException w:name="footnote text" w:semiHidden="1" w:unhideWhenUsed="1"/>
+    <w:lsdException w:name="annotation text" w:semiHidden="1" w:unhideWhenUsed="1"/>
+    <w:lsdException w:name="header" w:semiHidden="1" w:unhideWhenUsed="1"/>
+    <w:lsdException w:name="footer" w:semiHidden="1" w:unhideWhenUsed="1"/>
+    <w:lsdException w:name="index heading" w:semiHidden="1" w:unhideWhenUsed="1"/>
+    <w:lsdException w:name="caption" w:semiHidden="1" w:uiPriority="35" w:unhideWhenUsed="1" w:qFormat="1"/>
+    <w:lsdException w:name="table of figures" w:semiHidden="1" w:unhideWhenUsed="1"/>
+    <w:lsdException w:name="envelope address" w:semiHidden="1" w:unhideWhenUsed="1"/>
+    <w:lsdException w:name="envelope return" w:semiHidden="1" w:unhideWhenUsed="1"/>
+    <w:lsdException w:name="footnote reference" w:semiHidden="1" w:unhideWhenUsed="1"/>
+    <w:lsdException w:name="annotation reference" w:semiHidden="1" w:unhideWhenUsed="1"/>
+    <w:lsdException w:name="line number" w:semiHidden="1" w:unhideWhenUsed="1"/>
+    <w:lsdException w:name="page number" w:semiHidden="1" w:unhideWhenUsed="1"/>
+    <w:lsdException w:name="endnote reference" w:semiHidden="1" w:unhideWhenUsed="1"/>
+    <w:lsdException w:name="endnote text" w:semiHidden="1" w:unhideWhenUsed="1"/>
+    <w:lsdException w:name="table of authorities" w:semiHidden="1" w:unhideWhenUsed="1"/>
+    <w:lsdException w:name="macro" w:semiHidden="1" w:unhideWhenUsed="1"/>
+    <w:lsdException w:name="toa heading" w:semiHidden="1" w:unhideWhenUsed="1"/>
+    <w:lsdException w:name="List" w:semiHidden="1" w:unhideWhenUsed="1"/>
+    <w:lsdException w:name="List Bullet" w:semiHidden="1" w:unhideWhenUsed="1"/>
+    <w:lsdException w:name="List Number" w:semiHidden="1" w:unhideWhenUsed="1"/>
+    <w:lsdException w:name="List 2" w:semiHidden="1" w:unhideWhenUsed="1"/>
+    <w:lsdException w:name="List 3" w:semiHidden="1" w:unhideWhenUsed="1"/>
+    <w:lsdException w:name="List 4" w:semiHidden="1" w:unhideWhenUsed="1"/>
+    <w:lsdException w:name="List 5" w:semiHidden="1" w:unhideWhenUsed="1"/>
+    <w:lsdException w:name="List Bullet 2" w:semiHidden="1" w:unhideWhenUsed="1"/>
+    <w:lsdException w:name="List Bullet 3" w:semiHidden="1" w:unhideWhenUsed="1"/>
+    <w:lsdException w:name="List Bullet 4" w:semiHidden="1" w:unhideWhenUsed="1"/>
+    <w:lsdException w:name="List Bullet 5" w:semiHidden="1" w:unhideWhenUsed="1"/>
+    <w:lsdException w:name="List Number 2" w:semiHidden="1" w:unhideWhenUsed="1"/>
+    <w:lsdException w:name="List Number 3" w:semiHidden="1" w:unhideWhenUsed="1"/>
+    <w:lsdException w:name="List Number 4" w:semiHidden="1" w:unhideWhenUsed="1"/>
+    <w:lsdException w:name="List Number 5" w:semiHidden="1" w:unhideWhenUsed="1"/>
+    <w:lsdException w:name="Title" w:uiPriority="10" w:qFormat="1"/>
+    <w:lsdException w:name="Closing" w:semiHidden="1" w:unhideWhenUsed="1"/>
+    <w:lsdException w:name="Signature" w:semiHidden="1" w:unhideWhenUsed="1"/>
+    <w:lsdException w:name="Default Paragraph Font" w:semiHidden="1" w:uiPriority="1" w:unhideWhenUsed="1"/>
+    <w:lsdException w:name="Body Text" w:semiHidden="1" w:unhideWhenUsed="1"/>
+    <w:lsdException w:name="Body Text Indent" w:semiHidden="1" w:unhideWhenUsed="1"/>
+    <w:lsdException w:name="List Continue" w:semiHidden="1" w:unhideWhenUsed="1"/>
+    <w:lsdException w:name="List Continue 2" w:semiHidden="1" w:unhideWhenUsed="1"/>
+    <w:lsdException w:name="List Continue 3" w:semiHidden="1" w:unhideWhenUsed="1"/>
+    <w:lsdException w:name="List Continue 4" w:semiHidden="1" w:unhideWhenUsed="1"/>
+    <w:lsdException w:name="List Continue 5" w:semiHidden="1" w:unhideWhenUsed="1"/>
+    <w:lsdException w:name="Message Header" w:semiHidden="1" w:unhideWhenUsed="1"/>
+    <w:lsdException w:name="Subtitle" w:uiPriority="11" w:qFormat="1"/>
+    <w:lsdException w:name="Salutation" w:semiHidden="1" w:unhideWhenUsed="1"/>
+    <w:lsdException w:name="Date" w:semiHidden="1" w:unhideWhenUsed="1"/>
+    <w:lsdException w:name="Body Text First Indent" w:semiHidden="1" w:unhideWhenUsed="1"/>
+    <w:lsdException w:name="Body Text First Indent 2" w:semiHidden="1" w:unhideWhenUsed="1"/>
+    <w:lsdException w:name="Note Heading" w:semiHidden="1" w:unhideWhenUsed="1"/>
+    <w:lsdException w:name="Body Text 2" w:semiHidden="1" w:unhideWhenUsed="1"/>
+    <w:lsdException w:name="Body Text 3" w:semiHidden="1" w:unhideWhenUsed="1"/>
+    <w:lsdException w:name="Body Text Indent 2" w:semiHidden="1" w:unhideWhenUsed="1"/>
+    <w:lsdException w:name="Body Text Indent 3" w:semiHidden="1" w:unhideWhenUsed="1"/>
+    <w:lsdException w:name="Block Text" w:semiHidden="1" w:unhideWhenUsed="1"/>
+    <w:lsdException w:name="Hyperlink" w:semiHidden="1" w:unhideWhenUsed="1"/>
+    <w:lsdException w:name="FollowedHyperlink" w:semiHidden="1" w:unhideWhenUsed="1"/>
+    <w:lsdException w:name="Strong" w:uiPriority="22" w:qFormat="1"/>
+    <w:lsdException w:name="Emphasis" w:uiPriority="20" w:qFormat="1"/>
+    <w:lsdException w:name="Document Map" w:semiHidden="1" w:unhideWhenUsed="1"/>
+    <w:lsdException w:name="Plain Text" w:semiHidden="1" w:unhideWhenUsed="1"/>
+    <w:lsdException w:name="E-mail Signature" w:semiHidden="1" w:unhideWhenUsed="1"/>
+    <w:lsdException w:name="HTML Top of Form" w:semiHidden="1" w:unhideWhenUsed="1"/>
+    <w:lsdException w:name="HTML Bottom of Form" w:semiHidden="1" w:unhideWhenUsed="1"/>
+    <w:lsdException w:name="Normal (Web)" w:semiHidden="1" w:unhideWhenUsed="1"/>
+    <w:lsdException w:name="HTML Acronym" w:semiHidden="1" w:unhideWhenUsed="1"/>
+    <w:lsdException w:name="HTML Address" w:semiHidden="1" w:unhideWhenUsed="1"/>
+    <w:lsdException w:name="HTML Cite" w:semiHidden="1" w:unhideWhenUsed="1"/>
+    <w:lsdException w:name="HTML Code" w:semiHidden="1" w:unhideWhenUsed="1"/>
+    <w:lsdException w:name="HTML Definition" w:semiHidden="1" w:unhideWhenUsed="1"/>
+    <w:lsdException w:name="HTML Keyboard" w:semiHidden="1" w:unhideWhenUsed="1"/>
+    <w:lsdException w:name="HTML Preformatted" w:semiHidden="1" w:unhideWhenUsed="1"/>
+    <w:lsdException w:name="HTML Sample" w:semiHidden="1" w:unhideWhenUsed="1"/>
+    <w:lsdException w:name="HTML Typewriter" w:semiHidden="1" w:unhideWhenUsed="1"/>
+    <w:lsdException w:name="HTML Variable" w:semiHidden="1" w:unhideWhenUsed="1"/>
+    <w:lsdException w:name="Normal Table" w:semiHidden="1" w:unhideWhenUsed="1"/>
+    <w:lsdException w:name="annotation subject" w:semiHidden="1" w:unhideWhenUsed="1"/>
+    <w:lsdException w:name="No List" w:semiHidden="1" w:unhideWhenUsed="1"/>
+    <w:lsdException w:name="Outline List 1" w:semiHidden="1" w:unhideWhenUsed="1"/>
+    <w:lsdException w:name="Outline List 2" w:semiHidden="1" w:unhideWhenUsed="1"/>
+    <w:lsdException w:name="Outline List 3" w:semiHidden="1" w:unhideWhenUsed="1"/>
+    <w:lsdException w:name="Table Simple 1" w:semiHidden="1" w:unhideWhenUsed="1"/>
+    <w:lsdException w:name="Table Simple 2" w:semiHidden="1" w:unhideWhenUsed="1"/>
+    <w:lsdException w:name="Table Simple 3" w:semiHidden="1" w:unhideWhenUsed="1"/>
+    <w:lsdException w:name="Table Classic 1" w:semiHidden="1" w:unhideWhenUsed="1"/>
+    <w:lsdException w:name="Table Classic 2" w:semiHidden="1" w:unhideWhenUsed="1"/>
+    <w:lsdException w:name="Table Classic 3" w:semiHidden="1" w:unhideWhenUsed="1"/>
+    <w:lsdException w:name="Table Classic 4" w:semiHidden="1" w:unhideWhenUsed="1"/>
+    <w:lsdException w:name="Table Colorful 1" w:semiHidden="1" w:unhideWhenUsed="1"/>
+    <w:lsdException w:name="Table Colorful 2" w:semiHidden="1" w:unhideWhenUsed="1"/>
+    <w:lsdException w:name="Table Colorful 3" w:semiHidden="1" w:unhideWhenUsed="1"/>
+    <w:lsdException w:name="Table Columns 1" w:semiHidden="1" w:unhideWhenUsed="1"/>
+    <w:lsdException w:name="Table Columns 2" w:semiHidden="1" w:unhideWhenUsed="1"/>
+    <w:lsdException w:name="Table Columns 3" w:semiHidden="1" w:unhideWhenUsed="1"/>
+    <w:lsdException w:name="Table Columns 4" w:semiHidden="1" w:unhideWhenUsed="1"/>
+    <w:lsdException w:name="Table Columns 5" w:semiHidden="1" w:unhideWhenUsed="1"/>
+    <w:lsdException w:name="Table Grid 1" w:semiHidden="1" w:unhideWhenUsed="1"/>
+    <w:lsdException w:name="Table Grid 2" w:semiHidden="1" w:unhideWhenUsed="1"/>
+    <w:lsdException w:name="Table Grid 3" w:semiHidden="1" w:unhideWhenUsed="1"/>
+    <w:lsdException w:name="Table Grid 4" w:semiHidden="1" w:unhideWhenUsed="1"/>
+    <w:lsdException w:name="Table Grid 5" w:semiHidden="1" w:unhideWhenUsed="1"/>
+    <w:lsdException w:name="Table Grid 6" w:semiHidden="1" w:unhideWhenUsed="1"/>
+    <w:lsdException w:name="Table Grid 7" w:semiHidden="1" w:unhideWhenUsed="1"/>
+    <w:lsdException w:name="Table Grid 8" w:semiHidden="1" w:unhideWhenUsed="1"/>
+    <w:lsdException w:name="Table List 1" w:semiHidden="1" w:unhideWhenUsed="1"/>
+    <w:lsdException w:name="Table List 2" w:semiHidden="1" w:unhideWhenUsed="1"/>
+    <w:lsdException w:name="Table List 3" w:semiHidden="1" w:unhideWhenUsed="1"/>
+    <w:lsdException w:name="Table List 4" w:semiHidden="1" w:unhideWhenUsed="1"/>
+    <w:lsdException w:name="Table List 5" w:semiHidden="1" w:unhideWhenUsed="1"/>
+    <w:lsdException w:name="Table List 6" w:semiHidden="1" w:unhideWhenUsed="1"/>
+    <w:lsdException w:name="Table List 7" w:semiHidden="1" w:unhideWhenUsed="1"/>
+    <w:lsdException w:name="Table List 8" w:semiHidden="1" w:unhideWhenUsed="1"/>
+    <w:lsdException w:name="Table 3D effects 1" w:semiHidden="1" w:unhideWhenUsed="1"/>
+    <w:lsdException w:name="Table 3D effects 2" w:semiHidden="1" w:unhideWhenUsed="1"/>
+    <w:lsdException w:name="Table 3D effects 3" w:semiHidden="1" w:unhideWhenUsed="1"/>
+    <w:lsdException w:name="Table Contemporary" w:semiHidden="1" w:unhideWhenUsed="1"/>
+    <w:lsdException w:name="Table Elegant" w:semiHidden="1" w:unhideWhenUsed="1"/>
+    <w:lsdException w:name="Table Professional" w:semiHidden="1" w:unhideWhenUsed="1"/>
+    <w:lsdException w:name="Table Subtle 1" w:semiHidden="1" w:unhideWhenUsed="1"/>
+    <w:lsdException w:name="Table Subtle 2" w:semiHidden="1" w:unhideWhenUsed="1"/>
+    <w:lsdException w:name="Table Web 1" w:semiHidden="1" w:unhideWhenUsed="1"/>
+    <w:lsdException w:name="Table Web 2" w:semiHidden="1" w:unhideWhenUsed="1"/>
+    <w:lsdException w:name="Table Web 3" w:semiHidden="1" w:unhideWhenUsed="1"/>
+    <w:lsdException w:name="Balloon Text" w:semiHidden="1" w:unhideWhenUsed="1"/>
+    <w:lsdException w:name="Table Grid" w:uiPriority="39"/>
+    <w:lsdException w:name="Table Theme" w:semiHidden="1" w:unhideWhenUsed="1"/>
+    <w:lsdException w:name="Placeholder Text" w:semiHidden="1"/>
+    <w:lsdException w:name="No Spacing" w:uiPriority="1" w:qFormat="1"/>
+    <w:lsdException w:name="Light Shading" w:uiPriority="60"/>
+    <w:lsdException w:name="Light List" w:uiPriority="61"/>
+    <w:lsdException w:name="Light Grid" w:uiPriority="62"/>
+    <w:lsdException w:name="Medium Shading 1" w:uiPriority="63"/>
+    <w:lsdException w:name="Medium Shading 2" w:uiPriority="64"/>
+    <w:lsdException w:name="Medium List 1" w:uiPriority="65"/>
+    <w:lsdException w:name="Medium List 2" w:uiPriority="66"/>
+    <w:lsdException w:name="Medium Grid 1" w:uiPriority="67"/>
+    <w:lsdException w:name="Medium Grid 2" w:uiPriority="68"/>
+    <w:lsdException w:name="Medium Grid 3" w:uiPriority="69"/>
+    <w:lsdException w:name="Dark List" w:uiPriority="70"/>
+    <w:lsdException w:name="Colorful Shading" w:uiPriority="71"/>
+    <w:lsdException w:name="Colorful List" w:uiPriority="72"/>
+    <w:lsdException w:name="Colorful Grid" w:uiPriority="73"/>
+    <w:lsdException w:name="Light Shading Accent 1" w:uiPriority="60"/>
+    <w:lsdException w:name="Light List Accent 1" w:uiPriority="61"/>
+    <w:lsdException w:name="Light Grid Accent 1" w:uiPriority="62"/>
+    <w:lsdException w:name="Medium Shading 1 Accent 1" w:uiPriority="63"/>
+    <w:lsdException w:name="Medium Shading 2 Accent 1" w:uiPriority="64"/>
+    <w:lsdException w:name="Medium List 1 Accent 1" w:uiPriority="65"/>
+    <w:lsdException w:name="Revision" w:semiHidden="1"/>
+    <w:lsdException w:name="List Paragraph" w:uiPriority="34" w:qFormat="1"/>
+    <w:lsdException w:name="Quote" w:uiPriority="29" w:qFormat="1"/>
+    <w:lsdException w:name="Intense Quote" w:uiPriority="30" w:qFormat="1"/>
+    <w:lsdException w:name="Medium List 2 Accent 1" w:uiPriority="66"/>
+    <w:lsdException w:name="Medium Grid 1 Accent 1" w:uiPriority="67"/>
+    <w:lsdException w:name="Medium Grid 2 Accent 1" w:uiPriority="68"/>
+    <w:lsdException w:name="Medium Grid 3 Accent 1" w:uiPriority="69"/>
+    <w:lsdException w:name="Dark List Accent 1" w:uiPriority="70"/>
+    <w:lsdException w:name="Colorful Shading Accent 1" w:uiPriority="71"/>
+    <w:lsdException w:name="Colorful List Accent 1" w:uiPriority="72"/>
+    <w:lsdException w:name="Colorful Grid Accent 1" w:uiPriority="73"/>
+    <w:lsdException w:name="Light Shading Accent 2" w:uiPriority="60"/>
+    <w:lsdException w:name="Light List Accent 2" w:uiPriority="61"/>
+    <w:lsdException w:name="Light Grid Accent 2" w:uiPriority="62"/>
+    <w:lsdException w:name="Medium Shading 1 Accent 2" w:uiPriority="63"/>
+    <w:lsdException w:name="Medium Shading 2 Accent 2" w:uiPriority="64"/>
+    <w:lsdException w:name="Medium List 1 Accent 2" w:uiPriority="65"/>
+    <w:lsdException w:name="Medium List 2 Accent 2" w:uiPriority="66"/>
+    <w:lsdException w:name="Medium Grid 1 Accent 2" w:uiPriority="67"/>
+    <w:lsdException w:name="Medium Grid 2 Accent 2" w:uiPriority="68"/>
+    <w:lsdException w:name="Medium Grid 3 Accent 2" w:uiPriority="69"/>
+    <w:lsdException w:name="Dark List Accent 2" w:uiPriority="70"/>
+    <w:lsdException w:name="Colorful Shading Accent 2" w:uiPriority="71"/>
+    <w:lsdException w:name="Colorful List Accent 2" w:uiPriority="72"/>
+    <w:lsdException w:name="Colorful Grid Accent 2" w:uiPriority="73"/>
+    <w:lsdException w:name="Light Shading Accent 3" w:uiPriority="60"/>
+    <w:lsdException w:name="Light List Accent 3" w:uiPriority="61"/>
+    <w:lsdException w:name="Light Grid Accent 3" w:uiPriority="62"/>
+    <w:lsdException w:name="Medium Shading 1 Accent 3" w:uiPriority="63"/>
+    <w:lsdException w:name="Medium Shading 2 Accent 3" w:uiPriority="64"/>
+    <w:lsdException w:name="Medium List 1 Accent 3" w:uiPriority="65"/>
+    <w:lsdException w:name="Medium List 2 Accent 3" w:uiPriority="66"/>
+    <w:lsdException w:name="Medium Grid 1 Accent 3" w:uiPriority="67"/>
+    <w:lsdException w:name="Medium Grid 2 Accent 3" w:uiPriority="68"/>
+    <w:lsdException w:name="Medium Grid 3 Accent 3" w:uiPriority="69"/>
+    <w:lsdException w:name="Dark List Accent 3" w:uiPriority="70"/>
+    <w:lsdException w:name="Colorful Shading Accent 3" w:uiPriority="71"/>
+    <w:lsdException w:name="Colorful List Accent 3" w:uiPriority="72"/>
+    <w:lsdException w:name="Colorful Grid Accent 3" w:uiPriority="73"/>
+    <w:lsdException w:name="Light Shading Accent 4" w:uiPriority="60"/>
+    <w:lsdException w:name="Light List Accent 4" w:uiPriority="61"/>
+    <w:lsdException w:name="Light Grid Accent 4" w:uiPriority="62"/>
+    <w:lsdException w:name="Medium Shading 1 Accent 4" w:uiPriority="63"/>
+    <w:lsdException w:name="Medium Shading 2 Accent 4" w:uiPriority="64"/>
+    <w:lsdException w:name="Medium List 1 Accent 4" w:uiPriority="65"/>
+    <w:lsdException w:name="Medium List 2 Accent 4" w:uiPriority="66"/>
+    <w:lsdException w:name="Medium Grid 1 Accent 4" w:uiPriority="67"/>
+    <w:lsdException w:name="Medium Grid 2 Accent 4" w:uiPriority="68"/>
+    <w:lsdException w:name="Medium Grid 3 Accent 4" w:uiPriority="69"/>
+    <w:lsdException w:name="Dark List Accent 4" w:uiPriority="70"/>
+    <w:lsdException w:name="Colorful Shading Accent 4" w:uiPriority="71"/>
+    <w:lsdException w:name="Colorful List Accent 4" w:uiPriority="72"/>
+    <w:lsdException w:name="Colorful Grid Accent 4" w:uiPriority="73"/>
+    <w:lsdException w:name="Light Shading Accent 5" w:uiPriority="60"/>
+    <w:lsdException w:name="Light List Accent 5" w:uiPriority="61"/>
+    <w:lsdException w:name="Light Grid Accent 5" w:uiPriority="62"/>
+    <w:lsdException w:name="Medium Shading 1 Accent 5" w:uiPriority="63"/>
+    <w:lsdException w:name="Medium Shading 2 Accent 5" w:uiPriority="64"/>
+    <w:lsdException w:name="Medium List 1 Accent 5" w:uiPriority="65"/>
+    <w:lsdException w:name="Medium List 2 Accent 5" w:uiPriority="66"/>
+    <w:lsdException w:name="Medium Grid 1 Accent 5" w:uiPriority="67"/>
+    <w:lsdException w:name="Medium Grid 2 Accent 5" w:uiPriority="68"/>
+    <w:lsdException w:name="Medium Grid 3 Accent 5" w:uiPriority="69"/>
+    <w:lsdException w:name="Dark List Accent 5" w:uiPriority="70"/>
+    <w:lsdException w:name="Colorful Shading Accent 5" w:uiPriority="71"/>
+    <w:lsdException w:name="Colorful List Accent 5" w:uiPriority="72"/>
+    <w:lsdException w:name="Colorful Grid Accent 5" w:uiPriority="73"/>
+    <w:lsdException w:name="Light Shading Accent 6" w:uiPriority="60"/>
+    <w:lsdException w:name="Light List Accent 6" w:uiPriority="61"/>
+    <w:lsdException w:name="Light Grid Accent 6" w:uiPriority="62"/>
+    <w:lsdException w:name="Medium Shading 1 Accent 6" w:uiPriority="63"/>
+    <w:lsdException w:name="Medium Shading 2 Accent 6" w:uiPriority="64"/>
+    <w:lsdException w:name="Medium List 1 Accent 6" w:uiPriority="65"/>
+    <w:lsdException w:name="Medium List 2 Accent 6" w:uiPriority="66"/>
+    <w:lsdException w:name="Medium Grid 1 Accent 6" w:uiPriority="67"/>
+    <w:lsdException w:name="Medium Grid 2 Accent 6" w:uiPriority="68"/>
+    <w:lsdException w:name="Medium Grid 3 Accent 6" w:uiPriority="69"/>
+    <w:lsdException w:name="Dark List Accent 6" w:uiPriority="70"/>
+    <w:lsdException w:name="Colorful Shading Accent 6" w:uiPriority="71"/>
+    <w:lsdException w:name="Colorful List Accent 6" w:uiPriority="72"/>
+    <w:lsdException w:name="Colorful Grid Accent 6" w:uiPriority="73"/>
+    <w:lsdException w:name="Subtle Emphasis" w:uiPriority="19" w:qFormat="1"/>
+    <w:lsdException w:name="Intense Emphasis" w:uiPriority="21" w:qFormat="1"/>
+    <w:lsdException w:name="Subtle Reference" w:uiPriority="31" w:qFormat="1"/>
+    <w:lsdException w:name="Intense Reference" w:uiPriority="32" w:qFormat="1"/>
+    <w:lsdException w:name="Book Title" w:uiPriority="33" w:qFormat="1"/>
+    <w:lsdException w:name="Bibliography" w:semiHidden="1" w:uiPriority="37" w:unhideWhenUsed="1"/>
+    <w:lsdException w:name="TOC Heading" w:semiHidden="1" w:uiPriority="39" w:unhideWhenUsed="1" w:qFormat="1"/>
+    <w:lsdException w:name="Plain Table 1" w:uiPriority="41"/>
+    <w:lsdException w:name="Plain Table 2" w:uiPriority="42"/>
+    <w:lsdException w:name="Plain Table 3" w:uiPriority="43"/>
+    <w:lsdException w:name="Plain Table 4" w:uiPriority="44"/>
+    <w:lsdException w:name="Plain Table 5" w:uiPriority="45"/>
+    <w:lsdException w:name="Grid Table Light" w:uiPriority="40"/>
+    <w:lsdException w:name="Grid Table 1 Light" w:uiPriority="46"/>
+    <w:lsdException w:name="Grid Table 2" w:uiPriority="47"/>
+    <w:lsdException w:name="Grid Table 3" w:uiPriority="48"/>
+    <w:lsdException w:name="Grid Table 4" w:uiPriority="49"/>
+    <w:lsdException w:name="Grid Table 5 Dark" w:uiPriority="50"/>
+    <w:lsdException w:name="Grid Table 6 Colorful" w:uiPriority="51"/>
+    <w:lsdException w:name="Grid Table 7 Colorful" w:uiPriority="52"/>
+    <w:lsdException w:name="Grid Table 1 Light Accent 1" w:uiPriority="46"/>
+    <w:lsdException w:name="Grid Table 2 Accent 1" w:uiPriority="47"/>
+    <w:lsdException w:name="Grid Table 3 Accent 1" w:uiPriority="48"/>
+    <w:lsdException w:name="Grid Table 4 Accent 1" w:uiPriority="49"/>
+    <w:lsdException w:name="Grid Table 5 Dark Accent 1" w:uiPriority="50"/>
+    <w:lsdException w:name="Grid Table 6 Colorful Accent 1" w:uiPriority="51"/>
+    <w:lsdException w:name="Grid Table 7 Colorful Accent 1" w:uiPriority="52"/>
+    <w:lsdException w:name="Grid Table 1 Light Accent 2" w:uiPriority="46"/>
+    <w:lsdException w:name="Grid Table 2 Accent 2" w:uiPriority="47"/>
+    <w:lsdException w:name="Grid Table 3 Accent 2" w:uiPriority="48"/>
+    <w:lsdException w:name="Grid Table 4 Accent 2" w:uiPriority="49"/>
+    <w:lsdException w:name="Grid Table 5 Dark Accent 2" w:uiPriority="50"/>
+    <w:lsdException w:name="Grid Table 6 Colorful Accent 2" w:uiPriority="51"/>
+    <w:lsdException w:name="Grid Table 7 Colorful Accent 2" w:uiPriority="52"/>
+    <w:lsdException w:name="Grid Table 1 Light Accent 3" w:uiPriority="46"/>
+    <w:lsdException w:name="Grid Table 2 Accent 3" w:uiPriority="47"/>
+    <w:lsdException w:name="Grid Table 3 Accent 3" w:uiPriority="48"/>
+    <w:lsdException w:name="Grid Table 4 Accent 3" w:uiPriority="49"/>
+    <w:lsdException w:name="Grid Table 5 Dark Accent 3" w:uiPriority="50"/>
+    <w:lsdException w:name="Grid Table 6 Colorful Accent 3" w:uiPriority="51"/>
+    <w:lsdException w:name="Grid Table 7 Colorful Accent 3" w:uiPriority="52"/>
+    <w:lsdException w:name="Grid Table 1 Light Accent 4" w:uiPriority="46"/>
+    <w:lsdException w:name="Grid Table 2 Accent 4" w:uiPriority="47"/>
+    <w:lsdException w:name="Grid Table 3 Accent 4" w:uiPriority="48"/>
+    <w:lsdException w:name="Grid Table 4 Accent 4" w:uiPriority="49"/>
+    <w:lsdException w:name="Grid Table 5 Dark Accent 4" w:uiPriority="50"/>
+    <w:lsdException w:name="Grid Table 6 Colorful Accent 4" w:uiPriority="51"/>
+    <w:lsdException w:name="Grid Table 7 Colorful Accent 4" w:uiPriority="52"/>
+    <w:lsdException w:name="Grid Table 1 Light Accent 5" w:uiPriority="46"/>
+    <w:lsdException w:name="Grid Table 2 Accent 5" w:uiPriority="47"/>
+    <w:lsdException w:name="Grid Table 3 Accent 5" w:uiPriority="48"/>
+    <w:lsdException w:name="Grid Table 4 Accent 5" w:uiPriority="49"/>
+    <w:lsdException w:name="Grid Table 5 Dark Accent 5" w:uiPriority="50"/>
+    <w:lsdException w:name="Grid Table 6 Colorful Accent 5" w:uiPriority="51"/>
+    <w:lsdException w:name="Grid Table 7 Colorful Accent 5" w:uiPriority="52"/>
+    <w:lsdException w:name="Grid Table 1 Light Accent 6" w:uiPriority="46"/>
+    <w:lsdException w:name="Grid Table 2 Accent 6" w:uiPriority="47"/>
+    <w:lsdException w:name="Grid Table 3 Accent 6" w:uiPriority="48"/>
+    <w:lsdException w:name="Grid Table 4 Accent 6" w:uiPriority="49"/>
+    <w:lsdException w:name="Grid Table 5 Dark Accent 6" w:uiPriority="50"/>
+    <w:lsdException w:name="Grid Table 6 Colorful Accent 6" w:uiPriority="51"/>
+    <w:lsdException w:name="Grid Table 7 Colorful Accent 6" w:uiPriority="52"/>
+    <w:lsdException w:name="List Table 1 Light" w:uiPriority="46"/>
+    <w:lsdException w:name="List Table 2" w:uiPriority="47"/>
+    <w:lsdException w:name="List Table 3" w:uiPriority="48"/>
+    <w:lsdException w:name="List Table 4" w:uiPriority="49"/>
+    <w:lsdException w:name="List Table 5 Dark" w:uiPriority="50"/>
+    <w:lsdException w:name="List Table 6 Colorful" w:uiPriority="51"/>
+    <w:lsdException w:name="List Table 7 Colorful" w:uiPriority="52"/>
+    <w:lsdException w:name="List Table 1 Light Accent 1" w:uiPriority="46"/>
+    <w:lsdException w:name="List Table 2 Accent 1" w:uiPriority="47"/>
+    <w:lsdException w:name="List Table 3 Accent 1" w:uiPriority="48"/>
+    <w:lsdException w:name="List Table 4 Accent 1" w:uiPriority="49"/>
+    <w:lsdException w:name="List Table 5 Dark Accent 1" w:uiPriority="50"/>
+    <w:lsdException w:name="List Table 6 Colorful Accent 1" w:uiPriority="51"/>
+    <w:lsdException w:name="List Table 7 Colorful Accent 1" w:uiPriority="52"/>
+    <w:lsdException w:name="List Table 1 Light Accent 2" w:uiPriority="46"/>
+    <w:lsdException w:name="List Table 2 Accent 2" w:uiPriority="47"/>
+    <w:lsdException w:name="List Table 3 Accent 2" w:uiPriority="48"/>
+    <w:lsdException w:name="List Table 4 Accent 2" w:uiPriority="49"/>
+    <w:lsdException w:name="List Table 5 Dark Accent 2" w:uiPriority="50"/>
+    <w:lsdException w:name="List Table 6 Colorful Accent 2" w:uiPriority="51"/>
+    <w:lsdException w:name="List Table 7 Colorful Accent 2" w:uiPriority="52"/>
+    <w:lsdException w:name="List Table 1 Light Accent 3" w:uiPriority="46"/>
+    <w:lsdException w:name="List Table 2 Accent 3" w:uiPriority="47"/>
+    <w:lsdException w:name="List Table 3 Accent 3" w:uiPriority="48"/>
+    <w:lsdException w:name="List Table 4 Accent 3" w:uiPriority="49"/>
+    <w:lsdException w:name="List Table 5 Dark Accent 3" w:uiPriority="50"/>
+    <w:lsdException w:name="List Table 6 Colorful Accent 3" w:uiPriority="51"/>
+    <w:lsdException w:name="List Table 7 Colorful Accent 3" w:uiPriority="52"/>
+    <w:lsdException w:name="List Table 1 Light Accent 4" w:uiPriority="46"/>
+    <w:lsdException w:name="List Table 2 Accent 4" w:uiPriority="47"/>
+    <w:lsdException w:name="List Table 3 Accent 4" w:uiPriority="48"/>
+    <w:lsdException w:name="List Table 4 Accent 4" w:uiPriority="49"/>
+    <w:lsdException w:name="List Table 5 Dark Accent 4" w:uiPriority="50"/>
+    <w:lsdException w:name="List Table 6 Colorful Accent 4" w:uiPriority="51"/>
+    <w:lsdException w:name="List Table 7 Colorful Accent 4" w:uiPriority="52"/>
+    <w:lsdException w:name="List Table 1 Light Accent 5" w:uiPriority="46"/>
+    <w:lsdException w:name="List Table 2 Accent 5" w:uiPriority="47"/>
+    <w:lsdException w:name="List Table 3 Accent 5" w:uiPriority="48"/>
+    <w:lsdException w:name="List Table 4 Accent 5" w:uiPriority="49"/>
+    <w:lsdException w:name="List Table 5 Dark Accent 5" w:uiPriority="50"/>
+    <w:lsdException w:name="List Table 6 Colorful Accent 5" w:uiPriority="51"/>
+    <w:lsdException w:name="List Table 7 Colorful Accent 5" w:uiPriority="52"/>
+    <w:lsdException w:name="List Table 1 Light Accent 6" w:uiPriority="46"/>
+    <w:lsdException w:name="List Table 2 Accent 6" w:uiPriority="47"/>
+    <w:lsdException w:name="List Table 3 Accent 6" w:uiPriority="48"/>
+    <w:lsdException w:name="List Table 4 Accent 6" w:uiPriority="49"/>
+    <w:lsdException w:name="List Table 5 Dark Accent 6" w:uiPriority="50"/>
+    <w:lsdException w:name="List Table 6 Colorful Accent 6" w:uiPriority="51"/>
+    <w:lsdException w:name="List Table 7 Colorful Accent 6" w:uiPriority="52"/>
+    <w:lsdException w:name="Mention" w:semiHidden="1" w:unhideWhenUsed="1"/>
+    <w:lsdException w:name="Smart Hyperlink" w:semiHidden="1" w:unhideWhenUsed="1"/>
+    <w:lsdException w:name="Hashtag" w:semiHidden="1" w:unhideWhenUsed="1"/>
+    <w:lsdException w:name="Unresolved Mention" w:semiHidden="1" w:unhideWhenUsed="1"/>
+  </w:latentStyles>
+  <w:style w:type="paragraph" w:default="1" w:styleId="Normal">
+    <w:name w:val="Normal"/>
+    <w:qFormat/>
   </w:style>
   <w:style w:type="paragraph" w:styleId="Heading1">
     <w:name w:val="heading 1"/>
     <w:basedOn w:val="Normal"/>
     <w:next w:val="Normal"/>
+    <w:uiPriority w:val="9"/>
+    <w:qFormat/>
     <w:pPr>
-      <w:keepNext w:val="1"/>
-      <w:keepLines w:val="1"/>
-      <w:pageBreakBefore w:val="0"/>
-      <w:spacing w:after="120" w:before="400" w:lineRule="auto"/>
+      <w:keepNext/>
+      <w:keepLines/>
+      <w:spacing w:before="400" w:after="120"/>
+      <w:outlineLvl w:val="0"/>
     </w:pPr>
     <w:rPr>
       <w:sz w:val="40"/>
@@ -4475,15 +4292,17 @@
     <w:name w:val="heading 2"/>
     <w:basedOn w:val="Normal"/>
     <w:next w:val="Normal"/>
+    <w:uiPriority w:val="9"/>
+    <w:semiHidden/>
+    <w:unhideWhenUsed/>
+    <w:qFormat/>
     <w:pPr>
-      <w:keepNext w:val="1"/>
-      <w:keepLines w:val="1"/>
-      <w:pageBreakBefore w:val="0"/>
-      <w:spacing w:after="120" w:before="360" w:lineRule="auto"/>
+      <w:keepNext/>
+      <w:keepLines/>
+      <w:spacing w:before="360" w:after="120"/>
+      <w:outlineLvl w:val="1"/>
     </w:pPr>
     <w:rPr>
-      <w:b w:val="0"/>
-      <w:bCs w:val="0"/>
       <w:sz w:val="32"/>
       <w:szCs w:val="32"/>
     </w:rPr>
@@ -4492,15 +4311,17 @@
     <w:name w:val="heading 3"/>
     <w:basedOn w:val="Normal"/>
     <w:next w:val="Normal"/>
+    <w:uiPriority w:val="9"/>
+    <w:semiHidden/>
+    <w:unhideWhenUsed/>
+    <w:qFormat/>
     <w:pPr>
-      <w:keepNext w:val="1"/>
-      <w:keepLines w:val="1"/>
-      <w:pageBreakBefore w:val="0"/>
-      <w:spacing w:after="80" w:before="320" w:lineRule="auto"/>
+      <w:keepNext/>
+      <w:keepLines/>
+      <w:spacing w:before="320" w:after="80"/>
+      <w:outlineLvl w:val="2"/>
     </w:pPr>
     <w:rPr>
-      <w:b w:val="0"/>
-      <w:bCs w:val="0"/>
       <w:color w:val="434343"/>
       <w:sz w:val="28"/>
       <w:szCs w:val="28"/>
@@ -4510,11 +4331,15 @@
     <w:name w:val="heading 4"/>
     <w:basedOn w:val="Normal"/>
     <w:next w:val="Normal"/>
+    <w:uiPriority w:val="9"/>
+    <w:semiHidden/>
+    <w:unhideWhenUsed/>
+    <w:qFormat/>
     <w:pPr>
-      <w:keepNext w:val="1"/>
-      <w:keepLines w:val="1"/>
-      <w:pageBreakBefore w:val="0"/>
-      <w:spacing w:after="80" w:before="280" w:lineRule="auto"/>
+      <w:keepNext/>
+      <w:keepLines/>
+      <w:spacing w:before="280" w:after="80"/>
+      <w:outlineLvl w:val="3"/>
     </w:pPr>
     <w:rPr>
       <w:color w:val="666666"/>
@@ -4526,45 +4351,88 @@
     <w:name w:val="heading 5"/>
     <w:basedOn w:val="Normal"/>
     <w:next w:val="Normal"/>
+    <w:uiPriority w:val="9"/>
+    <w:semiHidden/>
+    <w:unhideWhenUsed/>
+    <w:qFormat/>
     <w:pPr>
-      <w:keepNext w:val="1"/>
-      <w:keepLines w:val="1"/>
-      <w:pageBreakBefore w:val="0"/>
-      <w:spacing w:after="80" w:before="240" w:lineRule="auto"/>
+      <w:keepNext/>
+      <w:keepLines/>
+      <w:spacing w:before="240" w:after="80"/>
+      <w:outlineLvl w:val="4"/>
     </w:pPr>
     <w:rPr>
       <w:color w:val="666666"/>
-      <w:sz w:val="22"/>
-      <w:szCs w:val="22"/>
     </w:rPr>
   </w:style>
   <w:style w:type="paragraph" w:styleId="Heading6">
     <w:name w:val="heading 6"/>
     <w:basedOn w:val="Normal"/>
     <w:next w:val="Normal"/>
+    <w:uiPriority w:val="9"/>
+    <w:semiHidden/>
+    <w:unhideWhenUsed/>
+    <w:qFormat/>
     <w:pPr>
-      <w:keepNext w:val="1"/>
-      <w:keepLines w:val="1"/>
-      <w:pageBreakBefore w:val="0"/>
-      <w:spacing w:after="80" w:before="240" w:lineRule="auto"/>
+      <w:keepNext/>
+      <w:keepLines/>
+      <w:spacing w:before="240" w:after="80"/>
+      <w:outlineLvl w:val="5"/>
     </w:pPr>
     <w:rPr>
-      <w:i w:val="1"/>
-      <w:iCs w:val="1"/>
+      <w:i/>
+      <w:iCs/>
       <w:color w:val="666666"/>
-      <w:sz w:val="22"/>
-      <w:szCs w:val="22"/>
     </w:rPr>
+  </w:style>
+  <w:style w:type="character" w:default="1" w:styleId="DefaultParagraphFont">
+    <w:name w:val="Default Paragraph Font"/>
+    <w:uiPriority w:val="1"/>
+    <w:semiHidden/>
+    <w:unhideWhenUsed/>
+  </w:style>
+  <w:style w:type="table" w:default="1" w:styleId="TableNormal">
+    <w:name w:val="Normal Table"/>
+    <w:uiPriority w:val="99"/>
+    <w:semiHidden/>
+    <w:unhideWhenUsed/>
+    <w:tblPr>
+      <w:tblInd w:w="0" w:type="dxa"/>
+      <w:tblCellMar>
+        <w:top w:w="0" w:type="dxa"/>
+        <w:left w:w="108" w:type="dxa"/>
+        <w:bottom w:w="0" w:type="dxa"/>
+        <w:right w:w="108" w:type="dxa"/>
+      </w:tblCellMar>
+    </w:tblPr>
+  </w:style>
+  <w:style w:type="numbering" w:default="1" w:styleId="NoList">
+    <w:name w:val="No List"/>
+    <w:uiPriority w:val="99"/>
+    <w:semiHidden/>
+    <w:unhideWhenUsed/>
+  </w:style>
+  <w:style w:type="table" w:customStyle="1" w:styleId="TableNormal0">
+    <w:name w:val="TableNormal"/>
+    <w:tblPr>
+      <w:tblCellMar>
+        <w:top w:w="100" w:type="dxa"/>
+        <w:left w:w="100" w:type="dxa"/>
+        <w:bottom w:w="100" w:type="dxa"/>
+        <w:right w:w="100" w:type="dxa"/>
+      </w:tblCellMar>
+    </w:tblPr>
   </w:style>
   <w:style w:type="paragraph" w:styleId="Title">
     <w:name w:val="Title"/>
     <w:basedOn w:val="Normal"/>
     <w:next w:val="Normal"/>
+    <w:uiPriority w:val="10"/>
+    <w:qFormat/>
     <w:pPr>
-      <w:keepNext w:val="1"/>
-      <w:keepLines w:val="1"/>
-      <w:pageBreakBefore w:val="0"/>
-      <w:spacing w:after="60" w:before="0" w:lineRule="auto"/>
+      <w:keepNext/>
+      <w:keepLines/>
+      <w:spacing w:after="60"/>
     </w:pPr>
     <w:rPr>
       <w:sz w:val="52"/>
@@ -4575,16 +4443,14 @@
     <w:name w:val="Subtitle"/>
     <w:basedOn w:val="Normal"/>
     <w:next w:val="Normal"/>
+    <w:uiPriority w:val="11"/>
+    <w:qFormat/>
     <w:pPr>
-      <w:keepNext w:val="1"/>
-      <w:keepLines w:val="1"/>
-      <w:pageBreakBefore w:val="0"/>
-      <w:spacing w:after="320" w:before="0" w:lineRule="auto"/>
+      <w:keepNext/>
+      <w:keepLines/>
+      <w:spacing w:after="320"/>
     </w:pPr>
     <w:rPr>
-      <w:rFonts w:ascii="Arial" w:cs="Arial" w:eastAsia="Arial" w:hAnsi="Arial"/>
-      <w:i w:val="0"/>
-      <w:iCs w:val="0"/>
       <w:color w:val="666666"/>
       <w:sz w:val="30"/>
       <w:szCs w:val="30"/>
